--- a/Database_Design.docx
+++ b/Database_Design.docx
@@ -14627,21 +14627,7 @@
           <w:b/>
           <w:sz w:val="28"/>
         </w:rPr>
-        <w:t>1. </w:t>
-      </w:r>
-      <w:r>
-        <w:rPr>
-          <w:b/>
-          <w:sz w:val="28"/>
-        </w:rPr>
-        <w:t>First Normal Form (1NF)</w:t>
-      </w:r>
-      <w:r>
-        <w:rPr>
-          <w:b/>
-          <w:sz w:val="28"/>
-        </w:rPr>
-        <w:t>: Eliminating Duplicate Records</w:t>
+        <w:t>1. First Normal Form (1NF): Eliminating Duplicate Records</w:t>
       </w:r>
     </w:p>
     <w:p>
@@ -14720,21 +14706,7 @@
           <w:b/>
           <w:sz w:val="28"/>
         </w:rPr>
-        <w:t>2. </w:t>
-      </w:r>
-      <w:r>
-        <w:rPr>
-          <w:b/>
-          <w:sz w:val="28"/>
-        </w:rPr>
-        <w:t>Second Normal Form (2NF)</w:t>
-      </w:r>
-      <w:r>
-        <w:rPr>
-          <w:b/>
-          <w:sz w:val="28"/>
-        </w:rPr>
-        <w:t>: Eliminating Partial Dependency</w:t>
+        <w:t>2. Second Normal Form (2NF): Eliminating Partial Dependency</w:t>
       </w:r>
     </w:p>
     <w:p>
@@ -14830,21 +14802,7 @@
           <w:sz w:val="28"/>
         </w:rPr>
         <w:lastRenderedPageBreak/>
-        <w:t>3. </w:t>
-      </w:r>
-      <w:r>
-        <w:rPr>
-          <w:b/>
-          <w:sz w:val="28"/>
-        </w:rPr>
-        <w:t>Third Normal Form (3NF)</w:t>
-      </w:r>
-      <w:r>
-        <w:rPr>
-          <w:b/>
-          <w:sz w:val="28"/>
-        </w:rPr>
-        <w:t>: Eliminating Transitive Dependency</w:t>
+        <w:t>3. Third Normal Form (3NF): Eliminating Transitive Dependency</w:t>
       </w:r>
     </w:p>
     <w:p>
@@ -14948,6 +14906,7373 @@
       <w:proofErr w:type="spellEnd"/>
       <w:r>
         <w:t>".</w:t>
+      </w:r>
+    </w:p>
+    <w:p>
+      <w:pPr>
+        <w:pStyle w:val="NormalWeb"/>
+        <w:jc w:val="center"/>
+        <w:rPr>
+          <w:b/>
+          <w:color w:val="FF0000"/>
+          <w:sz w:val="40"/>
+          <w:szCs w:val="40"/>
+          <w:u w:val="single"/>
+        </w:rPr>
+      </w:pPr>
+      <w:r>
+        <w:rPr>
+          <w:b/>
+          <w:color w:val="FF0000"/>
+          <w:sz w:val="40"/>
+          <w:szCs w:val="40"/>
+          <w:u w:val="single"/>
+        </w:rPr>
+        <w:t>The Mental Process of Database Design</w:t>
+      </w:r>
+    </w:p>
+    <w:p>
+      <w:pPr>
+        <w:pStyle w:val="pdq2pgselectionanchorcontainer"/>
+      </w:pPr>
+      <w:r>
+        <w:t>Whenever you get a new project, your brain should go through these steps.</w:t>
+      </w:r>
+    </w:p>
+    <w:p>
+      <w:pPr>
+        <w:pStyle w:val="HTMLPreformatted"/>
+        <w:rPr>
+          <w:b/>
+          <w:sz w:val="22"/>
+          <w:szCs w:val="22"/>
+        </w:rPr>
+      </w:pPr>
+      <w:r>
+        <w:rPr>
+          <w:rStyle w:val="HTMLCode"/>
+          <w:b/>
+          <w:sz w:val="22"/>
+          <w:szCs w:val="22"/>
+        </w:rPr>
+        <w:t>1. Understand the Business</w:t>
+      </w:r>
+      <w:r>
+        <w:rPr>
+          <w:b/>
+          <w:sz w:val="22"/>
+          <w:szCs w:val="22"/>
+        </w:rPr>
+        <w:br/>
+      </w:r>
+      <w:r>
+        <w:rPr>
+          <w:rStyle w:val="HTMLCode"/>
+          <w:b/>
+          <w:sz w:val="22"/>
+          <w:szCs w:val="22"/>
+        </w:rPr>
+        <w:t xml:space="preserve">          ↓</w:t>
+      </w:r>
+      <w:r>
+        <w:rPr>
+          <w:b/>
+          <w:sz w:val="22"/>
+          <w:szCs w:val="22"/>
+        </w:rPr>
+        <w:br/>
+      </w:r>
+      <w:r>
+        <w:rPr>
+          <w:rStyle w:val="HTMLCode"/>
+          <w:b/>
+          <w:sz w:val="22"/>
+          <w:szCs w:val="22"/>
+        </w:rPr>
+        <w:t>2. Identify Features</w:t>
+      </w:r>
+      <w:r>
+        <w:rPr>
+          <w:b/>
+          <w:sz w:val="22"/>
+          <w:szCs w:val="22"/>
+        </w:rPr>
+        <w:br/>
+      </w:r>
+      <w:r>
+        <w:rPr>
+          <w:rStyle w:val="HTMLCode"/>
+          <w:b/>
+          <w:sz w:val="22"/>
+          <w:szCs w:val="22"/>
+        </w:rPr>
+        <w:t xml:space="preserve">          ↓</w:t>
+      </w:r>
+      <w:r>
+        <w:rPr>
+          <w:b/>
+          <w:sz w:val="22"/>
+          <w:szCs w:val="22"/>
+        </w:rPr>
+        <w:br/>
+      </w:r>
+      <w:r>
+        <w:rPr>
+          <w:rStyle w:val="HTMLCode"/>
+          <w:b/>
+          <w:sz w:val="22"/>
+          <w:szCs w:val="22"/>
+        </w:rPr>
+        <w:t>3. Identify Entities</w:t>
+      </w:r>
+      <w:r>
+        <w:rPr>
+          <w:b/>
+          <w:sz w:val="22"/>
+          <w:szCs w:val="22"/>
+        </w:rPr>
+        <w:br/>
+      </w:r>
+      <w:r>
+        <w:rPr>
+          <w:rStyle w:val="HTMLCode"/>
+          <w:b/>
+          <w:sz w:val="22"/>
+          <w:szCs w:val="22"/>
+        </w:rPr>
+        <w:t xml:space="preserve">          ↓</w:t>
+      </w:r>
+      <w:r>
+        <w:rPr>
+          <w:b/>
+          <w:sz w:val="22"/>
+          <w:szCs w:val="22"/>
+        </w:rPr>
+        <w:br/>
+      </w:r>
+      <w:r>
+        <w:rPr>
+          <w:rStyle w:val="HTMLCode"/>
+          <w:b/>
+          <w:sz w:val="22"/>
+          <w:szCs w:val="22"/>
+        </w:rPr>
+        <w:t>4. Identify Attributes</w:t>
+      </w:r>
+      <w:r>
+        <w:rPr>
+          <w:b/>
+          <w:sz w:val="22"/>
+          <w:szCs w:val="22"/>
+        </w:rPr>
+        <w:br/>
+      </w:r>
+      <w:r>
+        <w:rPr>
+          <w:rStyle w:val="HTMLCode"/>
+          <w:b/>
+          <w:sz w:val="22"/>
+          <w:szCs w:val="22"/>
+        </w:rPr>
+        <w:t xml:space="preserve">          ↓</w:t>
+      </w:r>
+      <w:r>
+        <w:rPr>
+          <w:b/>
+          <w:sz w:val="22"/>
+          <w:szCs w:val="22"/>
+        </w:rPr>
+        <w:br/>
+      </w:r>
+      <w:r>
+        <w:rPr>
+          <w:rStyle w:val="HTMLCode"/>
+          <w:b/>
+          <w:sz w:val="22"/>
+          <w:szCs w:val="22"/>
+        </w:rPr>
+        <w:t>5. Identify Relationships</w:t>
+      </w:r>
+      <w:r>
+        <w:rPr>
+          <w:b/>
+          <w:sz w:val="22"/>
+          <w:szCs w:val="22"/>
+        </w:rPr>
+        <w:br/>
+      </w:r>
+      <w:r>
+        <w:rPr>
+          <w:rStyle w:val="HTMLCode"/>
+          <w:b/>
+          <w:sz w:val="22"/>
+          <w:szCs w:val="22"/>
+        </w:rPr>
+        <w:t xml:space="preserve">          ↓</w:t>
+      </w:r>
+      <w:r>
+        <w:rPr>
+          <w:b/>
+          <w:sz w:val="22"/>
+          <w:szCs w:val="22"/>
+        </w:rPr>
+        <w:br/>
+      </w:r>
+      <w:r>
+        <w:rPr>
+          <w:rStyle w:val="HTMLCode"/>
+          <w:b/>
+          <w:sz w:val="22"/>
+          <w:szCs w:val="22"/>
+        </w:rPr>
+        <w:t>6. Identify Keys</w:t>
+      </w:r>
+      <w:r>
+        <w:rPr>
+          <w:b/>
+          <w:sz w:val="22"/>
+          <w:szCs w:val="22"/>
+        </w:rPr>
+        <w:br/>
+      </w:r>
+      <w:r>
+        <w:rPr>
+          <w:rStyle w:val="HTMLCode"/>
+          <w:b/>
+          <w:sz w:val="22"/>
+          <w:szCs w:val="22"/>
+        </w:rPr>
+        <w:t xml:space="preserve">          ↓</w:t>
+      </w:r>
+      <w:r>
+        <w:rPr>
+          <w:b/>
+          <w:sz w:val="22"/>
+          <w:szCs w:val="22"/>
+        </w:rPr>
+        <w:br/>
+      </w:r>
+      <w:r>
+        <w:rPr>
+          <w:rStyle w:val="HTMLCode"/>
+          <w:b/>
+          <w:sz w:val="22"/>
+          <w:szCs w:val="22"/>
+        </w:rPr>
+        <w:t>7. Normalize</w:t>
+      </w:r>
+      <w:r>
+        <w:rPr>
+          <w:b/>
+          <w:sz w:val="22"/>
+          <w:szCs w:val="22"/>
+        </w:rPr>
+        <w:br/>
+      </w:r>
+      <w:r>
+        <w:rPr>
+          <w:rStyle w:val="HTMLCode"/>
+          <w:b/>
+          <w:sz w:val="22"/>
+          <w:szCs w:val="22"/>
+        </w:rPr>
+        <w:t xml:space="preserve">          ↓</w:t>
+      </w:r>
+      <w:r>
+        <w:rPr>
+          <w:b/>
+          <w:sz w:val="22"/>
+          <w:szCs w:val="22"/>
+        </w:rPr>
+        <w:br/>
+      </w:r>
+      <w:r>
+        <w:rPr>
+          <w:rStyle w:val="HTMLCode"/>
+          <w:b/>
+          <w:sz w:val="22"/>
+          <w:szCs w:val="22"/>
+        </w:rPr>
+        <w:t>8. Add Constraints</w:t>
+      </w:r>
+      <w:r>
+        <w:rPr>
+          <w:b/>
+          <w:sz w:val="22"/>
+          <w:szCs w:val="22"/>
+        </w:rPr>
+        <w:br/>
+      </w:r>
+      <w:r>
+        <w:rPr>
+          <w:rStyle w:val="HTMLCode"/>
+          <w:b/>
+          <w:sz w:val="22"/>
+          <w:szCs w:val="22"/>
+        </w:rPr>
+        <w:t xml:space="preserve">          ↓</w:t>
+      </w:r>
+      <w:r>
+        <w:rPr>
+          <w:b/>
+          <w:sz w:val="22"/>
+          <w:szCs w:val="22"/>
+        </w:rPr>
+        <w:br/>
+      </w:r>
+      <w:r>
+        <w:rPr>
+          <w:rStyle w:val="HTMLCode"/>
+          <w:b/>
+          <w:sz w:val="22"/>
+          <w:szCs w:val="22"/>
+        </w:rPr>
+        <w:t>9. Think About Queries</w:t>
+      </w:r>
+      <w:r>
+        <w:rPr>
+          <w:b/>
+          <w:sz w:val="22"/>
+          <w:szCs w:val="22"/>
+        </w:rPr>
+        <w:br/>
+      </w:r>
+      <w:r>
+        <w:rPr>
+          <w:rStyle w:val="HTMLCode"/>
+          <w:b/>
+          <w:sz w:val="22"/>
+          <w:szCs w:val="22"/>
+        </w:rPr>
+        <w:t xml:space="preserve">          ↓</w:t>
+      </w:r>
+      <w:r>
+        <w:rPr>
+          <w:b/>
+          <w:sz w:val="22"/>
+          <w:szCs w:val="22"/>
+        </w:rPr>
+        <w:br/>
+      </w:r>
+      <w:r>
+        <w:rPr>
+          <w:rStyle w:val="HTMLCode"/>
+          <w:b/>
+          <w:sz w:val="22"/>
+          <w:szCs w:val="22"/>
+        </w:rPr>
+        <w:t>10. Create ER Diagram</w:t>
+      </w:r>
+      <w:r>
+        <w:rPr>
+          <w:b/>
+          <w:sz w:val="22"/>
+          <w:szCs w:val="22"/>
+        </w:rPr>
+        <w:br/>
+      </w:r>
+      <w:r>
+        <w:rPr>
+          <w:rStyle w:val="HTMLCode"/>
+          <w:b/>
+          <w:sz w:val="22"/>
+          <w:szCs w:val="22"/>
+        </w:rPr>
+        <w:t xml:space="preserve">          ↓</w:t>
+      </w:r>
+      <w:r>
+        <w:rPr>
+          <w:b/>
+          <w:sz w:val="22"/>
+          <w:szCs w:val="22"/>
+        </w:rPr>
+        <w:br/>
+      </w:r>
+      <w:r>
+        <w:rPr>
+          <w:rStyle w:val="HTMLCode"/>
+          <w:b/>
+          <w:sz w:val="22"/>
+          <w:szCs w:val="22"/>
+        </w:rPr>
+        <w:t>11. Implement Database</w:t>
+      </w:r>
+    </w:p>
+    <w:p>
+      <w:pPr>
+        <w:pStyle w:val="NormalWeb"/>
+      </w:pPr>
+      <w:proofErr w:type="gramStart"/>
+      <w:r>
+        <w:t>Let's</w:t>
+      </w:r>
+      <w:proofErr w:type="gramEnd"/>
+      <w:r>
+        <w:t xml:space="preserve"> understand each step.</w:t>
+      </w:r>
+    </w:p>
+    <w:p>
+      <w:pPr>
+        <w:pStyle w:val="Heading1"/>
+      </w:pPr>
+      <w:r>
+        <w:t>Step 1: Understand the Business</w:t>
+      </w:r>
+    </w:p>
+    <w:p>
+      <w:pPr>
+        <w:pStyle w:val="NormalWeb"/>
+      </w:pPr>
+      <w:proofErr w:type="gramStart"/>
+      <w:r>
+        <w:t>Don't</w:t>
+      </w:r>
+      <w:proofErr w:type="gramEnd"/>
+      <w:r>
+        <w:t xml:space="preserve"> think about SQL.</w:t>
+      </w:r>
+    </w:p>
+    <w:p>
+      <w:pPr>
+        <w:pStyle w:val="NormalWeb"/>
+      </w:pPr>
+      <w:r>
+        <w:t>Think about the product.</w:t>
+      </w:r>
+    </w:p>
+    <w:p>
+      <w:pPr>
+        <w:pStyle w:val="NormalWeb"/>
+      </w:pPr>
+      <w:r>
+        <w:t>Ask yourself:</w:t>
+      </w:r>
+    </w:p>
+    <w:p>
+      <w:pPr>
+        <w:pStyle w:val="NormalWeb"/>
+      </w:pPr>
+      <w:r>
+        <w:t>What is this application trying to solve?</w:t>
+      </w:r>
+    </w:p>
+    <w:p>
+      <w:pPr>
+        <w:pStyle w:val="NormalWeb"/>
+      </w:pPr>
+      <w:r>
+        <w:t>Example:</w:t>
+      </w:r>
+    </w:p>
+    <w:p>
+      <w:pPr>
+        <w:pStyle w:val="NormalWeb"/>
+      </w:pPr>
+      <w:r>
+        <w:t>Ticket Management System.</w:t>
+      </w:r>
+    </w:p>
+    <w:p>
+      <w:pPr>
+        <w:pStyle w:val="NormalWeb"/>
+      </w:pPr>
+      <w:r>
+        <w:lastRenderedPageBreak/>
+        <w:t>Business says:</w:t>
+      </w:r>
+    </w:p>
+    <w:p>
+      <w:pPr>
+        <w:pStyle w:val="NormalWeb"/>
+      </w:pPr>
+      <w:r>
+        <w:t>Users can create tickets.</w:t>
+      </w:r>
+    </w:p>
+    <w:p>
+      <w:pPr>
+        <w:pStyle w:val="NormalWeb"/>
+      </w:pPr>
+      <w:r>
+        <w:t>Admin can assign tickets.</w:t>
+      </w:r>
+    </w:p>
+    <w:p>
+      <w:pPr>
+        <w:pStyle w:val="NormalWeb"/>
+      </w:pPr>
+      <w:r>
+        <w:t>Agents can resolve tickets.</w:t>
+      </w:r>
+    </w:p>
+    <w:p>
+      <w:pPr>
+        <w:pStyle w:val="NormalWeb"/>
+      </w:pPr>
+      <w:r>
+        <w:t>Tickets can contain comments.</w:t>
+      </w:r>
+    </w:p>
+    <w:p>
+      <w:pPr>
+        <w:pStyle w:val="NormalWeb"/>
+      </w:pPr>
+      <w:r>
+        <w:t>Tickets can have attachments.</w:t>
+      </w:r>
+    </w:p>
+    <w:p>
+      <w:pPr>
+        <w:pStyle w:val="NormalWeb"/>
+      </w:pPr>
+      <w:proofErr w:type="gramStart"/>
+      <w:r>
+        <w:t>Don't</w:t>
+      </w:r>
+      <w:proofErr w:type="gramEnd"/>
+      <w:r>
+        <w:t xml:space="preserve"> think about tables yet.</w:t>
+      </w:r>
+    </w:p>
+    <w:p>
+      <w:pPr>
+        <w:pStyle w:val="NormalWeb"/>
+      </w:pPr>
+      <w:r>
+        <w:t>Just understand the business.</w:t>
+      </w:r>
+    </w:p>
+    <w:p>
+      <w:r>
+        <w:pict>
+          <v:rect id="_x0000_i1027" style="width:0;height:1.5pt" o:hralign="center" o:hrstd="t" o:hr="t" fillcolor="#a0a0a0" stroked="f"/>
+        </w:pict>
+      </w:r>
+    </w:p>
+    <w:p>
+      <w:pPr>
+        <w:pStyle w:val="Heading1"/>
+      </w:pPr>
+      <w:r>
+        <w:t>Step 2: Break Business into Features</w:t>
+      </w:r>
+    </w:p>
+    <w:p>
+      <w:pPr>
+        <w:pStyle w:val="NormalWeb"/>
+      </w:pPr>
+      <w:r>
+        <w:t>Now convert the requirements into features.</w:t>
+      </w:r>
+    </w:p>
+    <w:p>
+      <w:pPr>
+        <w:pStyle w:val="NormalWeb"/>
+      </w:pPr>
+      <w:r>
+        <w:t>Example</w:t>
+      </w:r>
+    </w:p>
+    <w:p>
+      <w:pPr>
+        <w:pStyle w:val="HTMLPreformatted"/>
+      </w:pPr>
+      <w:r>
+        <w:rPr>
+          <w:rStyle w:val="HTMLCode"/>
+        </w:rPr>
+        <w:t>Feature 1</w:t>
+      </w:r>
+      <w:r>
+        <w:br/>
+      </w:r>
+      <w:r>
+        <w:rPr>
+          <w:rStyle w:val="HTMLCode"/>
+        </w:rPr>
+        <w:t>---------</w:t>
+      </w:r>
+      <w:r>
+        <w:br/>
+      </w:r>
+      <w:r>
+        <w:rPr>
+          <w:rStyle w:val="HTMLCode"/>
+        </w:rPr>
+        <w:t>User Login</w:t>
+      </w:r>
+      <w:r>
+        <w:br/>
+      </w:r>
+      <w:r>
+        <w:br/>
+      </w:r>
+      <w:r>
+        <w:rPr>
+          <w:rStyle w:val="HTMLCode"/>
+        </w:rPr>
+        <w:t>Feature 2</w:t>
+      </w:r>
+      <w:r>
+        <w:br/>
+      </w:r>
+      <w:r>
+        <w:rPr>
+          <w:rStyle w:val="HTMLCode"/>
+        </w:rPr>
+        <w:t>---------</w:t>
+      </w:r>
+      <w:r>
+        <w:br/>
+      </w:r>
+      <w:r>
+        <w:rPr>
+          <w:rStyle w:val="HTMLCode"/>
+        </w:rPr>
+        <w:t>Create Ticket</w:t>
+      </w:r>
+      <w:r>
+        <w:br/>
+      </w:r>
+      <w:r>
+        <w:br/>
+      </w:r>
+      <w:r>
+        <w:rPr>
+          <w:rStyle w:val="HTMLCode"/>
+        </w:rPr>
+        <w:t>Feature 3</w:t>
+      </w:r>
+      <w:r>
+        <w:br/>
+      </w:r>
+      <w:r>
+        <w:rPr>
+          <w:rStyle w:val="HTMLCode"/>
+        </w:rPr>
+        <w:t>---------</w:t>
+      </w:r>
+      <w:r>
+        <w:br/>
+      </w:r>
+      <w:r>
+        <w:rPr>
+          <w:rStyle w:val="HTMLCode"/>
+        </w:rPr>
+        <w:t>Assign Ticket</w:t>
+      </w:r>
+      <w:r>
+        <w:br/>
+      </w:r>
+      <w:r>
+        <w:br/>
+      </w:r>
+      <w:r>
+        <w:rPr>
+          <w:rStyle w:val="HTMLCode"/>
+        </w:rPr>
+        <w:t>Feature 4</w:t>
+      </w:r>
+      <w:r>
+        <w:br/>
+      </w:r>
+      <w:r>
+        <w:rPr>
+          <w:rStyle w:val="HTMLCode"/>
+        </w:rPr>
+        <w:t>---------</w:t>
+      </w:r>
+      <w:r>
+        <w:br/>
+      </w:r>
+      <w:r>
+        <w:rPr>
+          <w:rStyle w:val="HTMLCode"/>
+        </w:rPr>
+        <w:t>Comment on Ticket</w:t>
+      </w:r>
+      <w:r>
+        <w:br/>
+      </w:r>
+      <w:r>
+        <w:br/>
+      </w:r>
+      <w:r>
+        <w:rPr>
+          <w:rStyle w:val="HTMLCode"/>
+        </w:rPr>
+        <w:t>Feature 5</w:t>
+      </w:r>
+      <w:r>
+        <w:br/>
+      </w:r>
+      <w:r>
+        <w:rPr>
+          <w:rStyle w:val="HTMLCode"/>
+        </w:rPr>
+        <w:t>---------</w:t>
+      </w:r>
+      <w:r>
+        <w:br/>
+      </w:r>
+      <w:r>
+        <w:rPr>
+          <w:rStyle w:val="HTMLCode"/>
+        </w:rPr>
+        <w:t>Upload Attachment</w:t>
+      </w:r>
+    </w:p>
+    <w:p>
+      <w:pPr>
+        <w:pStyle w:val="NormalWeb"/>
+      </w:pPr>
+      <w:r>
+        <w:t>These features will later help identify entities.</w:t>
+      </w:r>
+    </w:p>
+    <w:p>
+      <w:r>
+        <w:pict>
+          <v:rect id="_x0000_i1028" style="width:0;height:1.5pt" o:hralign="center" o:hrstd="t" o:hr="t" fillcolor="#a0a0a0" stroked="f"/>
+        </w:pict>
+      </w:r>
+    </w:p>
+    <w:p>
+      <w:pPr>
+        <w:pStyle w:val="Heading1"/>
+      </w:pPr>
+      <w:r>
+        <w:t>Step 3: Identify the Entities (Most Important Step)</w:t>
+      </w:r>
+    </w:p>
+    <w:p>
+      <w:pPr>
+        <w:pStyle w:val="NormalWeb"/>
+      </w:pPr>
+      <w:r>
+        <w:t>Now ask:</w:t>
+      </w:r>
+    </w:p>
+    <w:p>
+      <w:pPr>
+        <w:pStyle w:val="NormalWeb"/>
+      </w:pPr>
+      <w:r>
+        <w:lastRenderedPageBreak/>
+        <w:t>What are the "things" in this system?</w:t>
+      </w:r>
+    </w:p>
+    <w:p>
+      <w:pPr>
+        <w:pStyle w:val="NormalWeb"/>
+      </w:pPr>
+      <w:r>
+        <w:t>Every noun is a candidate.</w:t>
+      </w:r>
+    </w:p>
+    <w:p>
+      <w:pPr>
+        <w:pStyle w:val="NormalWeb"/>
+      </w:pPr>
+      <w:r>
+        <w:t>Requirement:</w:t>
+      </w:r>
+    </w:p>
+    <w:p>
+      <w:pPr>
+        <w:pStyle w:val="HTMLPreformatted"/>
+      </w:pPr>
+      <w:r>
+        <w:rPr>
+          <w:rStyle w:val="HTMLCode"/>
+        </w:rPr>
+        <w:t>User creates Ticket.</w:t>
+      </w:r>
+      <w:r>
+        <w:br/>
+      </w:r>
+      <w:r>
+        <w:br/>
+      </w:r>
+      <w:r>
+        <w:rPr>
+          <w:rStyle w:val="HTMLCode"/>
+        </w:rPr>
+        <w:t>Admin assigns Ticket.</w:t>
+      </w:r>
+      <w:r>
+        <w:br/>
+      </w:r>
+      <w:r>
+        <w:br/>
+      </w:r>
+      <w:r>
+        <w:rPr>
+          <w:rStyle w:val="HTMLCode"/>
+        </w:rPr>
+        <w:t>Agent comments on Ticket.</w:t>
+      </w:r>
+      <w:r>
+        <w:br/>
+      </w:r>
+      <w:r>
+        <w:br/>
+      </w:r>
+      <w:r>
+        <w:rPr>
+          <w:rStyle w:val="HTMLCode"/>
+        </w:rPr>
+        <w:t>Ticket has Attachment.</w:t>
+      </w:r>
+    </w:p>
+    <w:p>
+      <w:pPr>
+        <w:pStyle w:val="NormalWeb"/>
+      </w:pPr>
+      <w:r>
+        <w:t>Nouns are:</w:t>
+      </w:r>
+    </w:p>
+    <w:p>
+      <w:pPr>
+        <w:pStyle w:val="HTMLPreformatted"/>
+      </w:pPr>
+      <w:r>
+        <w:rPr>
+          <w:rStyle w:val="HTMLCode"/>
+        </w:rPr>
+        <w:t>User</w:t>
+      </w:r>
+      <w:r>
+        <w:br/>
+      </w:r>
+      <w:r>
+        <w:rPr>
+          <w:rStyle w:val="HTMLCode"/>
+        </w:rPr>
+        <w:t>Ticket</w:t>
+      </w:r>
+      <w:r>
+        <w:br/>
+      </w:r>
+      <w:r>
+        <w:rPr>
+          <w:rStyle w:val="HTMLCode"/>
+        </w:rPr>
+        <w:t>Admin</w:t>
+      </w:r>
+      <w:r>
+        <w:br/>
+      </w:r>
+      <w:r>
+        <w:rPr>
+          <w:rStyle w:val="HTMLCode"/>
+        </w:rPr>
+        <w:t>Agent</w:t>
+      </w:r>
+      <w:r>
+        <w:br/>
+      </w:r>
+      <w:r>
+        <w:rPr>
+          <w:rStyle w:val="HTMLCode"/>
+        </w:rPr>
+        <w:t>Comment</w:t>
+      </w:r>
+      <w:r>
+        <w:br/>
+      </w:r>
+      <w:r>
+        <w:rPr>
+          <w:rStyle w:val="HTMLCode"/>
+        </w:rPr>
+        <w:t>Attachment</w:t>
+      </w:r>
+    </w:p>
+    <w:p>
+      <w:pPr>
+        <w:pStyle w:val="NormalWeb"/>
+      </w:pPr>
+      <w:proofErr w:type="gramStart"/>
+      <w:r>
+        <w:t>Notice something?</w:t>
+      </w:r>
+      <w:proofErr w:type="gramEnd"/>
+    </w:p>
+    <w:p>
+      <w:pPr>
+        <w:pStyle w:val="NormalWeb"/>
+      </w:pPr>
+      <w:r>
+        <w:t>Admin and Agent are also Users.</w:t>
+      </w:r>
+    </w:p>
+    <w:p>
+      <w:pPr>
+        <w:pStyle w:val="NormalWeb"/>
+      </w:pPr>
+      <w:r>
+        <w:t>So instead of making three tables,</w:t>
+      </w:r>
+    </w:p>
+    <w:p>
+      <w:pPr>
+        <w:pStyle w:val="HTMLPreformatted"/>
+      </w:pPr>
+      <w:r>
+        <w:rPr>
+          <w:rStyle w:val="HTMLCode"/>
+        </w:rPr>
+        <w:t>Users</w:t>
+      </w:r>
+      <w:r>
+        <w:br/>
+      </w:r>
+      <w:r>
+        <w:rPr>
+          <w:rStyle w:val="HTMLCode"/>
+        </w:rPr>
+        <w:t>Admins</w:t>
+      </w:r>
+      <w:r>
+        <w:br/>
+      </w:r>
+      <w:r>
+        <w:rPr>
+          <w:rStyle w:val="HTMLCode"/>
+        </w:rPr>
+        <w:t>Agents</w:t>
+      </w:r>
+    </w:p>
+    <w:p>
+      <w:pPr>
+        <w:pStyle w:val="NormalWeb"/>
+      </w:pPr>
+      <w:proofErr w:type="gramStart"/>
+      <w:r>
+        <w:t>you</w:t>
+      </w:r>
+      <w:proofErr w:type="gramEnd"/>
+      <w:r>
+        <w:t xml:space="preserve"> think:</w:t>
+      </w:r>
+    </w:p>
+    <w:p>
+      <w:pPr>
+        <w:pStyle w:val="NormalWeb"/>
+      </w:pPr>
+      <w:r>
+        <w:t>One User</w:t>
+      </w:r>
+    </w:p>
+    <w:p>
+      <w:pPr>
+        <w:pStyle w:val="NormalWeb"/>
+      </w:pPr>
+      <w:r>
+        <w:t>One Role</w:t>
+      </w:r>
+    </w:p>
+    <w:p>
+      <w:pPr>
+        <w:pStyle w:val="HTMLPreformatted"/>
+      </w:pPr>
+      <w:r>
+        <w:rPr>
+          <w:rStyle w:val="HTMLCode"/>
+        </w:rPr>
+        <w:t>Users</w:t>
+      </w:r>
+      <w:r>
+        <w:br/>
+      </w:r>
+      <w:r>
+        <w:rPr>
+          <w:rStyle w:val="HTMLCode"/>
+        </w:rPr>
+        <w:t>Roles</w:t>
+      </w:r>
+    </w:p>
+    <w:p>
+      <w:pPr>
+        <w:pStyle w:val="NormalWeb"/>
+      </w:pPr>
+      <w:r>
+        <w:t>Now your schema becomes cleaner.</w:t>
+      </w:r>
+    </w:p>
+    <w:p>
+      <w:pPr>
+        <w:pStyle w:val="NormalWeb"/>
+      </w:pPr>
+      <w:r>
+        <w:t>This is where good design starts.</w:t>
+      </w:r>
+    </w:p>
+    <w:p>
+      <w:r>
+        <w:pict>
+          <v:rect id="_x0000_i1029" style="width:0;height:1.5pt" o:hralign="center" o:hrstd="t" o:hr="t" fillcolor="#a0a0a0" stroked="f"/>
+        </w:pict>
+      </w:r>
+    </w:p>
+    <w:p>
+      <w:pPr>
+        <w:pStyle w:val="Heading1"/>
+      </w:pPr>
+      <w:r>
+        <w:t>Step 4: Identify Attributes</w:t>
+      </w:r>
+    </w:p>
+    <w:p>
+      <w:pPr>
+        <w:pStyle w:val="NormalWeb"/>
+      </w:pPr>
+      <w:r>
+        <w:t>Now ask:</w:t>
+      </w:r>
+    </w:p>
+    <w:p>
+      <w:pPr>
+        <w:pStyle w:val="NormalWeb"/>
+      </w:pPr>
+      <w:r>
+        <w:t>What information do I need to store for each entity?</w:t>
+      </w:r>
+    </w:p>
+    <w:p>
+      <w:pPr>
+        <w:pStyle w:val="NormalWeb"/>
+      </w:pPr>
+      <w:r>
+        <w:lastRenderedPageBreak/>
+        <w:t>For User:</w:t>
+      </w:r>
+    </w:p>
+    <w:p>
+      <w:pPr>
+        <w:pStyle w:val="HTMLPreformatted"/>
+      </w:pPr>
+      <w:proofErr w:type="spellStart"/>
+      <w:r>
+        <w:rPr>
+          <w:rStyle w:val="HTMLCode"/>
+        </w:rPr>
+        <w:t>UserId</w:t>
+      </w:r>
+      <w:proofErr w:type="spellEnd"/>
+      <w:r>
+        <w:br/>
+      </w:r>
+      <w:r>
+        <w:rPr>
+          <w:rStyle w:val="HTMLCode"/>
+        </w:rPr>
+        <w:t>Name</w:t>
+      </w:r>
+      <w:r>
+        <w:br/>
+      </w:r>
+      <w:r>
+        <w:rPr>
+          <w:rStyle w:val="HTMLCode"/>
+        </w:rPr>
+        <w:t>Email</w:t>
+      </w:r>
+      <w:r>
+        <w:br/>
+      </w:r>
+      <w:proofErr w:type="spellStart"/>
+      <w:r>
+        <w:rPr>
+          <w:rStyle w:val="HTMLCode"/>
+        </w:rPr>
+        <w:t>PasswordHash</w:t>
+      </w:r>
+      <w:proofErr w:type="spellEnd"/>
+      <w:r>
+        <w:br/>
+      </w:r>
+      <w:r>
+        <w:rPr>
+          <w:rStyle w:val="HTMLCode"/>
+        </w:rPr>
+        <w:t>Phone</w:t>
+      </w:r>
+      <w:r>
+        <w:br/>
+      </w:r>
+      <w:proofErr w:type="spellStart"/>
+      <w:r>
+        <w:rPr>
+          <w:rStyle w:val="HTMLCode"/>
+        </w:rPr>
+        <w:t>CreatedDate</w:t>
+      </w:r>
+      <w:proofErr w:type="spellEnd"/>
+    </w:p>
+    <w:p>
+      <w:pPr>
+        <w:pStyle w:val="NormalWeb"/>
+      </w:pPr>
+      <w:r>
+        <w:t>For Ticket</w:t>
+      </w:r>
+    </w:p>
+    <w:p>
+      <w:pPr>
+        <w:pStyle w:val="HTMLPreformatted"/>
+      </w:pPr>
+      <w:proofErr w:type="spellStart"/>
+      <w:r>
+        <w:rPr>
+          <w:rStyle w:val="HTMLCode"/>
+        </w:rPr>
+        <w:t>TicketId</w:t>
+      </w:r>
+      <w:proofErr w:type="spellEnd"/>
+      <w:r>
+        <w:br/>
+      </w:r>
+      <w:r>
+        <w:rPr>
+          <w:rStyle w:val="HTMLCode"/>
+        </w:rPr>
+        <w:t>Title</w:t>
+      </w:r>
+      <w:r>
+        <w:br/>
+      </w:r>
+      <w:r>
+        <w:rPr>
+          <w:rStyle w:val="HTMLCode"/>
+        </w:rPr>
+        <w:t>Description</w:t>
+      </w:r>
+      <w:r>
+        <w:br/>
+      </w:r>
+      <w:r>
+        <w:rPr>
+          <w:rStyle w:val="HTMLCode"/>
+        </w:rPr>
+        <w:t>Priority</w:t>
+      </w:r>
+      <w:r>
+        <w:br/>
+      </w:r>
+      <w:r>
+        <w:rPr>
+          <w:rStyle w:val="HTMLCode"/>
+        </w:rPr>
+        <w:t>Status</w:t>
+      </w:r>
+      <w:r>
+        <w:br/>
+      </w:r>
+      <w:proofErr w:type="spellStart"/>
+      <w:r>
+        <w:rPr>
+          <w:rStyle w:val="HTMLCode"/>
+        </w:rPr>
+        <w:t>CreatedDate</w:t>
+      </w:r>
+      <w:proofErr w:type="spellEnd"/>
+    </w:p>
+    <w:p>
+      <w:pPr>
+        <w:pStyle w:val="NormalWeb"/>
+      </w:pPr>
+      <w:r>
+        <w:t>For Comment</w:t>
+      </w:r>
+    </w:p>
+    <w:p>
+      <w:pPr>
+        <w:pStyle w:val="HTMLPreformatted"/>
+      </w:pPr>
+      <w:proofErr w:type="spellStart"/>
+      <w:r>
+        <w:rPr>
+          <w:rStyle w:val="HTMLCode"/>
+        </w:rPr>
+        <w:t>CommentId</w:t>
+      </w:r>
+      <w:proofErr w:type="spellEnd"/>
+      <w:r>
+        <w:br/>
+      </w:r>
+      <w:r>
+        <w:rPr>
+          <w:rStyle w:val="HTMLCode"/>
+        </w:rPr>
+        <w:t>Message</w:t>
+      </w:r>
+      <w:r>
+        <w:br/>
+      </w:r>
+      <w:proofErr w:type="spellStart"/>
+      <w:r>
+        <w:rPr>
+          <w:rStyle w:val="HTMLCode"/>
+        </w:rPr>
+        <w:t>CreatedDate</w:t>
+      </w:r>
+      <w:proofErr w:type="spellEnd"/>
+    </w:p>
+    <w:p>
+      <w:pPr>
+        <w:pStyle w:val="NormalWeb"/>
+      </w:pPr>
+      <w:r>
+        <w:t xml:space="preserve">Notice that </w:t>
+      </w:r>
+      <w:proofErr w:type="gramStart"/>
+      <w:r>
+        <w:t>you're</w:t>
+      </w:r>
+      <w:proofErr w:type="gramEnd"/>
+      <w:r>
+        <w:t xml:space="preserve"> still </w:t>
+      </w:r>
+      <w:r>
+        <w:rPr>
+          <w:rStyle w:val="Strong"/>
+        </w:rPr>
+        <w:t>not thinking about foreign keys yet</w:t>
+      </w:r>
+      <w:r>
+        <w:t xml:space="preserve">. </w:t>
+      </w:r>
+      <w:proofErr w:type="gramStart"/>
+      <w:r>
+        <w:t>You're</w:t>
+      </w:r>
+      <w:proofErr w:type="gramEnd"/>
+      <w:r>
+        <w:t xml:space="preserve"> just describing each entity.</w:t>
+      </w:r>
+    </w:p>
+    <w:p>
+      <w:pPr>
+        <w:pStyle w:val="Heading1"/>
+      </w:pPr>
+      <w:r>
+        <w:t>Step 5: Identify Relationships</w:t>
+      </w:r>
+    </w:p>
+    <w:p>
+      <w:pPr>
+        <w:pStyle w:val="NormalWeb"/>
+      </w:pPr>
+      <w:r>
+        <w:t>Now ask:</w:t>
+      </w:r>
+    </w:p>
+    <w:p>
+      <w:pPr>
+        <w:pStyle w:val="NormalWeb"/>
+      </w:pPr>
+      <w:r>
+        <w:t xml:space="preserve">How </w:t>
+      </w:r>
+      <w:proofErr w:type="gramStart"/>
+      <w:r>
+        <w:t>are these entities connected</w:t>
+      </w:r>
+      <w:proofErr w:type="gramEnd"/>
+      <w:r>
+        <w:t>?</w:t>
+      </w:r>
+    </w:p>
+    <w:p>
+      <w:pPr>
+        <w:pStyle w:val="NormalWeb"/>
+      </w:pPr>
+      <w:r>
+        <w:t>Example:</w:t>
+      </w:r>
+    </w:p>
+    <w:p>
+      <w:pPr>
+        <w:pStyle w:val="NormalWeb"/>
+      </w:pPr>
+      <w:r>
+        <w:t>One User creates many Tickets.</w:t>
+      </w:r>
+    </w:p>
+    <w:p>
+      <w:pPr>
+        <w:pStyle w:val="HTMLPreformatted"/>
+      </w:pPr>
+      <w:r>
+        <w:rPr>
+          <w:rStyle w:val="HTMLCode"/>
+        </w:rPr>
+        <w:t>User</w:t>
+      </w:r>
+      <w:r>
+        <w:br/>
+      </w:r>
+      <w:r>
+        <w:br/>
+      </w:r>
+      <w:r>
+        <w:rPr>
+          <w:rStyle w:val="HTMLCode"/>
+        </w:rPr>
+        <w:t xml:space="preserve">   1</w:t>
+      </w:r>
+      <w:r>
+        <w:br/>
+      </w:r>
+      <w:r>
+        <w:rPr>
+          <w:rStyle w:val="HTMLCode"/>
+        </w:rPr>
+        <w:t xml:space="preserve">   |</w:t>
+      </w:r>
+      <w:r>
+        <w:br/>
+      </w:r>
+      <w:r>
+        <w:rPr>
+          <w:rStyle w:val="HTMLCode"/>
+        </w:rPr>
+        <w:t xml:space="preserve">   |</w:t>
+      </w:r>
+      <w:r>
+        <w:br/>
+      </w:r>
+      <w:r>
+        <w:rPr>
+          <w:rStyle w:val="HTMLCode"/>
+        </w:rPr>
+        <w:t xml:space="preserve">   N</w:t>
+      </w:r>
+      <w:r>
+        <w:br/>
+      </w:r>
+      <w:r>
+        <w:br/>
+      </w:r>
+      <w:r>
+        <w:rPr>
+          <w:rStyle w:val="HTMLCode"/>
+        </w:rPr>
+        <w:t>Ticket</w:t>
+      </w:r>
+    </w:p>
+    <w:p>
+      <w:pPr>
+        <w:pStyle w:val="NormalWeb"/>
+      </w:pPr>
+      <w:r>
+        <w:t>One Ticket has many Comments.</w:t>
+      </w:r>
+    </w:p>
+    <w:p>
+      <w:pPr>
+        <w:pStyle w:val="HTMLPreformatted"/>
+      </w:pPr>
+      <w:r>
+        <w:rPr>
+          <w:rStyle w:val="HTMLCode"/>
+        </w:rPr>
+        <w:t>Ticket</w:t>
+      </w:r>
+      <w:r>
+        <w:br/>
+      </w:r>
+      <w:r>
+        <w:br/>
+      </w:r>
+      <w:r>
+        <w:rPr>
+          <w:rStyle w:val="HTMLCode"/>
+        </w:rPr>
+        <w:t xml:space="preserve">   1</w:t>
+      </w:r>
+      <w:r>
+        <w:br/>
+      </w:r>
+      <w:r>
+        <w:rPr>
+          <w:rStyle w:val="HTMLCode"/>
+        </w:rPr>
+        <w:t xml:space="preserve">   |</w:t>
+      </w:r>
+      <w:r>
+        <w:br/>
+      </w:r>
+      <w:r>
+        <w:rPr>
+          <w:rStyle w:val="HTMLCode"/>
+        </w:rPr>
+        <w:t xml:space="preserve">   |</w:t>
+      </w:r>
+      <w:r>
+        <w:br/>
+      </w:r>
+      <w:r>
+        <w:rPr>
+          <w:rStyle w:val="HTMLCode"/>
+        </w:rPr>
+        <w:t xml:space="preserve">   N</w:t>
+      </w:r>
+      <w:r>
+        <w:br/>
+      </w:r>
+      <w:r>
+        <w:lastRenderedPageBreak/>
+        <w:br/>
+      </w:r>
+      <w:r>
+        <w:rPr>
+          <w:rStyle w:val="HTMLCode"/>
+        </w:rPr>
+        <w:t>Comment</w:t>
+      </w:r>
+    </w:p>
+    <w:p>
+      <w:pPr>
+        <w:pStyle w:val="NormalWeb"/>
+      </w:pPr>
+      <w:r>
+        <w:t>One Role belongs to many Users.</w:t>
+      </w:r>
+    </w:p>
+    <w:p>
+      <w:pPr>
+        <w:pStyle w:val="HTMLPreformatted"/>
+      </w:pPr>
+      <w:r>
+        <w:rPr>
+          <w:rStyle w:val="HTMLCode"/>
+        </w:rPr>
+        <w:t>Role</w:t>
+      </w:r>
+      <w:r>
+        <w:br/>
+      </w:r>
+      <w:r>
+        <w:br/>
+      </w:r>
+      <w:r>
+        <w:rPr>
+          <w:rStyle w:val="HTMLCode"/>
+        </w:rPr>
+        <w:t xml:space="preserve"> 1</w:t>
+      </w:r>
+      <w:r>
+        <w:br/>
+      </w:r>
+      <w:r>
+        <w:rPr>
+          <w:rStyle w:val="HTMLCode"/>
+        </w:rPr>
+        <w:t xml:space="preserve"> |</w:t>
+      </w:r>
+      <w:r>
+        <w:br/>
+      </w:r>
+      <w:r>
+        <w:rPr>
+          <w:rStyle w:val="HTMLCode"/>
+        </w:rPr>
+        <w:t xml:space="preserve"> |</w:t>
+      </w:r>
+      <w:r>
+        <w:br/>
+      </w:r>
+      <w:r>
+        <w:rPr>
+          <w:rStyle w:val="HTMLCode"/>
+        </w:rPr>
+        <w:t xml:space="preserve"> N</w:t>
+      </w:r>
+      <w:r>
+        <w:br/>
+      </w:r>
+      <w:r>
+        <w:br/>
+      </w:r>
+      <w:r>
+        <w:rPr>
+          <w:rStyle w:val="HTMLCode"/>
+        </w:rPr>
+        <w:t>Users</w:t>
+      </w:r>
+    </w:p>
+    <w:p>
+      <w:pPr>
+        <w:pStyle w:val="NormalWeb"/>
+      </w:pPr>
+      <w:r>
+        <w:t>If you discover a Many-to-Many relationship:</w:t>
+      </w:r>
+    </w:p>
+    <w:p>
+      <w:pPr>
+        <w:pStyle w:val="HTMLPreformatted"/>
+      </w:pPr>
+      <w:r>
+        <w:rPr>
+          <w:rStyle w:val="HTMLCode"/>
+        </w:rPr>
+        <w:t>Student</w:t>
+      </w:r>
+      <w:r>
+        <w:br/>
+      </w:r>
+      <w:r>
+        <w:br/>
+      </w:r>
+      <w:r>
+        <w:rPr>
+          <w:rStyle w:val="HTMLCode"/>
+        </w:rPr>
+        <w:t xml:space="preserve"> M</w:t>
+      </w:r>
+      <w:r>
+        <w:br/>
+      </w:r>
+      <w:r>
+        <w:rPr>
+          <w:rStyle w:val="HTMLCode"/>
+        </w:rPr>
+        <w:t xml:space="preserve"> |</w:t>
+      </w:r>
+      <w:r>
+        <w:br/>
+      </w:r>
+      <w:r>
+        <w:rPr>
+          <w:rStyle w:val="HTMLCode"/>
+        </w:rPr>
+        <w:t xml:space="preserve"> |</w:t>
+      </w:r>
+      <w:r>
+        <w:br/>
+      </w:r>
+      <w:r>
+        <w:rPr>
+          <w:rStyle w:val="HTMLCode"/>
+        </w:rPr>
+        <w:t xml:space="preserve"> N</w:t>
+      </w:r>
+      <w:r>
+        <w:br/>
+      </w:r>
+      <w:r>
+        <w:br/>
+      </w:r>
+      <w:r>
+        <w:rPr>
+          <w:rStyle w:val="HTMLCode"/>
+        </w:rPr>
+        <w:t>Course</w:t>
+      </w:r>
+    </w:p>
+    <w:p>
+      <w:pPr>
+        <w:pStyle w:val="NormalWeb"/>
+      </w:pPr>
+      <w:r>
+        <w:t xml:space="preserve">You immediately know </w:t>
+      </w:r>
+      <w:proofErr w:type="gramStart"/>
+      <w:r>
+        <w:t>you'll</w:t>
+      </w:r>
+      <w:proofErr w:type="gramEnd"/>
+      <w:r>
+        <w:t xml:space="preserve"> need a junction table.</w:t>
+      </w:r>
+    </w:p>
+    <w:p>
+      <w:pPr>
+        <w:pStyle w:val="HTMLPreformatted"/>
+      </w:pPr>
+      <w:proofErr w:type="spellStart"/>
+      <w:r>
+        <w:rPr>
+          <w:rStyle w:val="HTMLCode"/>
+        </w:rPr>
+        <w:t>StudentCourses</w:t>
+      </w:r>
+      <w:proofErr w:type="spellEnd"/>
+    </w:p>
+    <w:p>
+      <w:pPr>
+        <w:pStyle w:val="NormalWeb"/>
+      </w:pPr>
+      <w:r>
+        <w:t xml:space="preserve">This thinking comes </w:t>
+      </w:r>
+      <w:r>
+        <w:rPr>
+          <w:rStyle w:val="Strong"/>
+        </w:rPr>
+        <w:t>before</w:t>
+      </w:r>
+      <w:r>
+        <w:t xml:space="preserve"> SQL.</w:t>
+      </w:r>
+    </w:p>
+    <w:p>
+      <w:pPr>
+        <w:pStyle w:val="Heading1"/>
+      </w:pPr>
+      <w:r>
+        <w:t>Step 6: Decide Primary Keys and Foreign Keys</w:t>
+      </w:r>
+    </w:p>
+    <w:p>
+      <w:pPr>
+        <w:pStyle w:val="NormalWeb"/>
+      </w:pPr>
+      <w:r>
+        <w:t>Now every table gets an identity.</w:t>
+      </w:r>
+    </w:p>
+    <w:p>
+      <w:pPr>
+        <w:pStyle w:val="HTMLPreformatted"/>
+      </w:pPr>
+      <w:r>
+        <w:rPr>
+          <w:rStyle w:val="HTMLCode"/>
+        </w:rPr>
+        <w:t>Users</w:t>
+      </w:r>
+      <w:r>
+        <w:br/>
+      </w:r>
+      <w:r>
+        <w:br/>
+      </w:r>
+      <w:proofErr w:type="spellStart"/>
+      <w:r>
+        <w:rPr>
+          <w:rStyle w:val="HTMLCode"/>
+        </w:rPr>
+        <w:t>UserId</w:t>
+      </w:r>
+      <w:proofErr w:type="spellEnd"/>
+      <w:r>
+        <w:rPr>
+          <w:rStyle w:val="HTMLCode"/>
+        </w:rPr>
+        <w:t xml:space="preserve"> (PK)</w:t>
+      </w:r>
+    </w:p>
+    <w:p>
+      <w:pPr>
+        <w:pStyle w:val="NormalWeb"/>
+      </w:pPr>
+      <w:r>
+        <w:t>Tickets</w:t>
+      </w:r>
+    </w:p>
+    <w:p>
+      <w:pPr>
+        <w:pStyle w:val="HTMLPreformatted"/>
+      </w:pPr>
+      <w:proofErr w:type="spellStart"/>
+      <w:r>
+        <w:rPr>
+          <w:rStyle w:val="HTMLCode"/>
+        </w:rPr>
+        <w:t>TicketId</w:t>
+      </w:r>
+      <w:proofErr w:type="spellEnd"/>
+      <w:r>
+        <w:rPr>
+          <w:rStyle w:val="HTMLCode"/>
+        </w:rPr>
+        <w:t xml:space="preserve"> (PK</w:t>
+      </w:r>
+      <w:proofErr w:type="gramStart"/>
+      <w:r>
+        <w:rPr>
+          <w:rStyle w:val="HTMLCode"/>
+        </w:rPr>
+        <w:t>)</w:t>
+      </w:r>
+      <w:proofErr w:type="gramEnd"/>
+      <w:r>
+        <w:br/>
+      </w:r>
+      <w:r>
+        <w:br/>
+      </w:r>
+      <w:proofErr w:type="spellStart"/>
+      <w:r>
+        <w:rPr>
+          <w:rStyle w:val="HTMLCode"/>
+        </w:rPr>
+        <w:t>UserId</w:t>
+      </w:r>
+      <w:proofErr w:type="spellEnd"/>
+      <w:r>
+        <w:rPr>
+          <w:rStyle w:val="HTMLCode"/>
+        </w:rPr>
+        <w:t xml:space="preserve"> (FK)</w:t>
+      </w:r>
+    </w:p>
+    <w:p>
+      <w:pPr>
+        <w:pStyle w:val="NormalWeb"/>
+      </w:pPr>
+      <w:r>
+        <w:t>Comments</w:t>
+      </w:r>
+    </w:p>
+    <w:p>
+      <w:pPr>
+        <w:pStyle w:val="HTMLPreformatted"/>
+      </w:pPr>
+      <w:proofErr w:type="spellStart"/>
+      <w:r>
+        <w:rPr>
+          <w:rStyle w:val="HTMLCode"/>
+        </w:rPr>
+        <w:t>CommentId</w:t>
+      </w:r>
+      <w:proofErr w:type="spellEnd"/>
+      <w:r>
+        <w:rPr>
+          <w:rStyle w:val="HTMLCode"/>
+        </w:rPr>
+        <w:t xml:space="preserve"> (PK</w:t>
+      </w:r>
+      <w:proofErr w:type="gramStart"/>
+      <w:r>
+        <w:rPr>
+          <w:rStyle w:val="HTMLCode"/>
+        </w:rPr>
+        <w:t>)</w:t>
+      </w:r>
+      <w:proofErr w:type="gramEnd"/>
+      <w:r>
+        <w:br/>
+      </w:r>
+      <w:r>
+        <w:br/>
+      </w:r>
+      <w:proofErr w:type="spellStart"/>
+      <w:r>
+        <w:rPr>
+          <w:rStyle w:val="HTMLCode"/>
+        </w:rPr>
+        <w:t>TicketId</w:t>
+      </w:r>
+      <w:proofErr w:type="spellEnd"/>
+      <w:r>
+        <w:rPr>
+          <w:rStyle w:val="HTMLCode"/>
+        </w:rPr>
+        <w:t xml:space="preserve"> (FK)</w:t>
+      </w:r>
+      <w:r>
+        <w:br/>
+      </w:r>
+      <w:r>
+        <w:br/>
+      </w:r>
+      <w:proofErr w:type="spellStart"/>
+      <w:r>
+        <w:rPr>
+          <w:rStyle w:val="HTMLCode"/>
+        </w:rPr>
+        <w:t>UserId</w:t>
+      </w:r>
+      <w:proofErr w:type="spellEnd"/>
+      <w:r>
+        <w:rPr>
+          <w:rStyle w:val="HTMLCode"/>
+        </w:rPr>
+        <w:t xml:space="preserve"> (FK)</w:t>
+      </w:r>
+    </w:p>
+    <w:p>
+      <w:pPr>
+        <w:pStyle w:val="NormalWeb"/>
+      </w:pPr>
+      <w:r>
+        <w:t>Now your database starts taking shape.</w:t>
+      </w:r>
+    </w:p>
+    <w:p>
+      <w:pPr>
+        <w:pStyle w:val="Heading1"/>
+      </w:pPr>
+      <w:r>
+        <w:lastRenderedPageBreak/>
+        <w:t>Step 7: Normalize</w:t>
+      </w:r>
+    </w:p>
+    <w:p>
+      <w:pPr>
+        <w:pStyle w:val="NormalWeb"/>
+      </w:pPr>
+      <w:r>
+        <w:t>Now ask one simple question repeatedly:</w:t>
+      </w:r>
+    </w:p>
+    <w:p>
+      <w:pPr>
+        <w:pStyle w:val="NormalWeb"/>
+      </w:pPr>
+      <w:r>
+        <w:t>Am I storing the same information in multiple places?</w:t>
+      </w:r>
+    </w:p>
+    <w:p>
+      <w:pPr>
+        <w:pStyle w:val="NormalWeb"/>
+      </w:pPr>
+      <w:r>
+        <w:t>Suppose Tickets table is:</w:t>
+      </w:r>
+    </w:p>
+    <w:p>
+      <w:pPr>
+        <w:pStyle w:val="HTMLPreformatted"/>
+      </w:pPr>
+      <w:proofErr w:type="spellStart"/>
+      <w:r>
+        <w:rPr>
+          <w:rStyle w:val="HTMLCode"/>
+        </w:rPr>
+        <w:t>TicketId</w:t>
+      </w:r>
+      <w:proofErr w:type="spellEnd"/>
+      <w:r>
+        <w:br/>
+      </w:r>
+      <w:r>
+        <w:br/>
+      </w:r>
+      <w:r>
+        <w:rPr>
+          <w:rStyle w:val="HTMLCode"/>
+        </w:rPr>
+        <w:t>Title</w:t>
+      </w:r>
+      <w:r>
+        <w:br/>
+      </w:r>
+      <w:r>
+        <w:br/>
+      </w:r>
+      <w:proofErr w:type="spellStart"/>
+      <w:r>
+        <w:rPr>
+          <w:rStyle w:val="HTMLCode"/>
+        </w:rPr>
+        <w:t>UserName</w:t>
+      </w:r>
+      <w:proofErr w:type="spellEnd"/>
+      <w:r>
+        <w:br/>
+      </w:r>
+      <w:r>
+        <w:br/>
+      </w:r>
+      <w:proofErr w:type="spellStart"/>
+      <w:r>
+        <w:rPr>
+          <w:rStyle w:val="HTMLCode"/>
+        </w:rPr>
+        <w:t>UserEmail</w:t>
+      </w:r>
+      <w:proofErr w:type="spellEnd"/>
+      <w:r>
+        <w:br/>
+      </w:r>
+      <w:r>
+        <w:br/>
+      </w:r>
+      <w:proofErr w:type="spellStart"/>
+      <w:r>
+        <w:rPr>
+          <w:rStyle w:val="HTMLCode"/>
+        </w:rPr>
+        <w:t>UserPhone</w:t>
+      </w:r>
+      <w:proofErr w:type="spellEnd"/>
+    </w:p>
+    <w:p>
+      <w:pPr>
+        <w:pStyle w:val="NormalWeb"/>
+      </w:pPr>
+      <w:r>
+        <w:t>Immediately ask:</w:t>
+      </w:r>
+    </w:p>
+    <w:p>
+      <w:pPr>
+        <w:pStyle w:val="NormalWeb"/>
+      </w:pPr>
+      <w:r>
+        <w:t>Why?</w:t>
+      </w:r>
+    </w:p>
+    <w:p>
+      <w:pPr>
+        <w:pStyle w:val="NormalWeb"/>
+      </w:pPr>
+      <w:r>
+        <w:t>User information already belongs to Users.</w:t>
+      </w:r>
+    </w:p>
+    <w:p>
+      <w:pPr>
+        <w:pStyle w:val="NormalWeb"/>
+      </w:pPr>
+      <w:r>
+        <w:t>Instead:</w:t>
+      </w:r>
+    </w:p>
+    <w:p>
+      <w:pPr>
+        <w:pStyle w:val="HTMLPreformatted"/>
+      </w:pPr>
+      <w:r>
+        <w:rPr>
+          <w:rStyle w:val="HTMLCode"/>
+        </w:rPr>
+        <w:t>Tickets</w:t>
+      </w:r>
+      <w:r>
+        <w:br/>
+      </w:r>
+      <w:r>
+        <w:br/>
+      </w:r>
+      <w:proofErr w:type="spellStart"/>
+      <w:r>
+        <w:rPr>
+          <w:rStyle w:val="HTMLCode"/>
+        </w:rPr>
+        <w:t>TicketId</w:t>
+      </w:r>
+      <w:proofErr w:type="spellEnd"/>
+      <w:r>
+        <w:br/>
+      </w:r>
+      <w:r>
+        <w:br/>
+      </w:r>
+      <w:r>
+        <w:rPr>
+          <w:rStyle w:val="HTMLCode"/>
+        </w:rPr>
+        <w:t>Title</w:t>
+      </w:r>
+      <w:r>
+        <w:br/>
+      </w:r>
+      <w:r>
+        <w:br/>
+      </w:r>
+      <w:proofErr w:type="spellStart"/>
+      <w:r>
+        <w:rPr>
+          <w:rStyle w:val="HTMLCode"/>
+        </w:rPr>
+        <w:t>UserId</w:t>
+      </w:r>
+      <w:proofErr w:type="spellEnd"/>
+    </w:p>
+    <w:p>
+      <w:pPr>
+        <w:pStyle w:val="NormalWeb"/>
+      </w:pPr>
+      <w:r>
+        <w:t>Much better.</w:t>
+      </w:r>
+    </w:p>
+    <w:p>
+      <w:pPr>
+        <w:pStyle w:val="NormalWeb"/>
+      </w:pPr>
+      <w:r>
+        <w:t>Then ask:</w:t>
+      </w:r>
+    </w:p>
+    <w:p>
+      <w:pPr>
+        <w:pStyle w:val="NormalWeb"/>
+      </w:pPr>
+      <w:r>
+        <w:t xml:space="preserve">Does </w:t>
+      </w:r>
+      <w:proofErr w:type="spellStart"/>
+      <w:r>
+        <w:t>DepartmentName</w:t>
+      </w:r>
+      <w:proofErr w:type="spellEnd"/>
+      <w:r>
+        <w:t xml:space="preserve"> belong here?</w:t>
+      </w:r>
+    </w:p>
+    <w:p>
+      <w:pPr>
+        <w:pStyle w:val="NormalWeb"/>
+      </w:pPr>
+      <w:r>
+        <w:t xml:space="preserve">Does </w:t>
+      </w:r>
+      <w:proofErr w:type="spellStart"/>
+      <w:r>
+        <w:t>ProductPrice</w:t>
+      </w:r>
+      <w:proofErr w:type="spellEnd"/>
+      <w:r>
+        <w:t xml:space="preserve"> belong here?</w:t>
+      </w:r>
+    </w:p>
+    <w:p>
+      <w:pPr>
+        <w:pStyle w:val="NormalWeb"/>
+      </w:pPr>
+      <w:r>
+        <w:t xml:space="preserve">Does </w:t>
+      </w:r>
+      <w:proofErr w:type="spellStart"/>
+      <w:r>
+        <w:t>CategoryName</w:t>
+      </w:r>
+      <w:proofErr w:type="spellEnd"/>
+      <w:r>
+        <w:t xml:space="preserve"> belong here?</w:t>
+      </w:r>
+    </w:p>
+    <w:p>
+      <w:pPr>
+        <w:pStyle w:val="NormalWeb"/>
+      </w:pPr>
+      <w:r>
+        <w:t>If the answer is:</w:t>
+      </w:r>
+    </w:p>
+    <w:p>
+      <w:pPr>
+        <w:pStyle w:val="NormalWeb"/>
+      </w:pPr>
+      <w:r>
+        <w:t>"No, this belongs to another entity"</w:t>
+      </w:r>
+    </w:p>
+    <w:p>
+      <w:pPr>
+        <w:pStyle w:val="NormalWeb"/>
+      </w:pPr>
+      <w:r>
+        <w:t>Move it.</w:t>
+      </w:r>
+    </w:p>
+    <w:p>
+      <w:pPr>
+        <w:pStyle w:val="NormalWeb"/>
+      </w:pPr>
+      <w:proofErr w:type="gramStart"/>
+      <w:r>
+        <w:t>That's</w:t>
+      </w:r>
+      <w:proofErr w:type="gramEnd"/>
+      <w:r>
+        <w:t xml:space="preserve"> normalization in practice.</w:t>
+      </w:r>
+    </w:p>
+    <w:p>
+      <w:pPr>
+        <w:pStyle w:val="NormalWeb"/>
+      </w:pPr>
+      <w:r>
+        <w:lastRenderedPageBreak/>
+        <w:t>Notice:</w:t>
+      </w:r>
+    </w:p>
+    <w:p>
+      <w:pPr>
+        <w:pStyle w:val="NormalWeb"/>
+      </w:pPr>
+      <w:r>
+        <w:t xml:space="preserve">You </w:t>
+      </w:r>
+      <w:proofErr w:type="gramStart"/>
+      <w:r>
+        <w:t>don't</w:t>
+      </w:r>
+      <w:proofErr w:type="gramEnd"/>
+      <w:r>
+        <w:t xml:space="preserve"> think,</w:t>
+      </w:r>
+    </w:p>
+    <w:p>
+      <w:pPr>
+        <w:pStyle w:val="NormalWeb"/>
+      </w:pPr>
+      <w:r>
+        <w:t>Is this 2NF?</w:t>
+      </w:r>
+    </w:p>
+    <w:p>
+      <w:pPr>
+        <w:pStyle w:val="NormalWeb"/>
+      </w:pPr>
+      <w:r>
+        <w:t>Is this 3NF?</w:t>
+      </w:r>
+    </w:p>
+    <w:p>
+      <w:pPr>
+        <w:pStyle w:val="NormalWeb"/>
+      </w:pPr>
+      <w:r>
+        <w:t>You think,</w:t>
+      </w:r>
+    </w:p>
+    <w:p>
+      <w:pPr>
+        <w:pStyle w:val="NormalWeb"/>
+      </w:pPr>
+      <w:r>
+        <w:t>Am I duplicating information?</w:t>
+      </w:r>
+    </w:p>
+    <w:p>
+      <w:pPr>
+        <w:pStyle w:val="NormalWeb"/>
+      </w:pPr>
+      <w:proofErr w:type="gramStart"/>
+      <w:r>
+        <w:t>That's</w:t>
+      </w:r>
+      <w:proofErr w:type="gramEnd"/>
+      <w:r>
+        <w:t xml:space="preserve"> what senior developers do.</w:t>
+      </w:r>
+    </w:p>
+    <w:p>
+      <w:pPr>
+        <w:pStyle w:val="Heading1"/>
+      </w:pPr>
+      <w:r>
+        <w:t>Step 8: Add Constraints</w:t>
+      </w:r>
+    </w:p>
+    <w:p>
+      <w:pPr>
+        <w:pStyle w:val="NormalWeb"/>
+      </w:pPr>
+      <w:r>
+        <w:t>Now ask:</w:t>
+      </w:r>
+    </w:p>
+    <w:p>
+      <w:pPr>
+        <w:pStyle w:val="NormalWeb"/>
+      </w:pPr>
+      <w:r>
+        <w:t>What rules should the database enforce?</w:t>
+      </w:r>
+    </w:p>
+    <w:p>
+      <w:pPr>
+        <w:pStyle w:val="NormalWeb"/>
+      </w:pPr>
+      <w:r>
+        <w:t>Examples</w:t>
+      </w:r>
+    </w:p>
+    <w:p>
+      <w:pPr>
+        <w:pStyle w:val="NormalWeb"/>
+      </w:pPr>
+      <w:r>
+        <w:t>Email</w:t>
+      </w:r>
+    </w:p>
+    <w:p>
+      <w:pPr>
+        <w:pStyle w:val="HTMLPreformatted"/>
+      </w:pPr>
+      <w:r>
+        <w:rPr>
+          <w:rStyle w:val="HTMLCode"/>
+        </w:rPr>
+        <w:t>UNIQUE</w:t>
+      </w:r>
+    </w:p>
+    <w:p>
+      <w:pPr>
+        <w:pStyle w:val="NormalWeb"/>
+      </w:pPr>
+      <w:r>
+        <w:t>Name</w:t>
+      </w:r>
+    </w:p>
+    <w:p>
+      <w:pPr>
+        <w:pStyle w:val="HTMLPreformatted"/>
+      </w:pPr>
+      <w:r>
+        <w:rPr>
+          <w:rStyle w:val="HTMLCode"/>
+        </w:rPr>
+        <w:t>NOT NULL</w:t>
+      </w:r>
+    </w:p>
+    <w:p>
+      <w:pPr>
+        <w:pStyle w:val="NormalWeb"/>
+      </w:pPr>
+      <w:r>
+        <w:t>Priority</w:t>
+      </w:r>
+    </w:p>
+    <w:p>
+      <w:pPr>
+        <w:pStyle w:val="HTMLPreformatted"/>
+      </w:pPr>
+      <w:r>
+        <w:rPr>
+          <w:rStyle w:val="HTMLCode"/>
+        </w:rPr>
+        <w:t>CHECK</w:t>
+      </w:r>
+    </w:p>
+    <w:p>
+      <w:pPr>
+        <w:pStyle w:val="NormalWeb"/>
+      </w:pPr>
+      <w:proofErr w:type="spellStart"/>
+      <w:r>
+        <w:t>CreatedDate</w:t>
+      </w:r>
+      <w:proofErr w:type="spellEnd"/>
+    </w:p>
+    <w:p>
+      <w:pPr>
+        <w:pStyle w:val="HTMLPreformatted"/>
+      </w:pPr>
+      <w:r>
+        <w:rPr>
+          <w:rStyle w:val="HTMLCode"/>
+        </w:rPr>
+        <w:t>DEFAULT CURRENT_TIMESTAMP</w:t>
+      </w:r>
+    </w:p>
+    <w:p>
+      <w:pPr>
+        <w:pStyle w:val="NormalWeb"/>
+      </w:pPr>
+      <w:r>
+        <w:t>Now your database starts protecting itself.</w:t>
+      </w:r>
+    </w:p>
+    <w:p>
+      <w:r>
+        <w:pict>
+          <v:rect id="_x0000_i1034" style="width:0;height:1.5pt" o:hralign="center" o:hrstd="t" o:hr="t" fillcolor="#a0a0a0" stroked="f"/>
+        </w:pict>
+      </w:r>
+    </w:p>
+    <w:p>
+      <w:pPr>
+        <w:pStyle w:val="Heading1"/>
+      </w:pPr>
+      <w:r>
+        <w:t>Step 9: Think About Queries</w:t>
+      </w:r>
+    </w:p>
+    <w:p>
+      <w:pPr>
+        <w:pStyle w:val="NormalWeb"/>
+      </w:pPr>
+      <w:proofErr w:type="gramStart"/>
+      <w:r>
+        <w:t>This step is skipped by many beginners</w:t>
+      </w:r>
+      <w:proofErr w:type="gramEnd"/>
+      <w:r>
+        <w:t>.</w:t>
+      </w:r>
+    </w:p>
+    <w:p>
+      <w:pPr>
+        <w:pStyle w:val="NormalWeb"/>
+      </w:pPr>
+      <w:r>
+        <w:t>Ask yourself:</w:t>
+      </w:r>
+    </w:p>
+    <w:p>
+      <w:pPr>
+        <w:pStyle w:val="NormalWeb"/>
+      </w:pPr>
+      <w:r>
+        <w:t>What screens will the application have?</w:t>
+      </w:r>
+    </w:p>
+    <w:p>
+      <w:pPr>
+        <w:pStyle w:val="NormalWeb"/>
+      </w:pPr>
+      <w:r>
+        <w:lastRenderedPageBreak/>
+        <w:t>Example</w:t>
+      </w:r>
+    </w:p>
+    <w:p>
+      <w:pPr>
+        <w:pStyle w:val="NormalWeb"/>
+      </w:pPr>
+      <w:r>
+        <w:t>Dashboard</w:t>
+      </w:r>
+    </w:p>
+    <w:p>
+      <w:pPr>
+        <w:pStyle w:val="NormalWeb"/>
+      </w:pPr>
+      <w:r>
+        <w:t>Needs:</w:t>
+      </w:r>
+    </w:p>
+    <w:p>
+      <w:pPr>
+        <w:pStyle w:val="HTMLPreformatted"/>
+      </w:pPr>
+      <w:r>
+        <w:rPr>
+          <w:rStyle w:val="HTMLCode"/>
+        </w:rPr>
+        <w:t>User Name</w:t>
+      </w:r>
+      <w:r>
+        <w:br/>
+      </w:r>
+      <w:r>
+        <w:br/>
+      </w:r>
+      <w:r>
+        <w:rPr>
+          <w:rStyle w:val="HTMLCode"/>
+        </w:rPr>
+        <w:t>Ticket Count</w:t>
+      </w:r>
+      <w:r>
+        <w:br/>
+      </w:r>
+      <w:r>
+        <w:br/>
+      </w:r>
+      <w:r>
+        <w:rPr>
+          <w:rStyle w:val="HTMLCode"/>
+        </w:rPr>
+        <w:t>Open Tickets</w:t>
+      </w:r>
+      <w:r>
+        <w:br/>
+      </w:r>
+      <w:r>
+        <w:br/>
+      </w:r>
+      <w:r>
+        <w:rPr>
+          <w:rStyle w:val="HTMLCode"/>
+        </w:rPr>
+        <w:t>Closed Tickets</w:t>
+      </w:r>
+    </w:p>
+    <w:p>
+      <w:pPr>
+        <w:pStyle w:val="NormalWeb"/>
+      </w:pPr>
+      <w:r>
+        <w:t>Ticket Detail</w:t>
+      </w:r>
+    </w:p>
+    <w:p>
+      <w:pPr>
+        <w:pStyle w:val="NormalWeb"/>
+      </w:pPr>
+      <w:r>
+        <w:t>Needs:</w:t>
+      </w:r>
+    </w:p>
+    <w:p>
+      <w:pPr>
+        <w:pStyle w:val="HTMLPreformatted"/>
+      </w:pPr>
+      <w:r>
+        <w:rPr>
+          <w:rStyle w:val="HTMLCode"/>
+        </w:rPr>
+        <w:t>Ticket</w:t>
+      </w:r>
+      <w:r>
+        <w:br/>
+      </w:r>
+      <w:r>
+        <w:br/>
+      </w:r>
+      <w:r>
+        <w:rPr>
+          <w:rStyle w:val="HTMLCode"/>
+        </w:rPr>
+        <w:t>Comments</w:t>
+      </w:r>
+      <w:r>
+        <w:br/>
+      </w:r>
+      <w:r>
+        <w:br/>
+      </w:r>
+      <w:r>
+        <w:rPr>
+          <w:rStyle w:val="HTMLCode"/>
+        </w:rPr>
+        <w:t>Attachments</w:t>
+      </w:r>
+      <w:r>
+        <w:br/>
+      </w:r>
+      <w:r>
+        <w:br/>
+      </w:r>
+      <w:r>
+        <w:rPr>
+          <w:rStyle w:val="HTMLCode"/>
+        </w:rPr>
+        <w:t>Assigned User</w:t>
+      </w:r>
+    </w:p>
+    <w:p>
+      <w:pPr>
+        <w:pStyle w:val="NormalWeb"/>
+      </w:pPr>
+      <w:r>
+        <w:t>Profile Page</w:t>
+      </w:r>
+    </w:p>
+    <w:p>
+      <w:pPr>
+        <w:pStyle w:val="NormalWeb"/>
+      </w:pPr>
+      <w:r>
+        <w:t>Needs</w:t>
+      </w:r>
+    </w:p>
+    <w:p>
+      <w:pPr>
+        <w:pStyle w:val="HTMLPreformatted"/>
+      </w:pPr>
+      <w:r>
+        <w:rPr>
+          <w:rStyle w:val="HTMLCode"/>
+        </w:rPr>
+        <w:t>User</w:t>
+      </w:r>
+      <w:r>
+        <w:br/>
+      </w:r>
+      <w:r>
+        <w:br/>
+      </w:r>
+      <w:r>
+        <w:rPr>
+          <w:rStyle w:val="HTMLCode"/>
+        </w:rPr>
+        <w:t>Tickets</w:t>
+      </w:r>
+      <w:r>
+        <w:br/>
+      </w:r>
+      <w:r>
+        <w:br/>
+      </w:r>
+      <w:r>
+        <w:rPr>
+          <w:rStyle w:val="HTMLCode"/>
+        </w:rPr>
+        <w:t>Comments</w:t>
+      </w:r>
+    </w:p>
+    <w:p>
+      <w:pPr>
+        <w:pStyle w:val="NormalWeb"/>
+      </w:pPr>
+      <w:r>
+        <w:t xml:space="preserve">Thinking about queries helps validate your relationships and later decide where indexes </w:t>
+      </w:r>
+      <w:proofErr w:type="gramStart"/>
+      <w:r>
+        <w:t>are needed</w:t>
+      </w:r>
+      <w:proofErr w:type="gramEnd"/>
+      <w:r>
+        <w:t>.</w:t>
+      </w:r>
+    </w:p>
+    <w:p>
+      <w:r>
+        <w:pict>
+          <v:rect id="_x0000_i1035" style="width:0;height:1.5pt" o:hralign="center" o:hrstd="t" o:hr="t" fillcolor="#a0a0a0" stroked="f"/>
+        </w:pict>
+      </w:r>
+    </w:p>
+    <w:p>
+      <w:pPr>
+        <w:pStyle w:val="Heading1"/>
+      </w:pPr>
+      <w:r>
+        <w:t>Step 10: Draw the ER Diagram</w:t>
+      </w:r>
+    </w:p>
+    <w:p>
+      <w:pPr>
+        <w:pStyle w:val="NormalWeb"/>
+      </w:pPr>
+      <w:r>
+        <w:t>Now convert your thinking into a visual model.</w:t>
+      </w:r>
+    </w:p>
+    <w:p>
+      <w:pPr>
+        <w:pStyle w:val="HTMLPreformatted"/>
+      </w:pPr>
+      <w:r>
+        <w:rPr>
+          <w:rStyle w:val="HTMLCode"/>
+        </w:rPr>
+        <w:t>Users</w:t>
+      </w:r>
+      <w:r>
+        <w:br/>
+      </w:r>
+      <w:r>
+        <w:rPr>
+          <w:rStyle w:val="HTMLCode"/>
+        </w:rPr>
+        <w:t>------</w:t>
+      </w:r>
+      <w:r>
+        <w:br/>
+      </w:r>
+      <w:proofErr w:type="spellStart"/>
+      <w:r>
+        <w:rPr>
+          <w:rStyle w:val="HTMLCode"/>
+        </w:rPr>
+        <w:t>UserId</w:t>
+      </w:r>
+      <w:proofErr w:type="spellEnd"/>
+      <w:r>
+        <w:br/>
+      </w:r>
+      <w:r>
+        <w:br/>
+      </w:r>
+      <w:proofErr w:type="spellStart"/>
+      <w:r>
+        <w:rPr>
+          <w:rStyle w:val="HTMLCode"/>
+        </w:rPr>
+        <w:t>RoleId</w:t>
+      </w:r>
+      <w:proofErr w:type="spellEnd"/>
+      <w:r>
+        <w:br/>
+      </w:r>
+      <w:r>
+        <w:rPr>
+          <w:rStyle w:val="HTMLCode"/>
+        </w:rPr>
+        <w:t xml:space="preserve">   |</w:t>
+      </w:r>
+      <w:r>
+        <w:br/>
+      </w:r>
+      <w:r>
+        <w:rPr>
+          <w:rStyle w:val="HTMLCode"/>
+        </w:rPr>
+        <w:t xml:space="preserve">   |</w:t>
+      </w:r>
+      <w:r>
+        <w:br/>
+      </w:r>
+      <w:r>
+        <w:br/>
+      </w:r>
+      <w:r>
+        <w:rPr>
+          <w:rStyle w:val="HTMLCode"/>
+        </w:rPr>
+        <w:t>Roles</w:t>
+      </w:r>
+      <w:r>
+        <w:br/>
+      </w:r>
+      <w:r>
+        <w:rPr>
+          <w:rStyle w:val="HTMLCode"/>
+        </w:rPr>
+        <w:t>------</w:t>
+      </w:r>
+      <w:r>
+        <w:br/>
+      </w:r>
+      <w:proofErr w:type="spellStart"/>
+      <w:r>
+        <w:rPr>
+          <w:rStyle w:val="HTMLCode"/>
+        </w:rPr>
+        <w:lastRenderedPageBreak/>
+        <w:t>RoleId</w:t>
+      </w:r>
+      <w:proofErr w:type="spellEnd"/>
+      <w:r>
+        <w:br/>
+      </w:r>
+      <w:r>
+        <w:br/>
+      </w:r>
+      <w:r>
+        <w:rPr>
+          <w:rStyle w:val="HTMLCode"/>
+        </w:rPr>
+        <w:t>Tickets</w:t>
+      </w:r>
+      <w:r>
+        <w:br/>
+      </w:r>
+      <w:r>
+        <w:rPr>
+          <w:rStyle w:val="HTMLCode"/>
+        </w:rPr>
+        <w:t>-------</w:t>
+      </w:r>
+      <w:r>
+        <w:br/>
+      </w:r>
+      <w:proofErr w:type="spellStart"/>
+      <w:r>
+        <w:rPr>
+          <w:rStyle w:val="HTMLCode"/>
+        </w:rPr>
+        <w:t>TicketId</w:t>
+      </w:r>
+      <w:proofErr w:type="spellEnd"/>
+      <w:r>
+        <w:br/>
+      </w:r>
+      <w:r>
+        <w:br/>
+      </w:r>
+      <w:proofErr w:type="spellStart"/>
+      <w:r>
+        <w:rPr>
+          <w:rStyle w:val="HTMLCode"/>
+        </w:rPr>
+        <w:t>UserId</w:t>
+      </w:r>
+      <w:proofErr w:type="spellEnd"/>
+    </w:p>
+    <w:p>
+      <w:pPr>
+        <w:pStyle w:val="NormalWeb"/>
+      </w:pPr>
+      <w:r>
+        <w:t>Every arrow represents a relationship.</w:t>
+      </w:r>
+    </w:p>
+    <w:p>
+      <w:pPr>
+        <w:pStyle w:val="NormalWeb"/>
+      </w:pPr>
+      <w:r>
+        <w:t>At this point, your database design is mostly complete.</w:t>
+      </w:r>
+    </w:p>
+    <w:p>
+      <w:r>
+        <w:pict>
+          <v:rect id="_x0000_i1036" style="width:0;height:1.5pt" o:hralign="center" o:hrstd="t" o:hr="t" fillcolor="#a0a0a0" stroked="f"/>
+        </w:pict>
+      </w:r>
+    </w:p>
+    <w:p>
+      <w:pPr>
+        <w:pStyle w:val="Heading1"/>
+      </w:pPr>
+      <w:r>
+        <w:t>Step 11: Implement</w:t>
+      </w:r>
+    </w:p>
+    <w:p>
+      <w:pPr>
+        <w:pStyle w:val="NormalWeb"/>
+      </w:pPr>
+      <w:r>
+        <w:t xml:space="preserve">Only </w:t>
+      </w:r>
+      <w:proofErr w:type="gramStart"/>
+      <w:r>
+        <w:t>now</w:t>
+      </w:r>
+      <w:proofErr w:type="gramEnd"/>
+      <w:r>
+        <w:t xml:space="preserve"> should you open </w:t>
+      </w:r>
+      <w:proofErr w:type="spellStart"/>
+      <w:r>
+        <w:t>pgAdmin</w:t>
+      </w:r>
+      <w:proofErr w:type="spellEnd"/>
+      <w:r>
+        <w:t>, SQL Server, or EF Core and start creating tables.</w:t>
+      </w:r>
+    </w:p>
+    <w:p>
+      <w:pPr>
+        <w:pStyle w:val="NormalWeb"/>
+      </w:pPr>
+      <w:r>
+        <w:t>Many beginners start here.</w:t>
+      </w:r>
+    </w:p>
+    <w:p>
+      <w:pPr>
+        <w:pStyle w:val="NormalWeb"/>
+      </w:pPr>
+      <w:r>
+        <w:t xml:space="preserve">Professionals start here </w:t>
+      </w:r>
+      <w:r>
+        <w:rPr>
+          <w:rStyle w:val="Strong"/>
+        </w:rPr>
+        <w:t>only after completing the first ten steps</w:t>
+      </w:r>
+      <w:r>
+        <w:t>.</w:t>
+      </w:r>
+    </w:p>
+    <w:p>
+      <w:r>
+        <w:pict>
+          <v:rect id="_x0000_i1037" style="width:0;height:1.5pt" o:hralign="center" o:hrstd="t" o:hr="t" fillcolor="#a0a0a0" stroked="f"/>
+        </w:pict>
+      </w:r>
+    </w:p>
+    <w:p>
+      <w:pPr>
+        <w:pStyle w:val="Heading1"/>
+      </w:pPr>
+      <w:r>
+        <w:t>The Mental Checklist I Personally Would Use</w:t>
+      </w:r>
+    </w:p>
+    <w:p>
+      <w:pPr>
+        <w:pStyle w:val="NormalWeb"/>
+      </w:pPr>
+      <w:r>
+        <w:t>If I were designing a database from scratch, my brain would literally go through these questions in order:</w:t>
+      </w:r>
+    </w:p>
+    <w:p>
+      <w:pPr>
+        <w:pStyle w:val="Heading3"/>
+      </w:pPr>
+      <w:r>
+        <w:t>1️</w:t>
+      </w:r>
+      <w:r>
+        <w:rPr>
+          <w:rFonts w:ascii="Tahoma" w:hAnsi="Tahoma" w:cs="Tahoma"/>
+        </w:rPr>
+        <w:t>⃣</w:t>
+      </w:r>
+      <w:r>
+        <w:t xml:space="preserve"> </w:t>
+      </w:r>
+      <w:proofErr w:type="gramStart"/>
+      <w:r>
+        <w:t>What</w:t>
+      </w:r>
+      <w:proofErr w:type="gramEnd"/>
+      <w:r>
+        <w:t xml:space="preserve"> problem is this software solving?</w:t>
+      </w:r>
+    </w:p>
+    <w:p>
+      <w:pPr>
+        <w:pStyle w:val="NormalWeb"/>
+      </w:pPr>
+      <w:r>
+        <w:t>↓</w:t>
+      </w:r>
+    </w:p>
+    <w:p>
+      <w:pPr>
+        <w:pStyle w:val="Heading3"/>
+      </w:pPr>
+      <w:r>
+        <w:t>2️</w:t>
+      </w:r>
+      <w:r>
+        <w:rPr>
+          <w:rFonts w:ascii="Tahoma" w:hAnsi="Tahoma" w:cs="Tahoma"/>
+        </w:rPr>
+        <w:t>⃣</w:t>
+      </w:r>
+      <w:r>
+        <w:t xml:space="preserve"> </w:t>
+      </w:r>
+      <w:proofErr w:type="gramStart"/>
+      <w:r>
+        <w:t>What</w:t>
+      </w:r>
+      <w:proofErr w:type="gramEnd"/>
+      <w:r>
+        <w:t xml:space="preserve"> features does it need?</w:t>
+      </w:r>
+    </w:p>
+    <w:p>
+      <w:pPr>
+        <w:pStyle w:val="NormalWeb"/>
+      </w:pPr>
+      <w:r>
+        <w:t>↓</w:t>
+      </w:r>
+    </w:p>
+    <w:p>
+      <w:pPr>
+        <w:pStyle w:val="Heading3"/>
+      </w:pPr>
+      <w:r>
+        <w:t>3️</w:t>
+      </w:r>
+      <w:r>
+        <w:rPr>
+          <w:rFonts w:ascii="Tahoma" w:hAnsi="Tahoma" w:cs="Tahoma"/>
+        </w:rPr>
+        <w:t>⃣</w:t>
+      </w:r>
+      <w:r>
+        <w:t xml:space="preserve"> </w:t>
+      </w:r>
+      <w:proofErr w:type="gramStart"/>
+      <w:r>
+        <w:t>What</w:t>
+      </w:r>
+      <w:proofErr w:type="gramEnd"/>
+      <w:r>
+        <w:t xml:space="preserve"> are the main entities (things) in the system?</w:t>
+      </w:r>
+    </w:p>
+    <w:p>
+      <w:pPr>
+        <w:pStyle w:val="NormalWeb"/>
+      </w:pPr>
+      <w:r>
+        <w:t>↓</w:t>
+      </w:r>
+    </w:p>
+    <w:p>
+      <w:pPr>
+        <w:pStyle w:val="Heading3"/>
+      </w:pPr>
+      <w:r>
+        <w:t>4️</w:t>
+      </w:r>
+      <w:r>
+        <w:rPr>
+          <w:rFonts w:ascii="Tahoma" w:hAnsi="Tahoma" w:cs="Tahoma"/>
+        </w:rPr>
+        <w:t>⃣</w:t>
+      </w:r>
+      <w:r>
+        <w:t xml:space="preserve"> </w:t>
+      </w:r>
+      <w:proofErr w:type="gramStart"/>
+      <w:r>
+        <w:t>What</w:t>
+      </w:r>
+      <w:proofErr w:type="gramEnd"/>
+      <w:r>
+        <w:t xml:space="preserve"> information should each entity store?</w:t>
+      </w:r>
+    </w:p>
+    <w:p>
+      <w:pPr>
+        <w:pStyle w:val="NormalWeb"/>
+      </w:pPr>
+      <w:r>
+        <w:t>↓</w:t>
+      </w:r>
+    </w:p>
+    <w:p>
+      <w:pPr>
+        <w:pStyle w:val="Heading3"/>
+      </w:pPr>
+      <w:r>
+        <w:t>5️</w:t>
+      </w:r>
+      <w:r>
+        <w:rPr>
+          <w:rFonts w:ascii="Tahoma" w:hAnsi="Tahoma" w:cs="Tahoma"/>
+        </w:rPr>
+        <w:t>⃣</w:t>
+      </w:r>
+      <w:r>
+        <w:t xml:space="preserve"> How are these entities related (1:1, 1</w:t>
+      </w:r>
+      <w:proofErr w:type="gramStart"/>
+      <w:r>
+        <w:t>:N</w:t>
+      </w:r>
+      <w:proofErr w:type="gramEnd"/>
+      <w:r>
+        <w:t>, M:N)?</w:t>
+      </w:r>
+    </w:p>
+    <w:p>
+      <w:pPr>
+        <w:pStyle w:val="NormalWeb"/>
+      </w:pPr>
+      <w:r>
+        <w:t>↓</w:t>
+      </w:r>
+    </w:p>
+    <w:p>
+      <w:pPr>
+        <w:pStyle w:val="Heading3"/>
+      </w:pPr>
+      <w:r>
+        <w:lastRenderedPageBreak/>
+        <w:t>6️</w:t>
+      </w:r>
+      <w:r>
+        <w:rPr>
+          <w:rFonts w:ascii="Tahoma" w:hAnsi="Tahoma" w:cs="Tahoma"/>
+        </w:rPr>
+        <w:t>⃣</w:t>
+      </w:r>
+      <w:r>
+        <w:t xml:space="preserve"> </w:t>
+      </w:r>
+      <w:proofErr w:type="gramStart"/>
+      <w:r>
+        <w:t>What</w:t>
+      </w:r>
+      <w:proofErr w:type="gramEnd"/>
+      <w:r>
+        <w:t xml:space="preserve"> should be the Primary Key of each table?</w:t>
+      </w:r>
+    </w:p>
+    <w:p>
+      <w:pPr>
+        <w:pStyle w:val="NormalWeb"/>
+      </w:pPr>
+      <w:r>
+        <w:t>↓</w:t>
+      </w:r>
+    </w:p>
+    <w:p>
+      <w:pPr>
+        <w:pStyle w:val="Heading3"/>
+      </w:pPr>
+      <w:r>
+        <w:t>7️</w:t>
+      </w:r>
+      <w:r>
+        <w:rPr>
+          <w:rFonts w:ascii="Tahoma" w:hAnsi="Tahoma" w:cs="Tahoma"/>
+        </w:rPr>
+        <w:t>⃣</w:t>
+      </w:r>
+      <w:r>
+        <w:t xml:space="preserve"> </w:t>
+      </w:r>
+      <w:proofErr w:type="gramStart"/>
+      <w:r>
+        <w:t>Which</w:t>
+      </w:r>
+      <w:proofErr w:type="gramEnd"/>
+      <w:r>
+        <w:t xml:space="preserve"> tables need Foreign Keys?</w:t>
+      </w:r>
+    </w:p>
+    <w:p>
+      <w:pPr>
+        <w:pStyle w:val="NormalWeb"/>
+      </w:pPr>
+      <w:r>
+        <w:t>↓</w:t>
+      </w:r>
+    </w:p>
+    <w:p>
+      <w:pPr>
+        <w:pStyle w:val="Heading3"/>
+      </w:pPr>
+      <w:r>
+        <w:t>8️</w:t>
+      </w:r>
+      <w:r>
+        <w:rPr>
+          <w:rFonts w:ascii="Tahoma" w:hAnsi="Tahoma" w:cs="Tahoma"/>
+        </w:rPr>
+        <w:t>⃣</w:t>
+      </w:r>
+      <w:r>
+        <w:t xml:space="preserve"> Am I storing the same information in multiple </w:t>
+      </w:r>
+      <w:proofErr w:type="gramStart"/>
+      <w:r>
+        <w:t>places?</w:t>
+      </w:r>
+      <w:proofErr w:type="gramEnd"/>
+    </w:p>
+    <w:p>
+      <w:pPr>
+        <w:numPr>
+          <w:ilvl w:val="0"/>
+          <w:numId w:val="27"/>
+        </w:numPr>
+        <w:spacing w:before="100" w:beforeAutospacing="1" w:after="100" w:afterAutospacing="1" w:line="240" w:lineRule="auto"/>
+      </w:pPr>
+      <w:r>
+        <w:t xml:space="preserve">If </w:t>
+      </w:r>
+      <w:proofErr w:type="gramStart"/>
+      <w:r>
+        <w:t>yes</w:t>
+      </w:r>
+      <w:proofErr w:type="gramEnd"/>
+      <w:r>
+        <w:t xml:space="preserve"> → normalize. </w:t>
+      </w:r>
+    </w:p>
+    <w:p>
+      <w:pPr>
+        <w:pStyle w:val="NormalWeb"/>
+      </w:pPr>
+      <w:r>
+        <w:t>↓</w:t>
+      </w:r>
+    </w:p>
+    <w:p>
+      <w:pPr>
+        <w:pStyle w:val="Heading3"/>
+      </w:pPr>
+      <w:r>
+        <w:t>9️</w:t>
+      </w:r>
+      <w:r>
+        <w:rPr>
+          <w:rFonts w:ascii="Tahoma" w:hAnsi="Tahoma" w:cs="Tahoma"/>
+        </w:rPr>
+        <w:t>⃣</w:t>
+      </w:r>
+      <w:r>
+        <w:t xml:space="preserve"> </w:t>
+      </w:r>
+      <w:proofErr w:type="gramStart"/>
+      <w:r>
+        <w:t>What</w:t>
+      </w:r>
+      <w:proofErr w:type="gramEnd"/>
+      <w:r>
+        <w:t xml:space="preserve"> business rules should the database enforce?</w:t>
+      </w:r>
+    </w:p>
+    <w:p>
+      <w:pPr>
+        <w:numPr>
+          <w:ilvl w:val="0"/>
+          <w:numId w:val="28"/>
+        </w:numPr>
+        <w:spacing w:before="100" w:beforeAutospacing="1" w:after="100" w:afterAutospacing="1" w:line="240" w:lineRule="auto"/>
+      </w:pPr>
+      <w:proofErr w:type="gramStart"/>
+      <w:r>
+        <w:t>NOT NULL?</w:t>
+      </w:r>
+      <w:proofErr w:type="gramEnd"/>
+      <w:r>
+        <w:t xml:space="preserve"> </w:t>
+      </w:r>
+    </w:p>
+    <w:p>
+      <w:pPr>
+        <w:numPr>
+          <w:ilvl w:val="0"/>
+          <w:numId w:val="28"/>
+        </w:numPr>
+        <w:spacing w:before="100" w:beforeAutospacing="1" w:after="100" w:afterAutospacing="1" w:line="240" w:lineRule="auto"/>
+      </w:pPr>
+      <w:r>
+        <w:t xml:space="preserve">UNIQUE? </w:t>
+      </w:r>
+    </w:p>
+    <w:p>
+      <w:pPr>
+        <w:numPr>
+          <w:ilvl w:val="0"/>
+          <w:numId w:val="28"/>
+        </w:numPr>
+        <w:spacing w:before="100" w:beforeAutospacing="1" w:after="100" w:afterAutospacing="1" w:line="240" w:lineRule="auto"/>
+      </w:pPr>
+      <w:proofErr w:type="gramStart"/>
+      <w:r>
+        <w:t>CHECK?</w:t>
+      </w:r>
+      <w:proofErr w:type="gramEnd"/>
+      <w:r>
+        <w:t xml:space="preserve"> </w:t>
+      </w:r>
+    </w:p>
+    <w:p>
+      <w:pPr>
+        <w:numPr>
+          <w:ilvl w:val="0"/>
+          <w:numId w:val="28"/>
+        </w:numPr>
+        <w:spacing w:before="100" w:beforeAutospacing="1" w:after="100" w:afterAutospacing="1" w:line="240" w:lineRule="auto"/>
+      </w:pPr>
+      <w:r>
+        <w:t xml:space="preserve">DEFAULT? </w:t>
+      </w:r>
+    </w:p>
+    <w:p>
+      <w:pPr>
+        <w:pStyle w:val="NormalWeb"/>
+      </w:pPr>
+      <w:r>
+        <w:t>↓</w:t>
+      </w:r>
+    </w:p>
+    <w:p>
+      <w:pPr>
+        <w:pStyle w:val="Heading3"/>
+      </w:pPr>
+      <w:r>
+        <w:rPr>
+          <w:rFonts w:ascii="Segoe UI Symbol" w:hAnsi="Segoe UI Symbol" w:cs="Segoe UI Symbol"/>
+        </w:rPr>
+        <w:t>🔟</w:t>
+      </w:r>
+      <w:r>
+        <w:t xml:space="preserve"> </w:t>
+      </w:r>
+      <w:proofErr w:type="gramStart"/>
+      <w:r>
+        <w:t>What</w:t>
+      </w:r>
+      <w:proofErr w:type="gramEnd"/>
+      <w:r>
+        <w:t xml:space="preserve"> data will the application frequently query or display?</w:t>
+      </w:r>
+    </w:p>
+    <w:p>
+      <w:pPr>
+        <w:pStyle w:val="NormalWeb"/>
+      </w:pPr>
+      <w:r>
+        <w:t>Will I often need to join Users and Tickets? Will I filter Tickets by Status? This helps validate the design and later informs indexing.</w:t>
+      </w:r>
+    </w:p>
+    <w:p>
+      <w:pPr>
+        <w:pStyle w:val="NormalWeb"/>
+      </w:pPr>
+      <w:r>
+        <w:t>↓</w:t>
+      </w:r>
+    </w:p>
+    <w:p>
+      <w:pPr>
+        <w:pStyle w:val="Heading3"/>
+      </w:pPr>
+      <w:r>
+        <w:t>1️</w:t>
+      </w:r>
+      <w:r>
+        <w:rPr>
+          <w:rFonts w:ascii="Tahoma" w:hAnsi="Tahoma" w:cs="Tahoma"/>
+        </w:rPr>
+        <w:t>⃣</w:t>
+      </w:r>
+      <w:r>
+        <w:t>1️</w:t>
+      </w:r>
+      <w:r>
+        <w:rPr>
+          <w:rFonts w:ascii="Tahoma" w:hAnsi="Tahoma" w:cs="Tahoma"/>
+        </w:rPr>
+        <w:t>⃣</w:t>
+      </w:r>
+      <w:r>
+        <w:t xml:space="preserve"> Draw the ER Diagram</w:t>
+      </w:r>
+    </w:p>
+    <w:p>
+      <w:pPr>
+        <w:pStyle w:val="NormalWeb"/>
+      </w:pPr>
+      <w:r>
+        <w:t>↓</w:t>
+      </w:r>
+    </w:p>
+    <w:p>
+      <w:pPr>
+        <w:pStyle w:val="Heading3"/>
+      </w:pPr>
+      <w:r>
+        <w:t>1️</w:t>
+      </w:r>
+      <w:r>
+        <w:rPr>
+          <w:rFonts w:ascii="Tahoma" w:hAnsi="Tahoma" w:cs="Tahoma"/>
+        </w:rPr>
+        <w:t>⃣</w:t>
+      </w:r>
+      <w:r>
+        <w:t>2️</w:t>
+      </w:r>
+      <w:r>
+        <w:rPr>
+          <w:rFonts w:ascii="Tahoma" w:hAnsi="Tahoma" w:cs="Tahoma"/>
+        </w:rPr>
+        <w:t>⃣</w:t>
+      </w:r>
+      <w:r>
+        <w:t xml:space="preserve"> </w:t>
+      </w:r>
+      <w:proofErr w:type="gramStart"/>
+      <w:r>
+        <w:t>Create</w:t>
+      </w:r>
+      <w:proofErr w:type="gramEnd"/>
+      <w:r>
+        <w:t xml:space="preserve"> the tables and implement the schema.</w:t>
+      </w:r>
+    </w:p>
+    <w:p>
+      <w:r>
+        <w:pict>
+          <v:rect id="_x0000_i1038" style="width:0;height:1.5pt" o:hralign="center" o:hrstd="t" o:hr="t" fillcolor="#a0a0a0" stroked="f"/>
+        </w:pict>
+      </w:r>
+    </w:p>
+    <w:p>
+      <w:pPr>
+        <w:pStyle w:val="Heading2"/>
+      </w:pPr>
+      <w:r>
+        <w:t>Applying this to your React + .NET Ticket Management System</w:t>
+      </w:r>
+    </w:p>
+    <w:p>
+      <w:pPr>
+        <w:pStyle w:val="NormalWeb"/>
+      </w:pPr>
+      <w:r>
+        <w:t>This is exactly how I would mentor you through your project:</w:t>
+      </w:r>
+    </w:p>
+    <w:p>
+      <w:pPr>
+        <w:numPr>
+          <w:ilvl w:val="0"/>
+          <w:numId w:val="29"/>
+        </w:numPr>
+        <w:spacing w:before="100" w:beforeAutospacing="1" w:after="100" w:afterAutospacing="1" w:line="240" w:lineRule="auto"/>
+      </w:pPr>
+      <w:r>
+        <w:rPr>
+          <w:rStyle w:val="Strong"/>
+        </w:rPr>
+        <w:t>Gather the requirements</w:t>
+      </w:r>
+      <w:r>
+        <w:t xml:space="preserve"> (features and user stories). </w:t>
+      </w:r>
+    </w:p>
+    <w:p>
+      <w:pPr>
+        <w:numPr>
+          <w:ilvl w:val="0"/>
+          <w:numId w:val="29"/>
+        </w:numPr>
+        <w:spacing w:before="100" w:beforeAutospacing="1" w:after="100" w:afterAutospacing="1" w:line="240" w:lineRule="auto"/>
+      </w:pPr>
+      <w:r>
+        <w:rPr>
+          <w:rStyle w:val="Strong"/>
+        </w:rPr>
+        <w:t>Extract the entities</w:t>
+      </w:r>
+      <w:r>
+        <w:t xml:space="preserve"> (Users, Roles, Tickets, Comments, Attachments, etc.). </w:t>
+      </w:r>
+    </w:p>
+    <w:p>
+      <w:pPr>
+        <w:numPr>
+          <w:ilvl w:val="0"/>
+          <w:numId w:val="29"/>
+        </w:numPr>
+        <w:spacing w:before="100" w:beforeAutospacing="1" w:after="100" w:afterAutospacing="1" w:line="240" w:lineRule="auto"/>
+      </w:pPr>
+      <w:r>
+        <w:rPr>
+          <w:rStyle w:val="Strong"/>
+        </w:rPr>
+        <w:t>Define the attributes</w:t>
+      </w:r>
+      <w:r>
+        <w:t xml:space="preserve"> for each entity. </w:t>
+      </w:r>
+    </w:p>
+    <w:p>
+      <w:pPr>
+        <w:numPr>
+          <w:ilvl w:val="0"/>
+          <w:numId w:val="29"/>
+        </w:numPr>
+        <w:spacing w:before="100" w:beforeAutospacing="1" w:after="100" w:afterAutospacing="1" w:line="240" w:lineRule="auto"/>
+      </w:pPr>
+      <w:r>
+        <w:rPr>
+          <w:rStyle w:val="Strong"/>
+        </w:rPr>
+        <w:t>Establish the relationships</w:t>
+      </w:r>
+      <w:r>
+        <w:t xml:space="preserve"> and cardinalities. </w:t>
+      </w:r>
+    </w:p>
+    <w:p>
+      <w:pPr>
+        <w:numPr>
+          <w:ilvl w:val="0"/>
+          <w:numId w:val="29"/>
+        </w:numPr>
+        <w:spacing w:before="100" w:beforeAutospacing="1" w:after="100" w:afterAutospacing="1" w:line="240" w:lineRule="auto"/>
+      </w:pPr>
+      <w:r>
+        <w:rPr>
+          <w:rStyle w:val="Strong"/>
+        </w:rPr>
+        <w:t>Normalize the schema</w:t>
+      </w:r>
+      <w:r>
+        <w:t xml:space="preserve"> to eliminate unnecessary duplication. </w:t>
+      </w:r>
+    </w:p>
+    <w:p>
+      <w:pPr>
+        <w:numPr>
+          <w:ilvl w:val="0"/>
+          <w:numId w:val="29"/>
+        </w:numPr>
+        <w:spacing w:before="100" w:beforeAutospacing="1" w:after="100" w:afterAutospacing="1" w:line="240" w:lineRule="auto"/>
+      </w:pPr>
+      <w:r>
+        <w:rPr>
+          <w:rStyle w:val="Strong"/>
+        </w:rPr>
+        <w:lastRenderedPageBreak/>
+        <w:t>Choose keys and constraints</w:t>
+      </w:r>
+      <w:r>
+        <w:t xml:space="preserve">. </w:t>
+      </w:r>
+    </w:p>
+    <w:p>
+      <w:pPr>
+        <w:numPr>
+          <w:ilvl w:val="0"/>
+          <w:numId w:val="29"/>
+        </w:numPr>
+        <w:spacing w:before="100" w:beforeAutospacing="1" w:after="100" w:afterAutospacing="1" w:line="240" w:lineRule="auto"/>
+      </w:pPr>
+      <w:r>
+        <w:rPr>
+          <w:rStyle w:val="Strong"/>
+        </w:rPr>
+        <w:t>Review the design by imagining the application's screens and API endpoints</w:t>
+      </w:r>
+      <w:r>
+        <w:t xml:space="preserve"> to ensure the model supports them efficiently. </w:t>
+      </w:r>
+    </w:p>
+    <w:p>
+      <w:pPr>
+        <w:numPr>
+          <w:ilvl w:val="0"/>
+          <w:numId w:val="29"/>
+        </w:numPr>
+        <w:spacing w:before="100" w:beforeAutospacing="1" w:after="100" w:afterAutospacing="1" w:line="240" w:lineRule="auto"/>
+      </w:pPr>
+      <w:r>
+        <w:rPr>
+          <w:rStyle w:val="Strong"/>
+        </w:rPr>
+        <w:t>Draw the ER diagram</w:t>
+      </w:r>
+      <w:r>
+        <w:t xml:space="preserve">. </w:t>
+      </w:r>
+    </w:p>
+    <w:p>
+      <w:pPr>
+        <w:numPr>
+          <w:ilvl w:val="0"/>
+          <w:numId w:val="29"/>
+        </w:numPr>
+        <w:spacing w:before="100" w:beforeAutospacing="1" w:after="100" w:afterAutospacing="1" w:line="240" w:lineRule="auto"/>
+      </w:pPr>
+      <w:r>
+        <w:rPr>
+          <w:rStyle w:val="Strong"/>
+        </w:rPr>
+        <w:t>Implement the database in PostgreSQL</w:t>
+      </w:r>
+      <w:r>
+        <w:t xml:space="preserve">. </w:t>
+      </w:r>
+    </w:p>
+    <w:p>
+      <w:pPr>
+        <w:numPr>
+          <w:ilvl w:val="0"/>
+          <w:numId w:val="29"/>
+        </w:numPr>
+        <w:spacing w:before="100" w:beforeAutospacing="1" w:after="100" w:afterAutospacing="1" w:line="240" w:lineRule="auto"/>
+      </w:pPr>
+      <w:r>
+        <w:rPr>
+          <w:rStyle w:val="Strong"/>
+        </w:rPr>
+        <w:t>Map it using EF Core</w:t>
+      </w:r>
+      <w:r>
+        <w:t xml:space="preserve"> (entities, navigation properties, Fluent API, migrations). </w:t>
+      </w:r>
+    </w:p>
+    <w:p>
+      <w:pPr>
+        <w:pStyle w:val="NormalWeb"/>
+      </w:pPr>
+      <w:r>
+        <w:t>This workflow mirrors how many backend developers approach schema design in real projects: understand the business first, model the data second, and write SQL or EF Core code last.</w:t>
+      </w:r>
+    </w:p>
+    <w:p>
+      <w:pPr>
+        <w:pStyle w:val="NormalWeb"/>
+        <w:jc w:val="center"/>
+        <w:rPr>
+          <w:b/>
+          <w:color w:val="FF0000"/>
+          <w:sz w:val="32"/>
+          <w:szCs w:val="32"/>
+          <w:u w:val="single"/>
+        </w:rPr>
+      </w:pPr>
+      <w:r>
+        <w:rPr>
+          <w:b/>
+          <w:color w:val="FF0000"/>
+          <w:sz w:val="32"/>
+          <w:szCs w:val="32"/>
+          <w:u w:val="single"/>
+        </w:rPr>
+        <w:t>Datab</w:t>
+      </w:r>
+      <w:r>
+        <w:rPr>
+          <w:b/>
+          <w:color w:val="FF0000"/>
+          <w:sz w:val="32"/>
+          <w:szCs w:val="32"/>
+          <w:u w:val="single"/>
+        </w:rPr>
+        <w:t>ase Entity Relationship</w:t>
+      </w:r>
+      <w:r>
+        <w:rPr>
+          <w:b/>
+          <w:color w:val="FF0000"/>
+          <w:sz w:val="32"/>
+          <w:szCs w:val="32"/>
+          <w:u w:val="single"/>
+        </w:rPr>
+        <w:t xml:space="preserve"> creation Example</w:t>
+      </w:r>
+    </w:p>
+    <w:p>
+      <w:pPr>
+        <w:pStyle w:val="Heading1"/>
+      </w:pPr>
+      <w:r>
+        <w:t>The Golden Rule</w:t>
+      </w:r>
+    </w:p>
+    <w:p>
+      <w:pPr>
+        <w:pStyle w:val="NormalWeb"/>
+      </w:pPr>
+      <w:r>
+        <w:t>When you have two entities, always ask these two questions:</w:t>
+      </w:r>
+    </w:p>
+    <w:p>
+      <w:pPr>
+        <w:numPr>
+          <w:ilvl w:val="0"/>
+          <w:numId w:val="30"/>
+        </w:numPr>
+        <w:spacing w:before="100" w:beforeAutospacing="1" w:after="100" w:afterAutospacing="1" w:line="240" w:lineRule="auto"/>
+      </w:pPr>
+      <w:r>
+        <w:rPr>
+          <w:rStyle w:val="Strong"/>
+        </w:rPr>
+        <w:t xml:space="preserve">How many B can one </w:t>
+      </w:r>
+      <w:proofErr w:type="gramStart"/>
+      <w:r>
+        <w:rPr>
+          <w:rStyle w:val="Strong"/>
+        </w:rPr>
+        <w:t>A</w:t>
+      </w:r>
+      <w:proofErr w:type="gramEnd"/>
+      <w:r>
+        <w:rPr>
+          <w:rStyle w:val="Strong"/>
+        </w:rPr>
+        <w:t xml:space="preserve"> have?</w:t>
+      </w:r>
+      <w:r>
+        <w:t xml:space="preserve"> </w:t>
+      </w:r>
+    </w:p>
+    <w:p>
+      <w:pPr>
+        <w:numPr>
+          <w:ilvl w:val="0"/>
+          <w:numId w:val="30"/>
+        </w:numPr>
+        <w:spacing w:before="100" w:beforeAutospacing="1" w:after="100" w:afterAutospacing="1" w:line="240" w:lineRule="auto"/>
+      </w:pPr>
+      <w:r>
+        <w:rPr>
+          <w:rStyle w:val="Strong"/>
+        </w:rPr>
+        <w:t>How many A can one B have?</w:t>
+      </w:r>
+      <w:r>
+        <w:t xml:space="preserve"> </w:t>
+      </w:r>
+    </w:p>
+    <w:p>
+      <w:pPr>
+        <w:pStyle w:val="NormalWeb"/>
+      </w:pPr>
+      <w:r>
+        <w:t>The answers determine the relationship.</w:t>
+      </w:r>
+    </w:p>
+    <w:p>
+      <w:pPr>
+        <w:pStyle w:val="NormalWeb"/>
+      </w:pPr>
+      <w:r>
+        <w:t xml:space="preserve">After that, </w:t>
+      </w:r>
+      <w:proofErr w:type="gramStart"/>
+      <w:r>
+        <w:t>there's</w:t>
+      </w:r>
+      <w:proofErr w:type="gramEnd"/>
+      <w:r>
+        <w:t xml:space="preserve"> an easy rule for the foreign key.</w:t>
+      </w:r>
+    </w:p>
+    <w:p>
+      <w:pPr>
+        <w:pStyle w:val="Heading2"/>
+      </w:pPr>
+      <w:r>
+        <w:t>Foreign Key Rule</w:t>
+      </w:r>
+    </w:p>
+    <w:p>
+      <w:pPr>
+        <w:numPr>
+          <w:ilvl w:val="0"/>
+          <w:numId w:val="31"/>
+        </w:numPr>
+        <w:spacing w:before="100" w:beforeAutospacing="1" w:after="100" w:afterAutospacing="1" w:line="240" w:lineRule="auto"/>
+      </w:pPr>
+      <w:proofErr w:type="gramStart"/>
+      <w:r>
+        <w:rPr>
+          <w:rStyle w:val="Strong"/>
+        </w:rPr>
+        <w:t>1 :</w:t>
+      </w:r>
+      <w:proofErr w:type="gramEnd"/>
+      <w:r>
+        <w:rPr>
+          <w:rStyle w:val="Strong"/>
+        </w:rPr>
+        <w:t xml:space="preserve"> N</w:t>
+      </w:r>
+      <w:r>
+        <w:t xml:space="preserve"> → The </w:t>
+      </w:r>
+      <w:r>
+        <w:rPr>
+          <w:rStyle w:val="Strong"/>
+        </w:rPr>
+        <w:t>N (many)</w:t>
+      </w:r>
+      <w:r>
+        <w:t xml:space="preserve"> side stores the foreign key. </w:t>
+      </w:r>
+    </w:p>
+    <w:p>
+      <w:pPr>
+        <w:numPr>
+          <w:ilvl w:val="0"/>
+          <w:numId w:val="31"/>
+        </w:numPr>
+        <w:spacing w:before="100" w:beforeAutospacing="1" w:after="100" w:afterAutospacing="1" w:line="240" w:lineRule="auto"/>
+      </w:pPr>
+      <w:proofErr w:type="gramStart"/>
+      <w:r>
+        <w:rPr>
+          <w:rStyle w:val="Strong"/>
+        </w:rPr>
+        <w:t>1 :</w:t>
+      </w:r>
+      <w:proofErr w:type="gramEnd"/>
+      <w:r>
+        <w:rPr>
+          <w:rStyle w:val="Strong"/>
+        </w:rPr>
+        <w:t xml:space="preserve"> 1</w:t>
+      </w:r>
+      <w:r>
+        <w:t xml:space="preserve"> → Usually the dependent table stores the foreign key. </w:t>
+      </w:r>
+    </w:p>
+    <w:p>
+      <w:pPr>
+        <w:numPr>
+          <w:ilvl w:val="0"/>
+          <w:numId w:val="31"/>
+        </w:numPr>
+        <w:spacing w:before="100" w:beforeAutospacing="1" w:after="100" w:afterAutospacing="1" w:line="240" w:lineRule="auto"/>
+      </w:pPr>
+      <w:proofErr w:type="gramStart"/>
+      <w:r>
+        <w:rPr>
+          <w:rStyle w:val="Strong"/>
+        </w:rPr>
+        <w:t>N :</w:t>
+      </w:r>
+      <w:proofErr w:type="gramEnd"/>
+      <w:r>
+        <w:rPr>
+          <w:rStyle w:val="Strong"/>
+        </w:rPr>
+        <w:t xml:space="preserve"> N</w:t>
+      </w:r>
+      <w:r>
+        <w:t xml:space="preserve"> → Neither table stores the foreign key. Create a </w:t>
+      </w:r>
+      <w:r>
+        <w:rPr>
+          <w:rStyle w:val="Strong"/>
+        </w:rPr>
+        <w:t>junction table</w:t>
+      </w:r>
+      <w:r>
+        <w:t xml:space="preserve"> that stores both foreign keys. </w:t>
+      </w:r>
+    </w:p>
+    <w:p>
+      <w:pPr>
+        <w:pStyle w:val="NormalWeb"/>
+      </w:pPr>
+      <w:proofErr w:type="gramStart"/>
+      <w:r>
+        <w:t>That's</w:t>
+      </w:r>
+      <w:proofErr w:type="gramEnd"/>
+      <w:r>
+        <w:t xml:space="preserve"> it.</w:t>
+      </w:r>
+    </w:p>
+    <w:p>
+      <w:pPr>
+        <w:pStyle w:val="NormalWeb"/>
+      </w:pPr>
+      <w:r>
+        <w:t xml:space="preserve">Now </w:t>
+      </w:r>
+      <w:proofErr w:type="gramStart"/>
+      <w:r>
+        <w:t>let's</w:t>
+      </w:r>
+      <w:proofErr w:type="gramEnd"/>
+      <w:r>
+        <w:t xml:space="preserve"> practice.</w:t>
+      </w:r>
+    </w:p>
+    <w:p>
+      <w:r>
+        <w:pict>
+          <v:rect id="_x0000_i1057" style="width:0;height:1.5pt" o:hralign="center" o:hrstd="t" o:hr="t" fillcolor="#a0a0a0" stroked="f"/>
+        </w:pict>
+      </w:r>
+    </w:p>
+    <w:p>
+      <w:pPr>
+        <w:pStyle w:val="Heading1"/>
+      </w:pPr>
+      <w:r>
+        <w:t>Example 1: User and Ticket (One-to-Many)</w:t>
+      </w:r>
+    </w:p>
+    <w:p>
+      <w:pPr>
+        <w:pStyle w:val="NormalWeb"/>
+      </w:pPr>
+      <w:r>
+        <w:t>Requirement:</w:t>
+      </w:r>
+    </w:p>
+    <w:p>
+      <w:pPr>
+        <w:pStyle w:val="NormalWeb"/>
+      </w:pPr>
+      <w:r>
+        <w:t>A user can create many tickets.</w:t>
+      </w:r>
+    </w:p>
+    <w:p>
+      <w:pPr>
+        <w:pStyle w:val="NormalWeb"/>
+      </w:pPr>
+      <w:proofErr w:type="gramStart"/>
+      <w:r>
+        <w:t>A ticket is created by only one user</w:t>
+      </w:r>
+      <w:proofErr w:type="gramEnd"/>
+      <w:r>
+        <w:t>.</w:t>
+      </w:r>
+    </w:p>
+    <w:p>
+      <w:pPr>
+        <w:pStyle w:val="NormalWeb"/>
+      </w:pPr>
+      <w:proofErr w:type="gramStart"/>
+      <w:r>
+        <w:t>Don't</w:t>
+      </w:r>
+      <w:proofErr w:type="gramEnd"/>
+      <w:r>
+        <w:t xml:space="preserve"> think about SQL.</w:t>
+      </w:r>
+    </w:p>
+    <w:p>
+      <w:pPr>
+        <w:pStyle w:val="NormalWeb"/>
+      </w:pPr>
+      <w:r>
+        <w:t>Ask:</w:t>
+      </w:r>
+    </w:p>
+    <w:p>
+      <w:pPr>
+        <w:pStyle w:val="Heading3"/>
+      </w:pPr>
+      <w:r>
+        <w:lastRenderedPageBreak/>
+        <w:t>Question 1</w:t>
+      </w:r>
+    </w:p>
+    <w:p>
+      <w:pPr>
+        <w:pStyle w:val="NormalWeb"/>
+      </w:pPr>
+      <w:r>
+        <w:t>How many tickets can one user create?</w:t>
+      </w:r>
+    </w:p>
+    <w:p>
+      <w:pPr>
+        <w:pStyle w:val="NormalWeb"/>
+      </w:pPr>
+      <w:r>
+        <w:t>Answer:</w:t>
+      </w:r>
+    </w:p>
+    <w:p>
+      <w:pPr>
+        <w:pStyle w:val="HTMLPreformatted"/>
+      </w:pPr>
+      <w:r>
+        <w:rPr>
+          <w:rStyle w:val="HTMLCode"/>
+        </w:rPr>
+        <w:t>One User → Many Tickets</w:t>
+      </w:r>
+    </w:p>
+    <w:p>
+      <w:pPr>
+        <w:pStyle w:val="Heading3"/>
+      </w:pPr>
+      <w:r>
+        <w:t>Question 2</w:t>
+      </w:r>
+    </w:p>
+    <w:p>
+      <w:pPr>
+        <w:pStyle w:val="NormalWeb"/>
+      </w:pPr>
+      <w:r>
+        <w:t xml:space="preserve">How many users can one ticket belong </w:t>
+      </w:r>
+      <w:proofErr w:type="gramStart"/>
+      <w:r>
+        <w:t>to</w:t>
+      </w:r>
+      <w:proofErr w:type="gramEnd"/>
+      <w:r>
+        <w:t>?</w:t>
+      </w:r>
+    </w:p>
+    <w:p>
+      <w:pPr>
+        <w:pStyle w:val="NormalWeb"/>
+      </w:pPr>
+      <w:r>
+        <w:t>Answer:</w:t>
+      </w:r>
+    </w:p>
+    <w:p>
+      <w:pPr>
+        <w:pStyle w:val="HTMLPreformatted"/>
+      </w:pPr>
+      <w:r>
+        <w:rPr>
+          <w:rStyle w:val="HTMLCode"/>
+        </w:rPr>
+        <w:t>One Ticket → One User</w:t>
+      </w:r>
+    </w:p>
+    <w:p>
+      <w:pPr>
+        <w:pStyle w:val="NormalWeb"/>
+      </w:pPr>
+      <w:r>
+        <w:t>Now draw it.</w:t>
+      </w:r>
+    </w:p>
+    <w:p>
+      <w:pPr>
+        <w:pStyle w:val="HTMLPreformatted"/>
+      </w:pPr>
+      <w:proofErr w:type="gramStart"/>
+      <w:r>
+        <w:rPr>
+          <w:rStyle w:val="HTMLCode"/>
+        </w:rPr>
+        <w:t>User  ---------</w:t>
+      </w:r>
+      <w:proofErr w:type="gramEnd"/>
+      <w:r>
+        <w:rPr>
+          <w:rStyle w:val="HTMLCode"/>
+        </w:rPr>
+        <w:t>&gt; Ticket</w:t>
+      </w:r>
+      <w:r>
+        <w:br/>
+      </w:r>
+      <w:r>
+        <w:br/>
+      </w:r>
+      <w:r>
+        <w:rPr>
+          <w:rStyle w:val="HTMLCode"/>
+        </w:rPr>
+        <w:t>1                 N</w:t>
+      </w:r>
+    </w:p>
+    <w:p>
+      <w:pPr>
+        <w:pStyle w:val="NormalWeb"/>
+      </w:pPr>
+      <w:r>
+        <w:t>Relationship:</w:t>
+      </w:r>
+    </w:p>
+    <w:p>
+      <w:pPr>
+        <w:pStyle w:val="HTMLPreformatted"/>
+      </w:pPr>
+      <w:proofErr w:type="gramStart"/>
+      <w:r>
+        <w:rPr>
+          <w:rStyle w:val="HTMLCode"/>
+        </w:rPr>
+        <w:t>1 :</w:t>
+      </w:r>
+      <w:proofErr w:type="gramEnd"/>
+      <w:r>
+        <w:rPr>
+          <w:rStyle w:val="HTMLCode"/>
+        </w:rPr>
+        <w:t xml:space="preserve"> N</w:t>
+      </w:r>
+    </w:p>
+    <w:p>
+      <w:pPr>
+        <w:pStyle w:val="NormalWeb"/>
+      </w:pPr>
+      <w:r>
+        <w:t>Now apply the rule.</w:t>
+      </w:r>
+    </w:p>
+    <w:p>
+      <w:pPr>
+        <w:pStyle w:val="NormalWeb"/>
+      </w:pPr>
+      <w:r>
+        <w:t xml:space="preserve">The </w:t>
+      </w:r>
+      <w:r>
+        <w:rPr>
+          <w:rStyle w:val="Strong"/>
+        </w:rPr>
+        <w:t>many side</w:t>
+      </w:r>
+      <w:r>
+        <w:t xml:space="preserve"> stores the foreign key.</w:t>
+      </w:r>
+    </w:p>
+    <w:p>
+      <w:pPr>
+        <w:pStyle w:val="NormalWeb"/>
+      </w:pPr>
+      <w:r>
+        <w:t>Which side is many?</w:t>
+      </w:r>
+    </w:p>
+    <w:p>
+      <w:pPr>
+        <w:pStyle w:val="NormalWeb"/>
+      </w:pPr>
+      <w:r>
+        <w:t>Tickets.</w:t>
+      </w:r>
+    </w:p>
+    <w:p>
+      <w:pPr>
+        <w:pStyle w:val="NormalWeb"/>
+      </w:pPr>
+      <w:r>
+        <w:t>So:</w:t>
+      </w:r>
+    </w:p>
+    <w:p>
+      <w:pPr>
+        <w:pStyle w:val="HTMLPreformatted"/>
+      </w:pPr>
+      <w:r>
+        <w:rPr>
+          <w:rStyle w:val="HTMLCode"/>
+        </w:rPr>
+        <w:t>Users</w:t>
+      </w:r>
+      <w:r>
+        <w:br/>
+      </w:r>
+      <w:r>
+        <w:rPr>
+          <w:rStyle w:val="HTMLCode"/>
+        </w:rPr>
+        <w:t>------</w:t>
+      </w:r>
+      <w:r>
+        <w:br/>
+      </w:r>
+      <w:proofErr w:type="spellStart"/>
+      <w:r>
+        <w:rPr>
+          <w:rStyle w:val="HTMLCode"/>
+        </w:rPr>
+        <w:t>UserId</w:t>
+      </w:r>
+      <w:proofErr w:type="spellEnd"/>
+      <w:r>
+        <w:rPr>
+          <w:rStyle w:val="HTMLCode"/>
+        </w:rPr>
+        <w:t xml:space="preserve"> (PK</w:t>
+      </w:r>
+      <w:proofErr w:type="gramStart"/>
+      <w:r>
+        <w:rPr>
+          <w:rStyle w:val="HTMLCode"/>
+        </w:rPr>
+        <w:t>)</w:t>
+      </w:r>
+      <w:proofErr w:type="gramEnd"/>
+      <w:r>
+        <w:br/>
+      </w:r>
+      <w:r>
+        <w:rPr>
+          <w:rStyle w:val="HTMLCode"/>
+        </w:rPr>
+        <w:t>Name</w:t>
+      </w:r>
+      <w:r>
+        <w:br/>
+      </w:r>
+      <w:r>
+        <w:br/>
+      </w:r>
+      <w:r>
+        <w:rPr>
+          <w:rStyle w:val="HTMLCode"/>
+        </w:rPr>
+        <w:t>Tickets</w:t>
+      </w:r>
+      <w:r>
+        <w:br/>
+      </w:r>
+      <w:r>
+        <w:rPr>
+          <w:rStyle w:val="HTMLCode"/>
+        </w:rPr>
+        <w:t>--------</w:t>
+      </w:r>
+      <w:r>
+        <w:br/>
+      </w:r>
+      <w:proofErr w:type="spellStart"/>
+      <w:r>
+        <w:rPr>
+          <w:rStyle w:val="HTMLCode"/>
+        </w:rPr>
+        <w:t>TicketId</w:t>
+      </w:r>
+      <w:proofErr w:type="spellEnd"/>
+      <w:r>
+        <w:rPr>
+          <w:rStyle w:val="HTMLCode"/>
+        </w:rPr>
+        <w:t xml:space="preserve"> (PK)</w:t>
+      </w:r>
+      <w:r>
+        <w:br/>
+      </w:r>
+      <w:r>
+        <w:rPr>
+          <w:rStyle w:val="HTMLCode"/>
+        </w:rPr>
+        <w:t>Title</w:t>
+      </w:r>
+      <w:r>
+        <w:br/>
+      </w:r>
+      <w:proofErr w:type="spellStart"/>
+      <w:r>
+        <w:rPr>
+          <w:rStyle w:val="HTMLCode"/>
+        </w:rPr>
+        <w:t>UserId</w:t>
+      </w:r>
+      <w:proofErr w:type="spellEnd"/>
+      <w:r>
+        <w:rPr>
+          <w:rStyle w:val="HTMLCode"/>
+        </w:rPr>
+        <w:t xml:space="preserve"> (FK)</w:t>
+      </w:r>
+    </w:p>
+    <w:p>
+      <w:pPr>
+        <w:pStyle w:val="NormalWeb"/>
+      </w:pPr>
+      <w:r>
+        <w:t xml:space="preserve">Notice we did </w:t>
+      </w:r>
+      <w:r>
+        <w:rPr>
+          <w:rStyle w:val="Strong"/>
+        </w:rPr>
+        <w:t>not</w:t>
+      </w:r>
+      <w:r>
+        <w:t xml:space="preserve"> put </w:t>
+      </w:r>
+      <w:proofErr w:type="spellStart"/>
+      <w:r>
+        <w:rPr>
+          <w:rStyle w:val="HTMLCode"/>
+        </w:rPr>
+        <w:t>TicketId</w:t>
+      </w:r>
+      <w:proofErr w:type="spellEnd"/>
+      <w:r>
+        <w:t xml:space="preserve"> inside </w:t>
+      </w:r>
+      <w:r>
+        <w:rPr>
+          <w:rStyle w:val="HTMLCode"/>
+        </w:rPr>
+        <w:t>Users</w:t>
+      </w:r>
+      <w:r>
+        <w:t>.</w:t>
+      </w:r>
+    </w:p>
+    <w:p>
+      <w:pPr>
+        <w:pStyle w:val="NormalWeb"/>
+      </w:pPr>
+      <w:r>
+        <w:t>Why?</w:t>
+      </w:r>
+    </w:p>
+    <w:p>
+      <w:pPr>
+        <w:pStyle w:val="NormalWeb"/>
+      </w:pPr>
+      <w:r>
+        <w:t>Imagine John creates 500 tickets.</w:t>
+      </w:r>
+    </w:p>
+    <w:p>
+      <w:pPr>
+        <w:pStyle w:val="NormalWeb"/>
+      </w:pPr>
+      <w:r>
+        <w:lastRenderedPageBreak/>
+        <w:t>Would the Users table look like this?</w:t>
+      </w:r>
+    </w:p>
+    <w:p>
+      <w:pPr>
+        <w:pStyle w:val="HTMLPreformatted"/>
+      </w:pPr>
+      <w:proofErr w:type="spellStart"/>
+      <w:r>
+        <w:rPr>
+          <w:rStyle w:val="HTMLCode"/>
+        </w:rPr>
+        <w:t>UserId</w:t>
+      </w:r>
+      <w:proofErr w:type="spellEnd"/>
+      <w:r>
+        <w:br/>
+      </w:r>
+      <w:r>
+        <w:rPr>
+          <w:rStyle w:val="HTMLCode"/>
+        </w:rPr>
+        <w:t>Name</w:t>
+      </w:r>
+      <w:r>
+        <w:br/>
+      </w:r>
+      <w:r>
+        <w:rPr>
+          <w:rStyle w:val="HTMLCode"/>
+        </w:rPr>
+        <w:t>Ticket1</w:t>
+      </w:r>
+      <w:r>
+        <w:br/>
+      </w:r>
+      <w:r>
+        <w:rPr>
+          <w:rStyle w:val="HTMLCode"/>
+        </w:rPr>
+        <w:t>Ticket2</w:t>
+      </w:r>
+      <w:r>
+        <w:br/>
+      </w:r>
+      <w:r>
+        <w:rPr>
+          <w:rStyle w:val="HTMLCode"/>
+        </w:rPr>
+        <w:t>Ticket3</w:t>
+      </w:r>
+      <w:r>
+        <w:br/>
+      </w:r>
+      <w:r>
+        <w:rPr>
+          <w:rStyle w:val="HTMLCode"/>
+        </w:rPr>
+        <w:t>Ticket4</w:t>
+      </w:r>
+      <w:r>
+        <w:br/>
+      </w:r>
+      <w:r>
+        <w:rPr>
+          <w:rStyle w:val="HTMLCode"/>
+        </w:rPr>
+        <w:t>...</w:t>
+      </w:r>
+      <w:r>
+        <w:br/>
+      </w:r>
+      <w:r>
+        <w:rPr>
+          <w:rStyle w:val="HTMLCode"/>
+        </w:rPr>
+        <w:t>Ticket500</w:t>
+      </w:r>
+    </w:p>
+    <w:p>
+      <w:pPr>
+        <w:pStyle w:val="NormalWeb"/>
+      </w:pPr>
+      <w:r>
+        <w:t>Impossible.</w:t>
+      </w:r>
+    </w:p>
+    <w:p>
+      <w:pPr>
+        <w:pStyle w:val="NormalWeb"/>
+      </w:pPr>
+      <w:r>
+        <w:t>Instead:</w:t>
+      </w:r>
+    </w:p>
+    <w:p>
+      <w:pPr>
+        <w:pStyle w:val="HTMLPreformatted"/>
+      </w:pPr>
+      <w:proofErr w:type="spellStart"/>
+      <w:r>
+        <w:rPr>
+          <w:rStyle w:val="HTMLCode"/>
+        </w:rPr>
+        <w:t>TicketId</w:t>
+      </w:r>
+      <w:proofErr w:type="spellEnd"/>
+      <w:r>
+        <w:br/>
+      </w:r>
+      <w:r>
+        <w:rPr>
+          <w:rStyle w:val="HTMLCode"/>
+        </w:rPr>
+        <w:t>Title</w:t>
+      </w:r>
+      <w:r>
+        <w:br/>
+      </w:r>
+      <w:proofErr w:type="spellStart"/>
+      <w:r>
+        <w:rPr>
+          <w:rStyle w:val="HTMLCode"/>
+        </w:rPr>
+        <w:t>UserId</w:t>
+      </w:r>
+      <w:proofErr w:type="spellEnd"/>
+    </w:p>
+    <w:p>
+      <w:pPr>
+        <w:pStyle w:val="NormalWeb"/>
+      </w:pPr>
+      <w:r>
+        <w:t>Each ticket simply says,</w:t>
+      </w:r>
+    </w:p>
+    <w:p>
+      <w:pPr>
+        <w:pStyle w:val="NormalWeb"/>
+      </w:pPr>
+      <w:r>
+        <w:t>"I belong to User 1."</w:t>
+      </w:r>
+    </w:p>
+    <w:p>
+      <w:pPr>
+        <w:pStyle w:val="NormalWeb"/>
+      </w:pPr>
+      <w:r>
+        <w:t>Much cleaner.</w:t>
+      </w:r>
+    </w:p>
+    <w:p>
+      <w:r>
+        <w:pict>
+          <v:rect id="_x0000_i1058" style="width:0;height:1.5pt" o:hralign="center" o:hrstd="t" o:hr="t" fillcolor="#a0a0a0" stroked="f"/>
+        </w:pict>
+      </w:r>
+    </w:p>
+    <w:p>
+      <w:pPr>
+        <w:pStyle w:val="Heading1"/>
+      </w:pPr>
+      <w:r>
+        <w:t>Example 2: Department and Employee (One-to-Many)</w:t>
+      </w:r>
+    </w:p>
+    <w:p>
+      <w:pPr>
+        <w:pStyle w:val="NormalWeb"/>
+      </w:pPr>
+      <w:r>
+        <w:t>Requirement:</w:t>
+      </w:r>
+    </w:p>
+    <w:p>
+      <w:pPr>
+        <w:pStyle w:val="NormalWeb"/>
+      </w:pPr>
+      <w:r>
+        <w:t>One department has many employees.</w:t>
+      </w:r>
+    </w:p>
+    <w:p>
+      <w:pPr>
+        <w:pStyle w:val="NormalWeb"/>
+      </w:pPr>
+      <w:r>
+        <w:t>One employee belongs to one department.</w:t>
+      </w:r>
+    </w:p>
+    <w:p>
+      <w:pPr>
+        <w:pStyle w:val="NormalWeb"/>
+      </w:pPr>
+      <w:r>
+        <w:t>Ask:</w:t>
+      </w:r>
+    </w:p>
+    <w:p>
+      <w:pPr>
+        <w:pStyle w:val="NormalWeb"/>
+      </w:pPr>
+      <w:r>
+        <w:t>How many employees in one department?</w:t>
+      </w:r>
+    </w:p>
+    <w:p>
+      <w:pPr>
+        <w:pStyle w:val="NormalWeb"/>
+      </w:pPr>
+      <w:r>
+        <w:t>Many.</w:t>
+      </w:r>
+    </w:p>
+    <w:p>
+      <w:pPr>
+        <w:pStyle w:val="NormalWeb"/>
+      </w:pPr>
+      <w:r>
+        <w:t>How many departments for one employee?</w:t>
+      </w:r>
+    </w:p>
+    <w:p>
+      <w:pPr>
+        <w:pStyle w:val="NormalWeb"/>
+      </w:pPr>
+      <w:r>
+        <w:t>One.</w:t>
+      </w:r>
+    </w:p>
+    <w:p>
+      <w:pPr>
+        <w:pStyle w:val="HTMLPreformatted"/>
+      </w:pPr>
+      <w:r>
+        <w:rPr>
+          <w:rStyle w:val="HTMLCode"/>
+        </w:rPr>
+        <w:t>Department</w:t>
+      </w:r>
+      <w:r>
+        <w:br/>
+      </w:r>
+      <w:r>
+        <w:br/>
+      </w:r>
+      <w:r>
+        <w:rPr>
+          <w:rStyle w:val="HTMLCode"/>
+        </w:rPr>
+        <w:t>1</w:t>
+      </w:r>
+      <w:r>
+        <w:br/>
+      </w:r>
+      <w:r>
+        <w:rPr>
+          <w:rStyle w:val="HTMLCode"/>
+        </w:rPr>
+        <w:t>|</w:t>
+      </w:r>
+      <w:r>
+        <w:br/>
+      </w:r>
+      <w:r>
+        <w:rPr>
+          <w:rStyle w:val="HTMLCode"/>
+        </w:rPr>
+        <w:t>|</w:t>
+      </w:r>
+      <w:r>
+        <w:br/>
+      </w:r>
+      <w:r>
+        <w:rPr>
+          <w:rStyle w:val="HTMLCode"/>
+        </w:rPr>
+        <w:t>N</w:t>
+      </w:r>
+      <w:r>
+        <w:br/>
+      </w:r>
+      <w:r>
+        <w:br/>
+      </w:r>
+      <w:r>
+        <w:rPr>
+          <w:rStyle w:val="HTMLCode"/>
+        </w:rPr>
+        <w:t>Employee</w:t>
+      </w:r>
+    </w:p>
+    <w:p>
+      <w:pPr>
+        <w:pStyle w:val="NormalWeb"/>
+      </w:pPr>
+      <w:r>
+        <w:lastRenderedPageBreak/>
+        <w:t>Again:</w:t>
+      </w:r>
+    </w:p>
+    <w:p>
+      <w:pPr>
+        <w:pStyle w:val="NormalWeb"/>
+      </w:pPr>
+      <w:r>
+        <w:t>The many side stores the FK.</w:t>
+      </w:r>
+    </w:p>
+    <w:p>
+      <w:pPr>
+        <w:pStyle w:val="HTMLPreformatted"/>
+      </w:pPr>
+      <w:r>
+        <w:rPr>
+          <w:rStyle w:val="HTMLCode"/>
+        </w:rPr>
+        <w:t>Departments</w:t>
+      </w:r>
+      <w:r>
+        <w:br/>
+      </w:r>
+      <w:r>
+        <w:rPr>
+          <w:rStyle w:val="HTMLCode"/>
+        </w:rPr>
+        <w:t>------------</w:t>
+      </w:r>
+      <w:r>
+        <w:br/>
+      </w:r>
+      <w:proofErr w:type="spellStart"/>
+      <w:r>
+        <w:rPr>
+          <w:rStyle w:val="HTMLCode"/>
+        </w:rPr>
+        <w:t>DepartmentId</w:t>
+      </w:r>
+      <w:proofErr w:type="spellEnd"/>
+      <w:r>
+        <w:br/>
+      </w:r>
+      <w:proofErr w:type="spellStart"/>
+      <w:r>
+        <w:rPr>
+          <w:rStyle w:val="HTMLCode"/>
+        </w:rPr>
+        <w:t>DepartmentName</w:t>
+      </w:r>
+      <w:proofErr w:type="spellEnd"/>
+      <w:r>
+        <w:br/>
+      </w:r>
+      <w:r>
+        <w:br/>
+      </w:r>
+      <w:r>
+        <w:rPr>
+          <w:rStyle w:val="HTMLCode"/>
+        </w:rPr>
+        <w:t>Employees</w:t>
+      </w:r>
+      <w:r>
+        <w:br/>
+      </w:r>
+      <w:r>
+        <w:rPr>
+          <w:rStyle w:val="HTMLCode"/>
+        </w:rPr>
+        <w:t>----------</w:t>
+      </w:r>
+      <w:r>
+        <w:br/>
+      </w:r>
+      <w:proofErr w:type="spellStart"/>
+      <w:r>
+        <w:rPr>
+          <w:rStyle w:val="HTMLCode"/>
+        </w:rPr>
+        <w:t>EmployeeId</w:t>
+      </w:r>
+      <w:proofErr w:type="spellEnd"/>
+      <w:r>
+        <w:br/>
+      </w:r>
+      <w:r>
+        <w:rPr>
+          <w:rStyle w:val="HTMLCode"/>
+        </w:rPr>
+        <w:t>Name</w:t>
+      </w:r>
+      <w:r>
+        <w:br/>
+      </w:r>
+      <w:proofErr w:type="spellStart"/>
+      <w:r>
+        <w:rPr>
+          <w:rStyle w:val="HTMLCode"/>
+        </w:rPr>
+        <w:t>DepartmentId</w:t>
+      </w:r>
+      <w:proofErr w:type="spellEnd"/>
+      <w:r>
+        <w:rPr>
+          <w:rStyle w:val="HTMLCode"/>
+        </w:rPr>
+        <w:t xml:space="preserve"> (FK)</w:t>
+      </w:r>
+    </w:p>
+    <w:p>
+      <w:pPr>
+        <w:spacing w:before="100" w:beforeAutospacing="1" w:after="100" w:afterAutospacing="1"/>
+      </w:pPr>
+      <w:proofErr w:type="gramStart"/>
+      <w:r>
+        <w:t xml:space="preserve">Why not put </w:t>
+      </w:r>
+      <w:proofErr w:type="spellStart"/>
+      <w:r>
+        <w:t>EmployeeId</w:t>
+      </w:r>
+      <w:proofErr w:type="spellEnd"/>
+      <w:r>
+        <w:t xml:space="preserve"> inside Departments?</w:t>
+      </w:r>
+      <w:proofErr w:type="gramEnd"/>
+    </w:p>
+    <w:p>
+      <w:pPr>
+        <w:pStyle w:val="NormalWeb"/>
+      </w:pPr>
+      <w:r>
+        <w:t>Imagine IT department has 500 employees.</w:t>
+      </w:r>
+    </w:p>
+    <w:p>
+      <w:pPr>
+        <w:pStyle w:val="HTMLPreformatted"/>
+      </w:pPr>
+      <w:r>
+        <w:rPr>
+          <w:rStyle w:val="HTMLCode"/>
+        </w:rPr>
+        <w:t>Department</w:t>
+      </w:r>
+      <w:r>
+        <w:br/>
+      </w:r>
+      <w:r>
+        <w:br/>
+      </w:r>
+      <w:r>
+        <w:rPr>
+          <w:rStyle w:val="HTMLCode"/>
+        </w:rPr>
+        <w:t>Employee1</w:t>
+      </w:r>
+      <w:r>
+        <w:br/>
+      </w:r>
+      <w:r>
+        <w:rPr>
+          <w:rStyle w:val="HTMLCode"/>
+        </w:rPr>
+        <w:t>Employee2</w:t>
+      </w:r>
+      <w:r>
+        <w:br/>
+      </w:r>
+      <w:r>
+        <w:rPr>
+          <w:rStyle w:val="HTMLCode"/>
+        </w:rPr>
+        <w:t>Employee3</w:t>
+      </w:r>
+      <w:r>
+        <w:br/>
+      </w:r>
+      <w:r>
+        <w:rPr>
+          <w:rStyle w:val="HTMLCode"/>
+        </w:rPr>
+        <w:t>Employee4</w:t>
+      </w:r>
+    </w:p>
+    <w:p>
+      <w:pPr>
+        <w:pStyle w:val="NormalWeb"/>
+      </w:pPr>
+      <w:r>
+        <w:t>Not scalable.</w:t>
+      </w:r>
+    </w:p>
+    <w:p>
+      <w:pPr>
+        <w:pStyle w:val="NormalWeb"/>
+      </w:pPr>
+      <w:proofErr w:type="gramStart"/>
+      <w:r>
+        <w:t>Instead</w:t>
+      </w:r>
+      <w:proofErr w:type="gramEnd"/>
+      <w:r>
+        <w:t xml:space="preserve"> every employee simply stores:</w:t>
+      </w:r>
+    </w:p>
+    <w:p>
+      <w:pPr>
+        <w:pStyle w:val="HTMLPreformatted"/>
+      </w:pPr>
+      <w:proofErr w:type="spellStart"/>
+      <w:r>
+        <w:rPr>
+          <w:rStyle w:val="HTMLCode"/>
+        </w:rPr>
+        <w:t>DepartmentId</w:t>
+      </w:r>
+      <w:proofErr w:type="spellEnd"/>
+    </w:p>
+    <w:p>
+      <w:r>
+        <w:pict>
+          <v:rect id="_x0000_i1059" style="width:0;height:1.5pt" o:hralign="center" o:hrstd="t" o:hr="t" fillcolor="#a0a0a0" stroked="f"/>
+        </w:pict>
+      </w:r>
+    </w:p>
+    <w:p>
+      <w:pPr>
+        <w:pStyle w:val="Heading1"/>
+      </w:pPr>
+      <w:r>
+        <w:t>Example 3: User and Passport (One-to-One)</w:t>
+      </w:r>
+    </w:p>
+    <w:p>
+      <w:pPr>
+        <w:pStyle w:val="NormalWeb"/>
+      </w:pPr>
+      <w:r>
+        <w:t>Requirement:</w:t>
+      </w:r>
+    </w:p>
+    <w:p>
+      <w:pPr>
+        <w:pStyle w:val="NormalWeb"/>
+      </w:pPr>
+      <w:r>
+        <w:t>Each user has one passport.</w:t>
+      </w:r>
+    </w:p>
+    <w:p>
+      <w:pPr>
+        <w:pStyle w:val="NormalWeb"/>
+      </w:pPr>
+      <w:r>
+        <w:t>Each passport belongs to one user.</w:t>
+      </w:r>
+    </w:p>
+    <w:p>
+      <w:pPr>
+        <w:pStyle w:val="NormalWeb"/>
+      </w:pPr>
+      <w:r>
+        <w:t>Questions:</w:t>
+      </w:r>
+    </w:p>
+    <w:p>
+      <w:pPr>
+        <w:pStyle w:val="NormalWeb"/>
+      </w:pPr>
+      <w:r>
+        <w:t xml:space="preserve">One user </w:t>
+      </w:r>
+      <w:proofErr w:type="gramStart"/>
+      <w:r>
+        <w:t>→ ?</w:t>
+      </w:r>
+      <w:proofErr w:type="gramEnd"/>
+    </w:p>
+    <w:p>
+      <w:pPr>
+        <w:pStyle w:val="NormalWeb"/>
+      </w:pPr>
+      <w:r>
+        <w:t>One passport.</w:t>
+      </w:r>
+    </w:p>
+    <w:p>
+      <w:pPr>
+        <w:pStyle w:val="NormalWeb"/>
+      </w:pPr>
+      <w:r>
+        <w:t xml:space="preserve">One passport </w:t>
+      </w:r>
+      <w:proofErr w:type="gramStart"/>
+      <w:r>
+        <w:t>→ ?</w:t>
+      </w:r>
+      <w:proofErr w:type="gramEnd"/>
+    </w:p>
+    <w:p>
+      <w:pPr>
+        <w:pStyle w:val="NormalWeb"/>
+      </w:pPr>
+      <w:r>
+        <w:t>One user.</w:t>
+      </w:r>
+    </w:p>
+    <w:p>
+      <w:pPr>
+        <w:pStyle w:val="HTMLPreformatted"/>
+      </w:pPr>
+      <w:proofErr w:type="gramStart"/>
+      <w:r>
+        <w:rPr>
+          <w:rStyle w:val="HTMLCode"/>
+        </w:rPr>
+        <w:t>1 :</w:t>
+      </w:r>
+      <w:proofErr w:type="gramEnd"/>
+      <w:r>
+        <w:rPr>
+          <w:rStyle w:val="HTMLCode"/>
+        </w:rPr>
+        <w:t xml:space="preserve"> 1</w:t>
+      </w:r>
+    </w:p>
+    <w:p>
+      <w:pPr>
+        <w:pStyle w:val="NormalWeb"/>
+      </w:pPr>
+      <w:r>
+        <w:lastRenderedPageBreak/>
+        <w:t>Now where does the FK go?</w:t>
+      </w:r>
+    </w:p>
+    <w:p>
+      <w:pPr>
+        <w:pStyle w:val="NormalWeb"/>
+      </w:pPr>
+      <w:r>
+        <w:t xml:space="preserve">Usually the </w:t>
+      </w:r>
+      <w:r>
+        <w:rPr>
+          <w:rStyle w:val="Strong"/>
+        </w:rPr>
+        <w:t>dependent</w:t>
+      </w:r>
+      <w:r>
+        <w:t xml:space="preserve"> entity stores it.</w:t>
+      </w:r>
+    </w:p>
+    <w:p>
+      <w:pPr>
+        <w:pStyle w:val="NormalWeb"/>
+      </w:pPr>
+      <w:r>
+        <w:t>Ask yourself:</w:t>
+      </w:r>
+    </w:p>
+    <w:p>
+      <w:pPr>
+        <w:pStyle w:val="NormalWeb"/>
+      </w:pPr>
+      <w:r>
+        <w:t xml:space="preserve">Which object </w:t>
+      </w:r>
+      <w:proofErr w:type="gramStart"/>
+      <w:r>
+        <w:t>cannot exist independently</w:t>
+      </w:r>
+      <w:proofErr w:type="gramEnd"/>
+      <w:r>
+        <w:t>?</w:t>
+      </w:r>
+    </w:p>
+    <w:p>
+      <w:pPr>
+        <w:pStyle w:val="NormalWeb"/>
+      </w:pPr>
+      <w:r>
+        <w:t>Passport.</w:t>
+      </w:r>
+    </w:p>
+    <w:p>
+      <w:pPr>
+        <w:pStyle w:val="NormalWeb"/>
+      </w:pPr>
+      <w:r>
+        <w:t>Passport always belongs to a user.</w:t>
+      </w:r>
+    </w:p>
+    <w:p>
+      <w:pPr>
+        <w:pStyle w:val="NormalWeb"/>
+      </w:pPr>
+      <w:r>
+        <w:t>User can exist before getting a passport.</w:t>
+      </w:r>
+    </w:p>
+    <w:p>
+      <w:pPr>
+        <w:pStyle w:val="NormalWeb"/>
+      </w:pPr>
+      <w:r>
+        <w:t>So:</w:t>
+      </w:r>
+    </w:p>
+    <w:p>
+      <w:pPr>
+        <w:pStyle w:val="HTMLPreformatted"/>
+      </w:pPr>
+      <w:r>
+        <w:rPr>
+          <w:rStyle w:val="HTMLCode"/>
+        </w:rPr>
+        <w:t>Users</w:t>
+      </w:r>
+      <w:r>
+        <w:br/>
+      </w:r>
+      <w:r>
+        <w:rPr>
+          <w:rStyle w:val="HTMLCode"/>
+        </w:rPr>
+        <w:t>------</w:t>
+      </w:r>
+      <w:r>
+        <w:br/>
+      </w:r>
+      <w:proofErr w:type="spellStart"/>
+      <w:r>
+        <w:rPr>
+          <w:rStyle w:val="HTMLCode"/>
+        </w:rPr>
+        <w:t>UserId</w:t>
+      </w:r>
+      <w:proofErr w:type="spellEnd"/>
+      <w:r>
+        <w:br/>
+      </w:r>
+      <w:r>
+        <w:rPr>
+          <w:rStyle w:val="HTMLCode"/>
+        </w:rPr>
+        <w:t>Name</w:t>
+      </w:r>
+      <w:r>
+        <w:br/>
+      </w:r>
+      <w:r>
+        <w:br/>
+      </w:r>
+      <w:r>
+        <w:rPr>
+          <w:rStyle w:val="HTMLCode"/>
+        </w:rPr>
+        <w:t>Passports</w:t>
+      </w:r>
+      <w:r>
+        <w:br/>
+      </w:r>
+      <w:r>
+        <w:rPr>
+          <w:rStyle w:val="HTMLCode"/>
+        </w:rPr>
+        <w:t>----------</w:t>
+      </w:r>
+      <w:r>
+        <w:br/>
+      </w:r>
+      <w:proofErr w:type="spellStart"/>
+      <w:r>
+        <w:rPr>
+          <w:rStyle w:val="HTMLCode"/>
+        </w:rPr>
+        <w:t>PassportId</w:t>
+      </w:r>
+      <w:proofErr w:type="spellEnd"/>
+      <w:r>
+        <w:br/>
+      </w:r>
+      <w:proofErr w:type="spellStart"/>
+      <w:r>
+        <w:rPr>
+          <w:rStyle w:val="HTMLCode"/>
+        </w:rPr>
+        <w:t>PassportNumber</w:t>
+      </w:r>
+      <w:proofErr w:type="spellEnd"/>
+      <w:r>
+        <w:br/>
+      </w:r>
+      <w:proofErr w:type="spellStart"/>
+      <w:r>
+        <w:rPr>
+          <w:rStyle w:val="HTMLCode"/>
+        </w:rPr>
+        <w:t>UserId</w:t>
+      </w:r>
+      <w:proofErr w:type="spellEnd"/>
+      <w:r>
+        <w:rPr>
+          <w:rStyle w:val="HTMLCode"/>
+        </w:rPr>
+        <w:t xml:space="preserve"> (FK)</w:t>
+      </w:r>
+    </w:p>
+    <w:p>
+      <w:pPr>
+        <w:pStyle w:val="NormalWeb"/>
+      </w:pPr>
+      <w:r>
+        <w:t xml:space="preserve">Notice we </w:t>
+      </w:r>
+      <w:proofErr w:type="gramStart"/>
+      <w:r>
+        <w:t>didn't</w:t>
+      </w:r>
+      <w:proofErr w:type="gramEnd"/>
+      <w:r>
+        <w:t xml:space="preserve"> put </w:t>
+      </w:r>
+      <w:proofErr w:type="spellStart"/>
+      <w:r>
+        <w:t>PassportId</w:t>
+      </w:r>
+      <w:proofErr w:type="spellEnd"/>
+      <w:r>
+        <w:t xml:space="preserve"> in Users.</w:t>
+      </w:r>
+    </w:p>
+    <w:p>
+      <w:pPr>
+        <w:pStyle w:val="NormalWeb"/>
+      </w:pPr>
+      <w:r>
+        <w:t>Why?</w:t>
+      </w:r>
+    </w:p>
+    <w:p>
+      <w:pPr>
+        <w:pStyle w:val="NormalWeb"/>
+      </w:pPr>
+      <w:r>
+        <w:t>Because Passport depends on User.</w:t>
+      </w:r>
+    </w:p>
+    <w:p>
+      <w:r>
+        <w:pict>
+          <v:rect id="_x0000_i1060" style="width:0;height:1.5pt" o:hralign="center" o:hrstd="t" o:hr="t" fillcolor="#a0a0a0" stroked="f"/>
+        </w:pict>
+      </w:r>
+    </w:p>
+    <w:p>
+      <w:pPr>
+        <w:pStyle w:val="Heading1"/>
+      </w:pPr>
+      <w:r>
+        <w:t>Example 4: Student and Course (Many-to-Many)</w:t>
+      </w:r>
+    </w:p>
+    <w:p>
+      <w:pPr>
+        <w:pStyle w:val="NormalWeb"/>
+      </w:pPr>
+      <w:r>
+        <w:t>Requirement:</w:t>
+      </w:r>
+    </w:p>
+    <w:p>
+      <w:pPr>
+        <w:pStyle w:val="NormalWeb"/>
+      </w:pPr>
+      <w:r>
+        <w:t xml:space="preserve">One student can </w:t>
+      </w:r>
+      <w:proofErr w:type="spellStart"/>
+      <w:r>
+        <w:t>enroll</w:t>
+      </w:r>
+      <w:proofErr w:type="spellEnd"/>
+      <w:r>
+        <w:t xml:space="preserve"> in many courses.</w:t>
+      </w:r>
+    </w:p>
+    <w:p>
+      <w:pPr>
+        <w:pStyle w:val="NormalWeb"/>
+      </w:pPr>
+      <w:r>
+        <w:t>One course can have many students.</w:t>
+      </w:r>
+    </w:p>
+    <w:p>
+      <w:pPr>
+        <w:pStyle w:val="NormalWeb"/>
+      </w:pPr>
+      <w:r>
+        <w:t>Ask:</w:t>
+      </w:r>
+    </w:p>
+    <w:p>
+      <w:pPr>
+        <w:pStyle w:val="NormalWeb"/>
+      </w:pPr>
+      <w:r>
+        <w:t>One Student →</w:t>
+      </w:r>
+    </w:p>
+    <w:p>
+      <w:pPr>
+        <w:pStyle w:val="NormalWeb"/>
+      </w:pPr>
+      <w:r>
+        <w:t>Many Courses.</w:t>
+      </w:r>
+    </w:p>
+    <w:p>
+      <w:pPr>
+        <w:pStyle w:val="NormalWeb"/>
+      </w:pPr>
+      <w:r>
+        <w:t>One Course →</w:t>
+      </w:r>
+    </w:p>
+    <w:p>
+      <w:pPr>
+        <w:pStyle w:val="NormalWeb"/>
+      </w:pPr>
+      <w:r>
+        <w:lastRenderedPageBreak/>
+        <w:t>Many Students.</w:t>
+      </w:r>
+    </w:p>
+    <w:p>
+      <w:pPr>
+        <w:pStyle w:val="HTMLPreformatted"/>
+      </w:pPr>
+      <w:r>
+        <w:rPr>
+          <w:rStyle w:val="HTMLCode"/>
+        </w:rPr>
+        <w:t>Student</w:t>
+      </w:r>
+      <w:r>
+        <w:br/>
+      </w:r>
+      <w:r>
+        <w:br/>
+      </w:r>
+      <w:r>
+        <w:rPr>
+          <w:rStyle w:val="HTMLCode"/>
+        </w:rPr>
+        <w:t>N</w:t>
+      </w:r>
+      <w:r>
+        <w:br/>
+      </w:r>
+      <w:r>
+        <w:rPr>
+          <w:rStyle w:val="HTMLCode"/>
+        </w:rPr>
+        <w:t>|</w:t>
+      </w:r>
+      <w:r>
+        <w:br/>
+      </w:r>
+      <w:r>
+        <w:rPr>
+          <w:rStyle w:val="HTMLCode"/>
+        </w:rPr>
+        <w:t>|</w:t>
+      </w:r>
+      <w:r>
+        <w:br/>
+      </w:r>
+      <w:r>
+        <w:rPr>
+          <w:rStyle w:val="HTMLCode"/>
+        </w:rPr>
+        <w:t>N</w:t>
+      </w:r>
+      <w:r>
+        <w:br/>
+      </w:r>
+      <w:r>
+        <w:br/>
+      </w:r>
+      <w:r>
+        <w:rPr>
+          <w:rStyle w:val="HTMLCode"/>
+        </w:rPr>
+        <w:t>Course</w:t>
+      </w:r>
+    </w:p>
+    <w:p>
+      <w:pPr>
+        <w:pStyle w:val="NormalWeb"/>
+      </w:pPr>
+      <w:r>
+        <w:t>Relationship:</w:t>
+      </w:r>
+    </w:p>
+    <w:p>
+      <w:pPr>
+        <w:pStyle w:val="HTMLPreformatted"/>
+      </w:pPr>
+      <w:r>
+        <w:rPr>
+          <w:rStyle w:val="HTMLCode"/>
+        </w:rPr>
+        <w:t>Many-to-Many</w:t>
+      </w:r>
+    </w:p>
+    <w:p>
+      <w:pPr>
+        <w:pStyle w:val="NormalWeb"/>
+      </w:pPr>
+      <w:r>
+        <w:t xml:space="preserve">Can Student table store </w:t>
+      </w:r>
+      <w:proofErr w:type="spellStart"/>
+      <w:r>
+        <w:t>CourseId</w:t>
+      </w:r>
+      <w:proofErr w:type="spellEnd"/>
+      <w:r>
+        <w:t>?</w:t>
+      </w:r>
+    </w:p>
+    <w:p>
+      <w:pPr>
+        <w:pStyle w:val="NormalWeb"/>
+      </w:pPr>
+      <w:r>
+        <w:t>No.</w:t>
+      </w:r>
+    </w:p>
+    <w:p>
+      <w:pPr>
+        <w:pStyle w:val="NormalWeb"/>
+      </w:pPr>
+      <w:r>
+        <w:t>Student studies:</w:t>
+      </w:r>
+    </w:p>
+    <w:p>
+      <w:pPr>
+        <w:pStyle w:val="HTMLPreformatted"/>
+      </w:pPr>
+      <w:r>
+        <w:rPr>
+          <w:rStyle w:val="HTMLCode"/>
+        </w:rPr>
+        <w:t>Math</w:t>
+      </w:r>
+      <w:r>
+        <w:br/>
+      </w:r>
+      <w:r>
+        <w:rPr>
+          <w:rStyle w:val="HTMLCode"/>
+        </w:rPr>
+        <w:t>Physics</w:t>
+      </w:r>
+      <w:r>
+        <w:br/>
+      </w:r>
+      <w:r>
+        <w:rPr>
+          <w:rStyle w:val="HTMLCode"/>
+        </w:rPr>
+        <w:t>English</w:t>
+      </w:r>
+      <w:r>
+        <w:br/>
+      </w:r>
+      <w:r>
+        <w:rPr>
+          <w:rStyle w:val="HTMLCode"/>
+        </w:rPr>
+        <w:t>Database</w:t>
+      </w:r>
+    </w:p>
+    <w:p>
+      <w:pPr>
+        <w:pStyle w:val="NormalWeb"/>
+      </w:pPr>
+      <w:r>
+        <w:t xml:space="preserve">Which </w:t>
+      </w:r>
+      <w:proofErr w:type="spellStart"/>
+      <w:r>
+        <w:t>CourseId</w:t>
+      </w:r>
+      <w:proofErr w:type="spellEnd"/>
+      <w:r>
+        <w:t xml:space="preserve"> will you store?</w:t>
+      </w:r>
+    </w:p>
+    <w:p>
+      <w:pPr>
+        <w:pStyle w:val="NormalWeb"/>
+      </w:pPr>
+      <w:r>
+        <w:t>Impossible.</w:t>
+      </w:r>
+    </w:p>
+    <w:p>
+      <w:pPr>
+        <w:pStyle w:val="NormalWeb"/>
+      </w:pPr>
+      <w:r>
+        <w:t xml:space="preserve">Can Course table store </w:t>
+      </w:r>
+      <w:proofErr w:type="spellStart"/>
+      <w:r>
+        <w:t>StudentId</w:t>
+      </w:r>
+      <w:proofErr w:type="spellEnd"/>
+      <w:r>
+        <w:t>?</w:t>
+      </w:r>
+    </w:p>
+    <w:p>
+      <w:pPr>
+        <w:pStyle w:val="NormalWeb"/>
+      </w:pPr>
+      <w:r>
+        <w:t>Also impossible.</w:t>
+      </w:r>
+    </w:p>
+    <w:p>
+      <w:pPr>
+        <w:pStyle w:val="NormalWeb"/>
+      </w:pPr>
+      <w:r>
+        <w:t>Course:</w:t>
+      </w:r>
+    </w:p>
+    <w:p>
+      <w:pPr>
+        <w:pStyle w:val="HTMLPreformatted"/>
+      </w:pPr>
+      <w:r>
+        <w:rPr>
+          <w:rStyle w:val="HTMLCode"/>
+        </w:rPr>
+        <w:t>Database</w:t>
+      </w:r>
+    </w:p>
+    <w:p>
+      <w:pPr>
+        <w:pStyle w:val="NormalWeb"/>
+      </w:pPr>
+      <w:r>
+        <w:t>Has:</w:t>
+      </w:r>
+    </w:p>
+    <w:p>
+      <w:pPr>
+        <w:pStyle w:val="HTMLPreformatted"/>
+      </w:pPr>
+      <w:r>
+        <w:rPr>
+          <w:rStyle w:val="HTMLCode"/>
+        </w:rPr>
+        <w:t>John</w:t>
+      </w:r>
+      <w:r>
+        <w:br/>
+      </w:r>
+      <w:r>
+        <w:rPr>
+          <w:rStyle w:val="HTMLCode"/>
+        </w:rPr>
+        <w:t>Alice</w:t>
+      </w:r>
+      <w:r>
+        <w:br/>
+      </w:r>
+      <w:r>
+        <w:rPr>
+          <w:rStyle w:val="HTMLCode"/>
+        </w:rPr>
+        <w:t>Bob</w:t>
+      </w:r>
+      <w:r>
+        <w:br/>
+      </w:r>
+      <w:r>
+        <w:rPr>
+          <w:rStyle w:val="HTMLCode"/>
+        </w:rPr>
+        <w:t>Mike</w:t>
+      </w:r>
+      <w:r>
+        <w:br/>
+      </w:r>
+      <w:r>
+        <w:rPr>
+          <w:rStyle w:val="HTMLCode"/>
+        </w:rPr>
+        <w:t>David</w:t>
+      </w:r>
+    </w:p>
+    <w:p>
+      <w:pPr>
+        <w:pStyle w:val="NormalWeb"/>
+      </w:pPr>
+      <w:r>
+        <w:t>Again impossible.</w:t>
+      </w:r>
+    </w:p>
+    <w:p>
+      <w:pPr>
+        <w:pStyle w:val="NormalWeb"/>
+      </w:pPr>
+      <w:r>
+        <w:t>Solution:</w:t>
+      </w:r>
+    </w:p>
+    <w:p>
+      <w:pPr>
+        <w:pStyle w:val="NormalWeb"/>
+      </w:pPr>
+      <w:r>
+        <w:t>Create another table.</w:t>
+      </w:r>
+    </w:p>
+    <w:p>
+      <w:pPr>
+        <w:pStyle w:val="HTMLPreformatted"/>
+      </w:pPr>
+      <w:r>
+        <w:rPr>
+          <w:rStyle w:val="HTMLCode"/>
+        </w:rPr>
+        <w:t>Students</w:t>
+      </w:r>
+      <w:r>
+        <w:br/>
+      </w:r>
+      <w:r>
+        <w:rPr>
+          <w:rStyle w:val="HTMLCode"/>
+        </w:rPr>
+        <w:t>---------</w:t>
+      </w:r>
+      <w:r>
+        <w:br/>
+      </w:r>
+      <w:proofErr w:type="spellStart"/>
+      <w:r>
+        <w:rPr>
+          <w:rStyle w:val="HTMLCode"/>
+        </w:rPr>
+        <w:lastRenderedPageBreak/>
+        <w:t>StudentId</w:t>
+      </w:r>
+      <w:proofErr w:type="spellEnd"/>
+      <w:r>
+        <w:br/>
+      </w:r>
+      <w:r>
+        <w:br/>
+      </w:r>
+      <w:r>
+        <w:rPr>
+          <w:rStyle w:val="HTMLCode"/>
+        </w:rPr>
+        <w:t>Courses</w:t>
+      </w:r>
+      <w:r>
+        <w:br/>
+      </w:r>
+      <w:r>
+        <w:rPr>
+          <w:rStyle w:val="HTMLCode"/>
+        </w:rPr>
+        <w:t>--------</w:t>
+      </w:r>
+      <w:r>
+        <w:br/>
+      </w:r>
+      <w:proofErr w:type="spellStart"/>
+      <w:r>
+        <w:rPr>
+          <w:rStyle w:val="HTMLCode"/>
+        </w:rPr>
+        <w:t>CourseId</w:t>
+      </w:r>
+      <w:proofErr w:type="spellEnd"/>
+      <w:r>
+        <w:br/>
+      </w:r>
+      <w:r>
+        <w:br/>
+      </w:r>
+      <w:proofErr w:type="spellStart"/>
+      <w:r>
+        <w:rPr>
+          <w:rStyle w:val="HTMLCode"/>
+        </w:rPr>
+        <w:t>StudentCourses</w:t>
+      </w:r>
+      <w:proofErr w:type="spellEnd"/>
+      <w:r>
+        <w:br/>
+      </w:r>
+      <w:r>
+        <w:rPr>
+          <w:rStyle w:val="HTMLCode"/>
+        </w:rPr>
+        <w:t>--------------</w:t>
+      </w:r>
+      <w:r>
+        <w:br/>
+      </w:r>
+      <w:proofErr w:type="spellStart"/>
+      <w:r>
+        <w:rPr>
+          <w:rStyle w:val="HTMLCode"/>
+        </w:rPr>
+        <w:t>StudentId</w:t>
+      </w:r>
+      <w:proofErr w:type="spellEnd"/>
+      <w:r>
+        <w:rPr>
+          <w:rStyle w:val="HTMLCode"/>
+        </w:rPr>
+        <w:t xml:space="preserve"> (FK</w:t>
+      </w:r>
+      <w:proofErr w:type="gramStart"/>
+      <w:r>
+        <w:rPr>
+          <w:rStyle w:val="HTMLCode"/>
+        </w:rPr>
+        <w:t>)</w:t>
+      </w:r>
+      <w:proofErr w:type="gramEnd"/>
+      <w:r>
+        <w:br/>
+      </w:r>
+      <w:proofErr w:type="spellStart"/>
+      <w:r>
+        <w:rPr>
+          <w:rStyle w:val="HTMLCode"/>
+        </w:rPr>
+        <w:t>CourseId</w:t>
+      </w:r>
+      <w:proofErr w:type="spellEnd"/>
+      <w:r>
+        <w:rPr>
+          <w:rStyle w:val="HTMLCode"/>
+        </w:rPr>
+        <w:t xml:space="preserve"> (FK)</w:t>
+      </w:r>
+    </w:p>
+    <w:p>
+      <w:pPr>
+        <w:pStyle w:val="NormalWeb"/>
+      </w:pPr>
+      <w:r>
+        <w:t>This table says:</w:t>
+      </w:r>
+    </w:p>
+    <w:tbl>
+      <w:tblPr>
+        <w:tblW w:w="0" w:type="auto"/>
+        <w:tblCellSpacing w:w="15" w:type="dxa"/>
+        <w:tblCellMar>
+          <w:top w:w="15" w:type="dxa"/>
+          <w:left w:w="15" w:type="dxa"/>
+          <w:bottom w:w="15" w:type="dxa"/>
+          <w:right w:w="15" w:type="dxa"/>
+        </w:tblCellMar>
+        <w:tblLook w:val="04A0" w:firstRow="1" w:lastRow="0" w:firstColumn="1" w:lastColumn="0" w:noHBand="0" w:noVBand="1"/>
+      </w:tblPr>
+      <w:tblGrid>
+        <w:gridCol w:w="974"/>
+        <w:gridCol w:w="882"/>
+      </w:tblGrid>
+      <w:tr>
+        <w:trPr>
+          <w:tblHeader/>
+          <w:tblCellSpacing w:w="15" w:type="dxa"/>
+        </w:trPr>
+        <w:tc>
+          <w:tcPr>
+            <w:tcW w:w="0" w:type="auto"/>
+            <w:vAlign w:val="center"/>
+            <w:hideMark/>
+          </w:tcPr>
+          <w:p>
+            <w:pPr>
+              <w:jc w:val="center"/>
+              <w:rPr>
+                <w:b/>
+                <w:bCs/>
+              </w:rPr>
+            </w:pPr>
+            <w:proofErr w:type="spellStart"/>
+            <w:r>
+              <w:rPr>
+                <w:b/>
+                <w:bCs/>
+              </w:rPr>
+              <w:t>StudentId</w:t>
+            </w:r>
+            <w:proofErr w:type="spellEnd"/>
+          </w:p>
+        </w:tc>
+        <w:tc>
+          <w:tcPr>
+            <w:tcW w:w="0" w:type="auto"/>
+            <w:vAlign w:val="center"/>
+            <w:hideMark/>
+          </w:tcPr>
+          <w:p>
+            <w:pPr>
+              <w:jc w:val="center"/>
+              <w:rPr>
+                <w:b/>
+                <w:bCs/>
+              </w:rPr>
+            </w:pPr>
+            <w:proofErr w:type="spellStart"/>
+            <w:r>
+              <w:rPr>
+                <w:b/>
+                <w:bCs/>
+              </w:rPr>
+              <w:t>CourseId</w:t>
+            </w:r>
+            <w:proofErr w:type="spellEnd"/>
+          </w:p>
+        </w:tc>
+      </w:tr>
+      <w:tr>
+        <w:trPr>
+          <w:tblCellSpacing w:w="15" w:type="dxa"/>
+        </w:trPr>
+        <w:tc>
+          <w:tcPr>
+            <w:tcW w:w="0" w:type="auto"/>
+            <w:vAlign w:val="center"/>
+            <w:hideMark/>
+          </w:tcPr>
+          <w:p>
+            <w:r>
+              <w:t>1</w:t>
+            </w:r>
+          </w:p>
+        </w:tc>
+        <w:tc>
+          <w:tcPr>
+            <w:tcW w:w="0" w:type="auto"/>
+            <w:vAlign w:val="center"/>
+            <w:hideMark/>
+          </w:tcPr>
+          <w:p>
+            <w:r>
+              <w:t>2</w:t>
+            </w:r>
+          </w:p>
+        </w:tc>
+      </w:tr>
+      <w:tr>
+        <w:trPr>
+          <w:tblCellSpacing w:w="15" w:type="dxa"/>
+        </w:trPr>
+        <w:tc>
+          <w:tcPr>
+            <w:tcW w:w="0" w:type="auto"/>
+            <w:vAlign w:val="center"/>
+            <w:hideMark/>
+          </w:tcPr>
+          <w:p>
+            <w:r>
+              <w:t>1</w:t>
+            </w:r>
+          </w:p>
+        </w:tc>
+        <w:tc>
+          <w:tcPr>
+            <w:tcW w:w="0" w:type="auto"/>
+            <w:vAlign w:val="center"/>
+            <w:hideMark/>
+          </w:tcPr>
+          <w:p>
+            <w:r>
+              <w:t>3</w:t>
+            </w:r>
+          </w:p>
+        </w:tc>
+      </w:tr>
+      <w:tr>
+        <w:trPr>
+          <w:tblCellSpacing w:w="15" w:type="dxa"/>
+        </w:trPr>
+        <w:tc>
+          <w:tcPr>
+            <w:tcW w:w="0" w:type="auto"/>
+            <w:vAlign w:val="center"/>
+            <w:hideMark/>
+          </w:tcPr>
+          <w:p>
+            <w:r>
+              <w:t>2</w:t>
+            </w:r>
+          </w:p>
+        </w:tc>
+        <w:tc>
+          <w:tcPr>
+            <w:tcW w:w="0" w:type="auto"/>
+            <w:vAlign w:val="center"/>
+            <w:hideMark/>
+          </w:tcPr>
+          <w:p>
+            <w:r>
+              <w:t>2</w:t>
+            </w:r>
+          </w:p>
+        </w:tc>
+      </w:tr>
+      <w:tr>
+        <w:trPr>
+          <w:tblCellSpacing w:w="15" w:type="dxa"/>
+        </w:trPr>
+        <w:tc>
+          <w:tcPr>
+            <w:tcW w:w="0" w:type="auto"/>
+            <w:vAlign w:val="center"/>
+            <w:hideMark/>
+          </w:tcPr>
+          <w:p>
+            <w:r>
+              <w:t>3</w:t>
+            </w:r>
+          </w:p>
+        </w:tc>
+        <w:tc>
+          <w:tcPr>
+            <w:tcW w:w="0" w:type="auto"/>
+            <w:vAlign w:val="center"/>
+            <w:hideMark/>
+          </w:tcPr>
+          <w:p>
+            <w:r>
+              <w:t>1</w:t>
+            </w:r>
+          </w:p>
+        </w:tc>
+      </w:tr>
+    </w:tbl>
+    <w:p>
+      <w:pPr>
+        <w:pStyle w:val="NormalWeb"/>
+      </w:pPr>
+      <w:r>
+        <w:t>Now everything works beautifully.</w:t>
+      </w:r>
+    </w:p>
+    <w:p>
+      <w:pPr>
+        <w:pStyle w:val="NormalWeb"/>
+      </w:pPr>
+      <w:r>
+        <w:t xml:space="preserve">This table </w:t>
+      </w:r>
+      <w:proofErr w:type="gramStart"/>
+      <w:r>
+        <w:t>is called</w:t>
+      </w:r>
+      <w:proofErr w:type="gramEnd"/>
+      <w:r>
+        <w:t xml:space="preserve"> a </w:t>
+      </w:r>
+      <w:r>
+        <w:rPr>
+          <w:rStyle w:val="Strong"/>
+        </w:rPr>
+        <w:t>junction table</w:t>
+      </w:r>
+      <w:r>
+        <w:t xml:space="preserve"> (or bridge table).</w:t>
+      </w:r>
+    </w:p>
+    <w:p>
+      <w:r>
+        <w:pict>
+          <v:rect id="_x0000_i1061" style="width:0;height:1.5pt" o:hralign="center" o:hrstd="t" o:hr="t" fillcolor="#a0a0a0" stroked="f"/>
+        </w:pict>
+      </w:r>
+    </w:p>
+    <w:p>
+      <w:pPr>
+        <w:pStyle w:val="Heading1"/>
+      </w:pPr>
+      <w:r>
+        <w:t>Example 5: E-Commerce (A Bigger Real-World Example)</w:t>
+      </w:r>
+    </w:p>
+    <w:p>
+      <w:pPr>
+        <w:pStyle w:val="NormalWeb"/>
+      </w:pPr>
+      <w:r>
+        <w:t xml:space="preserve">Suppose </w:t>
+      </w:r>
+      <w:proofErr w:type="gramStart"/>
+      <w:r>
+        <w:t>you're</w:t>
+      </w:r>
+      <w:proofErr w:type="gramEnd"/>
+      <w:r>
+        <w:t xml:space="preserve"> designing an online shopping system.</w:t>
+      </w:r>
+    </w:p>
+    <w:p>
+      <w:pPr>
+        <w:pStyle w:val="NormalWeb"/>
+      </w:pPr>
+      <w:r>
+        <w:t>Requirements:</w:t>
+      </w:r>
+    </w:p>
+    <w:p>
+      <w:pPr>
+        <w:numPr>
+          <w:ilvl w:val="0"/>
+          <w:numId w:val="32"/>
+        </w:numPr>
+        <w:spacing w:before="100" w:beforeAutospacing="1" w:after="100" w:afterAutospacing="1" w:line="240" w:lineRule="auto"/>
+      </w:pPr>
+      <w:r>
+        <w:t xml:space="preserve">Users place orders. </w:t>
+      </w:r>
+    </w:p>
+    <w:p>
+      <w:pPr>
+        <w:numPr>
+          <w:ilvl w:val="0"/>
+          <w:numId w:val="32"/>
+        </w:numPr>
+        <w:spacing w:before="100" w:beforeAutospacing="1" w:after="100" w:afterAutospacing="1" w:line="240" w:lineRule="auto"/>
+      </w:pPr>
+      <w:r>
+        <w:t xml:space="preserve">Orders contain products. </w:t>
+      </w:r>
+    </w:p>
+    <w:p>
+      <w:pPr>
+        <w:numPr>
+          <w:ilvl w:val="0"/>
+          <w:numId w:val="32"/>
+        </w:numPr>
+        <w:spacing w:before="100" w:beforeAutospacing="1" w:after="100" w:afterAutospacing="1" w:line="240" w:lineRule="auto"/>
+      </w:pPr>
+      <w:r>
+        <w:t xml:space="preserve">Products belong to categories. </w:t>
+      </w:r>
+    </w:p>
+    <w:p>
+      <w:pPr>
+        <w:pStyle w:val="NormalWeb"/>
+      </w:pPr>
+      <w:proofErr w:type="gramStart"/>
+      <w:r>
+        <w:t>Let's</w:t>
+      </w:r>
+      <w:proofErr w:type="gramEnd"/>
+      <w:r>
+        <w:t xml:space="preserve"> identify the relationships one by one.</w:t>
+      </w:r>
+    </w:p>
+    <w:p>
+      <w:r>
+        <w:pict>
+          <v:rect id="_x0000_i1062" style="width:0;height:1.5pt" o:hralign="center" o:hrstd="t" o:hr="t" fillcolor="#a0a0a0" stroked="f"/>
+        </w:pict>
+      </w:r>
+    </w:p>
+    <w:p>
+      <w:pPr>
+        <w:pStyle w:val="Heading2"/>
+      </w:pPr>
+      <w:r>
+        <w:t>User ↔ Order</w:t>
+      </w:r>
+    </w:p>
+    <w:p>
+      <w:pPr>
+        <w:pStyle w:val="NormalWeb"/>
+      </w:pPr>
+      <w:r>
+        <w:t>Question:</w:t>
+      </w:r>
+    </w:p>
+    <w:p>
+      <w:pPr>
+        <w:pStyle w:val="NormalWeb"/>
+      </w:pPr>
+      <w:proofErr w:type="gramStart"/>
+      <w:r>
+        <w:t>One user can place how many orders?</w:t>
+      </w:r>
+      <w:proofErr w:type="gramEnd"/>
+    </w:p>
+    <w:p>
+      <w:pPr>
+        <w:pStyle w:val="NormalWeb"/>
+      </w:pPr>
+      <w:r>
+        <w:t>Many.</w:t>
+      </w:r>
+    </w:p>
+    <w:p>
+      <w:pPr>
+        <w:pStyle w:val="NormalWeb"/>
+      </w:pPr>
+      <w:proofErr w:type="gramStart"/>
+      <w:r>
+        <w:lastRenderedPageBreak/>
+        <w:t>One order belongs to how many users?</w:t>
+      </w:r>
+      <w:proofErr w:type="gramEnd"/>
+    </w:p>
+    <w:p>
+      <w:pPr>
+        <w:pStyle w:val="NormalWeb"/>
+      </w:pPr>
+      <w:r>
+        <w:t>One.</w:t>
+      </w:r>
+    </w:p>
+    <w:p>
+      <w:pPr>
+        <w:pStyle w:val="HTMLPreformatted"/>
+      </w:pPr>
+      <w:r>
+        <w:rPr>
+          <w:rStyle w:val="HTMLCode"/>
+        </w:rPr>
+        <w:t>User</w:t>
+      </w:r>
+      <w:r>
+        <w:br/>
+      </w:r>
+      <w:r>
+        <w:br/>
+      </w:r>
+      <w:r>
+        <w:rPr>
+          <w:rStyle w:val="HTMLCode"/>
+        </w:rPr>
+        <w:t>1</w:t>
+      </w:r>
+      <w:r>
+        <w:br/>
+      </w:r>
+      <w:r>
+        <w:rPr>
+          <w:rStyle w:val="HTMLCode"/>
+        </w:rPr>
+        <w:t>|</w:t>
+      </w:r>
+      <w:r>
+        <w:br/>
+      </w:r>
+      <w:r>
+        <w:rPr>
+          <w:rStyle w:val="HTMLCode"/>
+        </w:rPr>
+        <w:t>|</w:t>
+      </w:r>
+      <w:r>
+        <w:br/>
+      </w:r>
+      <w:r>
+        <w:rPr>
+          <w:rStyle w:val="HTMLCode"/>
+        </w:rPr>
+        <w:t>N</w:t>
+      </w:r>
+      <w:r>
+        <w:br/>
+      </w:r>
+      <w:r>
+        <w:br/>
+      </w:r>
+      <w:r>
+        <w:rPr>
+          <w:rStyle w:val="HTMLCode"/>
+        </w:rPr>
+        <w:t>Order</w:t>
+      </w:r>
+    </w:p>
+    <w:p>
+      <w:pPr>
+        <w:pStyle w:val="NormalWeb"/>
+      </w:pPr>
+      <w:r>
+        <w:t>Foreign key?</w:t>
+      </w:r>
+    </w:p>
+    <w:p>
+      <w:pPr>
+        <w:pStyle w:val="HTMLPreformatted"/>
+      </w:pPr>
+      <w:r>
+        <w:rPr>
+          <w:rStyle w:val="HTMLCode"/>
+        </w:rPr>
+        <w:t>Orders</w:t>
+      </w:r>
+      <w:r>
+        <w:br/>
+      </w:r>
+      <w:r>
+        <w:rPr>
+          <w:rStyle w:val="HTMLCode"/>
+        </w:rPr>
+        <w:t>--------</w:t>
+      </w:r>
+      <w:r>
+        <w:br/>
+      </w:r>
+      <w:proofErr w:type="spellStart"/>
+      <w:r>
+        <w:rPr>
+          <w:rStyle w:val="HTMLCode"/>
+        </w:rPr>
+        <w:t>OrderId</w:t>
+      </w:r>
+      <w:proofErr w:type="spellEnd"/>
+      <w:r>
+        <w:br/>
+      </w:r>
+      <w:proofErr w:type="spellStart"/>
+      <w:r>
+        <w:rPr>
+          <w:rStyle w:val="HTMLCode"/>
+        </w:rPr>
+        <w:t>UserId</w:t>
+      </w:r>
+      <w:proofErr w:type="spellEnd"/>
+      <w:r>
+        <w:rPr>
+          <w:rStyle w:val="HTMLCode"/>
+        </w:rPr>
+        <w:t xml:space="preserve"> (FK)</w:t>
+      </w:r>
+    </w:p>
+    <w:p>
+      <w:r>
+        <w:pict>
+          <v:rect id="_x0000_i1063" style="width:0;height:1.5pt" o:hralign="center" o:hrstd="t" o:hr="t" fillcolor="#a0a0a0" stroked="f"/>
+        </w:pict>
+      </w:r>
+    </w:p>
+    <w:p>
+      <w:pPr>
+        <w:pStyle w:val="Heading2"/>
+      </w:pPr>
+      <w:r>
+        <w:t>Category ↔ Product</w:t>
+      </w:r>
+    </w:p>
+    <w:p>
+      <w:pPr>
+        <w:pStyle w:val="NormalWeb"/>
+      </w:pPr>
+      <w:r>
+        <w:t>One category contains many products.</w:t>
+      </w:r>
+    </w:p>
+    <w:p>
+      <w:pPr>
+        <w:pStyle w:val="NormalWeb"/>
+      </w:pPr>
+      <w:r>
+        <w:t>One product belongs to one category.</w:t>
+      </w:r>
+    </w:p>
+    <w:p>
+      <w:pPr>
+        <w:pStyle w:val="HTMLPreformatted"/>
+      </w:pPr>
+      <w:r>
+        <w:rPr>
+          <w:rStyle w:val="HTMLCode"/>
+        </w:rPr>
+        <w:t>Category</w:t>
+      </w:r>
+      <w:r>
+        <w:br/>
+      </w:r>
+      <w:r>
+        <w:br/>
+      </w:r>
+      <w:r>
+        <w:rPr>
+          <w:rStyle w:val="HTMLCode"/>
+        </w:rPr>
+        <w:t>1</w:t>
+      </w:r>
+      <w:r>
+        <w:br/>
+      </w:r>
+      <w:r>
+        <w:rPr>
+          <w:rStyle w:val="HTMLCode"/>
+        </w:rPr>
+        <w:t>|</w:t>
+      </w:r>
+      <w:r>
+        <w:br/>
+      </w:r>
+      <w:r>
+        <w:rPr>
+          <w:rStyle w:val="HTMLCode"/>
+        </w:rPr>
+        <w:t>|</w:t>
+      </w:r>
+      <w:r>
+        <w:br/>
+      </w:r>
+      <w:r>
+        <w:rPr>
+          <w:rStyle w:val="HTMLCode"/>
+        </w:rPr>
+        <w:t>N</w:t>
+      </w:r>
+      <w:r>
+        <w:br/>
+      </w:r>
+      <w:r>
+        <w:br/>
+      </w:r>
+      <w:r>
+        <w:rPr>
+          <w:rStyle w:val="HTMLCode"/>
+        </w:rPr>
+        <w:t>Product</w:t>
+      </w:r>
+    </w:p>
+    <w:p>
+      <w:pPr>
+        <w:pStyle w:val="NormalWeb"/>
+      </w:pPr>
+      <w:r>
+        <w:t>Foreign key?</w:t>
+      </w:r>
+    </w:p>
+    <w:p>
+      <w:pPr>
+        <w:pStyle w:val="HTMLPreformatted"/>
+      </w:pPr>
+      <w:r>
+        <w:rPr>
+          <w:rStyle w:val="HTMLCode"/>
+        </w:rPr>
+        <w:t>Products</w:t>
+      </w:r>
+      <w:r>
+        <w:br/>
+      </w:r>
+      <w:r>
+        <w:rPr>
+          <w:rStyle w:val="HTMLCode"/>
+        </w:rPr>
+        <w:t>---------</w:t>
+      </w:r>
+      <w:r>
+        <w:br/>
+      </w:r>
+      <w:proofErr w:type="spellStart"/>
+      <w:r>
+        <w:rPr>
+          <w:rStyle w:val="HTMLCode"/>
+        </w:rPr>
+        <w:t>ProductId</w:t>
+      </w:r>
+      <w:proofErr w:type="spellEnd"/>
+      <w:r>
+        <w:br/>
+      </w:r>
+      <w:proofErr w:type="spellStart"/>
+      <w:r>
+        <w:rPr>
+          <w:rStyle w:val="HTMLCode"/>
+        </w:rPr>
+        <w:t>CategoryId</w:t>
+      </w:r>
+      <w:proofErr w:type="spellEnd"/>
+      <w:r>
+        <w:rPr>
+          <w:rStyle w:val="HTMLCode"/>
+        </w:rPr>
+        <w:t xml:space="preserve"> (FK)</w:t>
+      </w:r>
+    </w:p>
+    <w:p>
+      <w:r>
+        <w:pict>
+          <v:rect id="_x0000_i1064" style="width:0;height:1.5pt" o:hralign="center" o:hrstd="t" o:hr="t" fillcolor="#a0a0a0" stroked="f"/>
+        </w:pict>
+      </w:r>
+    </w:p>
+    <w:p>
+      <w:pPr>
+        <w:pStyle w:val="Heading2"/>
+      </w:pPr>
+      <w:r>
+        <w:t>Order ↔ Product</w:t>
+      </w:r>
+    </w:p>
+    <w:p>
+      <w:pPr>
+        <w:pStyle w:val="NormalWeb"/>
+      </w:pPr>
+      <w:r>
+        <w:t>This one is interesting.</w:t>
+      </w:r>
+    </w:p>
+    <w:p>
+      <w:pPr>
+        <w:spacing w:before="100" w:beforeAutospacing="1" w:after="100" w:afterAutospacing="1"/>
+      </w:pPr>
+      <w:r>
+        <w:t>Can one order contain many products?</w:t>
+      </w:r>
+    </w:p>
+    <w:p>
+      <w:pPr>
+        <w:pStyle w:val="NormalWeb"/>
+      </w:pPr>
+      <w:r>
+        <w:t>Yes.</w:t>
+      </w:r>
+    </w:p>
+    <w:p>
+      <w:pPr>
+        <w:spacing w:before="100" w:beforeAutospacing="1" w:after="100" w:afterAutospacing="1"/>
+      </w:pPr>
+      <w:r>
+        <w:t>Can one product appear in many different orders?</w:t>
+      </w:r>
+    </w:p>
+    <w:p>
+      <w:pPr>
+        <w:pStyle w:val="NormalWeb"/>
+      </w:pPr>
+      <w:r>
+        <w:lastRenderedPageBreak/>
+        <w:t>Yes.</w:t>
+      </w:r>
+    </w:p>
+    <w:p>
+      <w:pPr>
+        <w:pStyle w:val="HTMLPreformatted"/>
+      </w:pPr>
+      <w:r>
+        <w:rPr>
+          <w:rStyle w:val="HTMLCode"/>
+        </w:rPr>
+        <w:t>Order</w:t>
+      </w:r>
+      <w:r>
+        <w:br/>
+      </w:r>
+      <w:r>
+        <w:br/>
+      </w:r>
+      <w:r>
+        <w:rPr>
+          <w:rStyle w:val="HTMLCode"/>
+        </w:rPr>
+        <w:t>N</w:t>
+      </w:r>
+      <w:r>
+        <w:br/>
+      </w:r>
+      <w:r>
+        <w:rPr>
+          <w:rStyle w:val="HTMLCode"/>
+        </w:rPr>
+        <w:t>|</w:t>
+      </w:r>
+      <w:r>
+        <w:br/>
+      </w:r>
+      <w:r>
+        <w:rPr>
+          <w:rStyle w:val="HTMLCode"/>
+        </w:rPr>
+        <w:t>|</w:t>
+      </w:r>
+      <w:r>
+        <w:br/>
+      </w:r>
+      <w:r>
+        <w:rPr>
+          <w:rStyle w:val="HTMLCode"/>
+        </w:rPr>
+        <w:t>N</w:t>
+      </w:r>
+      <w:r>
+        <w:br/>
+      </w:r>
+      <w:r>
+        <w:br/>
+      </w:r>
+      <w:r>
+        <w:rPr>
+          <w:rStyle w:val="HTMLCode"/>
+        </w:rPr>
+        <w:t>Product</w:t>
+      </w:r>
+    </w:p>
+    <w:p>
+      <w:pPr>
+        <w:pStyle w:val="NormalWeb"/>
+      </w:pPr>
+      <w:r>
+        <w:t>Many-to-Many.</w:t>
+      </w:r>
+    </w:p>
+    <w:p>
+      <w:pPr>
+        <w:pStyle w:val="NormalWeb"/>
+      </w:pPr>
+      <w:proofErr w:type="gramStart"/>
+      <w:r>
+        <w:t>So</w:t>
+      </w:r>
+      <w:proofErr w:type="gramEnd"/>
+      <w:r>
+        <w:t xml:space="preserve"> we create:</w:t>
+      </w:r>
+    </w:p>
+    <w:p>
+      <w:pPr>
+        <w:pStyle w:val="HTMLPreformatted"/>
+      </w:pPr>
+      <w:proofErr w:type="spellStart"/>
+      <w:r>
+        <w:rPr>
+          <w:rStyle w:val="HTMLCode"/>
+        </w:rPr>
+        <w:t>OrderItems</w:t>
+      </w:r>
+      <w:proofErr w:type="spellEnd"/>
+      <w:r>
+        <w:br/>
+      </w:r>
+      <w:r>
+        <w:rPr>
+          <w:rStyle w:val="HTMLCode"/>
+        </w:rPr>
+        <w:t>-----------</w:t>
+      </w:r>
+      <w:r>
+        <w:br/>
+      </w:r>
+      <w:proofErr w:type="spellStart"/>
+      <w:r>
+        <w:rPr>
+          <w:rStyle w:val="HTMLCode"/>
+        </w:rPr>
+        <w:t>OrderId</w:t>
+      </w:r>
+      <w:proofErr w:type="spellEnd"/>
+      <w:r>
+        <w:rPr>
+          <w:rStyle w:val="HTMLCode"/>
+        </w:rPr>
+        <w:t xml:space="preserve"> (FK</w:t>
+      </w:r>
+      <w:proofErr w:type="gramStart"/>
+      <w:r>
+        <w:rPr>
+          <w:rStyle w:val="HTMLCode"/>
+        </w:rPr>
+        <w:t>)</w:t>
+      </w:r>
+      <w:proofErr w:type="gramEnd"/>
+      <w:r>
+        <w:br/>
+      </w:r>
+      <w:proofErr w:type="spellStart"/>
+      <w:r>
+        <w:rPr>
+          <w:rStyle w:val="HTMLCode"/>
+        </w:rPr>
+        <w:t>ProductId</w:t>
+      </w:r>
+      <w:proofErr w:type="spellEnd"/>
+      <w:r>
+        <w:rPr>
+          <w:rStyle w:val="HTMLCode"/>
+        </w:rPr>
+        <w:t xml:space="preserve"> (FK)</w:t>
+      </w:r>
+      <w:r>
+        <w:br/>
+      </w:r>
+      <w:r>
+        <w:rPr>
+          <w:rStyle w:val="HTMLCode"/>
+        </w:rPr>
+        <w:t>Quantity</w:t>
+      </w:r>
+      <w:r>
+        <w:br/>
+      </w:r>
+      <w:r>
+        <w:rPr>
+          <w:rStyle w:val="HTMLCode"/>
+        </w:rPr>
+        <w:t>Price</w:t>
+      </w:r>
+    </w:p>
+    <w:p>
+      <w:pPr>
+        <w:pStyle w:val="NormalWeb"/>
+      </w:pPr>
+      <w:r>
+        <w:t xml:space="preserve">Now </w:t>
+      </w:r>
+      <w:proofErr w:type="gramStart"/>
+      <w:r>
+        <w:t>let's</w:t>
+      </w:r>
+      <w:proofErr w:type="gramEnd"/>
+      <w:r>
+        <w:t xml:space="preserve"> see why.</w:t>
+      </w:r>
+    </w:p>
+    <w:p>
+      <w:pPr>
+        <w:pStyle w:val="NormalWeb"/>
+      </w:pPr>
+      <w:r>
+        <w:t>Suppose:</w:t>
+      </w:r>
+    </w:p>
+    <w:p>
+      <w:pPr>
+        <w:pStyle w:val="NormalWeb"/>
+      </w:pPr>
+      <w:r>
+        <w:t>Order 101 contains:</w:t>
+      </w:r>
+    </w:p>
+    <w:p>
+      <w:pPr>
+        <w:numPr>
+          <w:ilvl w:val="0"/>
+          <w:numId w:val="33"/>
+        </w:numPr>
+        <w:spacing w:before="100" w:beforeAutospacing="1" w:after="100" w:afterAutospacing="1" w:line="240" w:lineRule="auto"/>
+      </w:pPr>
+      <w:r>
+        <w:t xml:space="preserve">Laptop </w:t>
+      </w:r>
+    </w:p>
+    <w:p>
+      <w:pPr>
+        <w:numPr>
+          <w:ilvl w:val="0"/>
+          <w:numId w:val="33"/>
+        </w:numPr>
+        <w:spacing w:before="100" w:beforeAutospacing="1" w:after="100" w:afterAutospacing="1" w:line="240" w:lineRule="auto"/>
+      </w:pPr>
+      <w:r>
+        <w:t xml:space="preserve">Mouse </w:t>
+      </w:r>
+    </w:p>
+    <w:p>
+      <w:pPr>
+        <w:numPr>
+          <w:ilvl w:val="0"/>
+          <w:numId w:val="33"/>
+        </w:numPr>
+        <w:spacing w:before="100" w:beforeAutospacing="1" w:after="100" w:afterAutospacing="1" w:line="240" w:lineRule="auto"/>
+      </w:pPr>
+      <w:r>
+        <w:t xml:space="preserve">Keyboard </w:t>
+      </w:r>
+    </w:p>
+    <w:p>
+      <w:pPr>
+        <w:pStyle w:val="NormalWeb"/>
+      </w:pPr>
+      <w:r>
+        <w:t>Instead of trying to store multiple products in one row, we create separate rows:</w:t>
+      </w:r>
+    </w:p>
+    <w:tbl>
+      <w:tblPr>
+        <w:tblW w:w="0" w:type="auto"/>
+        <w:tblCellSpacing w:w="15" w:type="dxa"/>
+        <w:tblCellMar>
+          <w:top w:w="15" w:type="dxa"/>
+          <w:left w:w="15" w:type="dxa"/>
+          <w:bottom w:w="15" w:type="dxa"/>
+          <w:right w:w="15" w:type="dxa"/>
+        </w:tblCellMar>
+        <w:tblLook w:val="04A0" w:firstRow="1" w:lastRow="0" w:firstColumn="1" w:lastColumn="0" w:noHBand="0" w:noVBand="1"/>
+      </w:tblPr>
+      <w:tblGrid>
+        <w:gridCol w:w="786"/>
+        <w:gridCol w:w="955"/>
+        <w:gridCol w:w="882"/>
+      </w:tblGrid>
+      <w:tr>
+        <w:trPr>
+          <w:tblHeader/>
+          <w:tblCellSpacing w:w="15" w:type="dxa"/>
+        </w:trPr>
+        <w:tc>
+          <w:tcPr>
+            <w:tcW w:w="0" w:type="auto"/>
+            <w:vAlign w:val="center"/>
+            <w:hideMark/>
+          </w:tcPr>
+          <w:p>
+            <w:pPr>
+              <w:jc w:val="center"/>
+              <w:rPr>
+                <w:b/>
+                <w:bCs/>
+              </w:rPr>
+            </w:pPr>
+            <w:proofErr w:type="spellStart"/>
+            <w:r>
+              <w:rPr>
+                <w:b/>
+                <w:bCs/>
+              </w:rPr>
+              <w:t>OrderId</w:t>
+            </w:r>
+            <w:proofErr w:type="spellEnd"/>
+          </w:p>
+        </w:tc>
+        <w:tc>
+          <w:tcPr>
+            <w:tcW w:w="0" w:type="auto"/>
+            <w:vAlign w:val="center"/>
+            <w:hideMark/>
+          </w:tcPr>
+          <w:p>
+            <w:pPr>
+              <w:jc w:val="center"/>
+              <w:rPr>
+                <w:b/>
+                <w:bCs/>
+              </w:rPr>
+            </w:pPr>
+            <w:proofErr w:type="spellStart"/>
+            <w:r>
+              <w:rPr>
+                <w:b/>
+                <w:bCs/>
+              </w:rPr>
+              <w:t>ProductId</w:t>
+            </w:r>
+            <w:proofErr w:type="spellEnd"/>
+          </w:p>
+        </w:tc>
+        <w:tc>
+          <w:tcPr>
+            <w:tcW w:w="0" w:type="auto"/>
+            <w:vAlign w:val="center"/>
+            <w:hideMark/>
+          </w:tcPr>
+          <w:p>
+            <w:pPr>
+              <w:jc w:val="center"/>
+              <w:rPr>
+                <w:b/>
+                <w:bCs/>
+              </w:rPr>
+            </w:pPr>
+            <w:r>
+              <w:rPr>
+                <w:b/>
+                <w:bCs/>
+              </w:rPr>
+              <w:t>Quantity</w:t>
+            </w:r>
+          </w:p>
+        </w:tc>
+      </w:tr>
+      <w:tr>
+        <w:trPr>
+          <w:tblCellSpacing w:w="15" w:type="dxa"/>
+        </w:trPr>
+        <w:tc>
+          <w:tcPr>
+            <w:tcW w:w="0" w:type="auto"/>
+            <w:vAlign w:val="center"/>
+            <w:hideMark/>
+          </w:tcPr>
+          <w:p>
+            <w:r>
+              <w:t>101</w:t>
+            </w:r>
+          </w:p>
+        </w:tc>
+        <w:tc>
+          <w:tcPr>
+            <w:tcW w:w="0" w:type="auto"/>
+            <w:vAlign w:val="center"/>
+            <w:hideMark/>
+          </w:tcPr>
+          <w:p>
+            <w:r>
+              <w:t>1</w:t>
+            </w:r>
+          </w:p>
+        </w:tc>
+        <w:tc>
+          <w:tcPr>
+            <w:tcW w:w="0" w:type="auto"/>
+            <w:vAlign w:val="center"/>
+            <w:hideMark/>
+          </w:tcPr>
+          <w:p>
+            <w:r>
+              <w:t>1</w:t>
+            </w:r>
+          </w:p>
+        </w:tc>
+      </w:tr>
+      <w:tr>
+        <w:trPr>
+          <w:tblCellSpacing w:w="15" w:type="dxa"/>
+        </w:trPr>
+        <w:tc>
+          <w:tcPr>
+            <w:tcW w:w="0" w:type="auto"/>
+            <w:vAlign w:val="center"/>
+            <w:hideMark/>
+          </w:tcPr>
+          <w:p>
+            <w:r>
+              <w:t>101</w:t>
+            </w:r>
+          </w:p>
+        </w:tc>
+        <w:tc>
+          <w:tcPr>
+            <w:tcW w:w="0" w:type="auto"/>
+            <w:vAlign w:val="center"/>
+            <w:hideMark/>
+          </w:tcPr>
+          <w:p>
+            <w:r>
+              <w:t>2</w:t>
+            </w:r>
+          </w:p>
+        </w:tc>
+        <w:tc>
+          <w:tcPr>
+            <w:tcW w:w="0" w:type="auto"/>
+            <w:vAlign w:val="center"/>
+            <w:hideMark/>
+          </w:tcPr>
+          <w:p>
+            <w:r>
+              <w:t>2</w:t>
+            </w:r>
+          </w:p>
+        </w:tc>
+      </w:tr>
+      <w:tr>
+        <w:trPr>
+          <w:tblCellSpacing w:w="15" w:type="dxa"/>
+        </w:trPr>
+        <w:tc>
+          <w:tcPr>
+            <w:tcW w:w="0" w:type="auto"/>
+            <w:vAlign w:val="center"/>
+            <w:hideMark/>
+          </w:tcPr>
+          <w:p>
+            <w:r>
+              <w:t>101</w:t>
+            </w:r>
+          </w:p>
+        </w:tc>
+        <w:tc>
+          <w:tcPr>
+            <w:tcW w:w="0" w:type="auto"/>
+            <w:vAlign w:val="center"/>
+            <w:hideMark/>
+          </w:tcPr>
+          <w:p>
+            <w:r>
+              <w:t>3</w:t>
+            </w:r>
+          </w:p>
+        </w:tc>
+        <w:tc>
+          <w:tcPr>
+            <w:tcW w:w="0" w:type="auto"/>
+            <w:vAlign w:val="center"/>
+            <w:hideMark/>
+          </w:tcPr>
+          <w:p>
+            <w:r>
+              <w:t>1</w:t>
+            </w:r>
+          </w:p>
+        </w:tc>
+      </w:tr>
+    </w:tbl>
+    <w:p>
+      <w:pPr>
+        <w:pStyle w:val="NormalWeb"/>
+      </w:pPr>
+      <w:r>
+        <w:t>This is flexible and scalable.</w:t>
+      </w:r>
+    </w:p>
+    <w:p>
+      <w:r>
+        <w:pict>
+          <v:rect id="_x0000_i1065" style="width:0;height:1.5pt" o:hralign="center" o:hrstd="t" o:hr="t" fillcolor="#a0a0a0" stroked="f"/>
+        </w:pict>
+      </w:r>
+    </w:p>
+    <w:p>
+      <w:pPr>
+        <w:pStyle w:val="Heading1"/>
+      </w:pPr>
+      <w:r>
+        <w:t>A Mental Trick That Works Every Time</w:t>
+      </w:r>
+    </w:p>
+    <w:p>
+      <w:pPr>
+        <w:pStyle w:val="NormalWeb"/>
+      </w:pPr>
+      <w:r>
+        <w:t xml:space="preserve">Whenever </w:t>
+      </w:r>
+      <w:proofErr w:type="gramStart"/>
+      <w:r>
+        <w:t>you're</w:t>
+      </w:r>
+      <w:proofErr w:type="gramEnd"/>
+      <w:r>
+        <w:t xml:space="preserve"> unsure, ask this sentence:</w:t>
+      </w:r>
+    </w:p>
+    <w:p>
+      <w:pPr>
+        <w:pStyle w:val="NormalWeb"/>
+      </w:pPr>
+      <w:r>
+        <w:rPr>
+          <w:rStyle w:val="Strong"/>
+        </w:rPr>
+        <w:t>"Who owns whom?"</w:t>
+      </w:r>
+    </w:p>
+    <w:p>
+      <w:pPr>
+        <w:pStyle w:val="NormalWeb"/>
+      </w:pPr>
+      <w:r>
+        <w:lastRenderedPageBreak/>
+        <w:t>Example:</w:t>
+      </w:r>
+    </w:p>
+    <w:p>
+      <w:pPr>
+        <w:spacing w:before="100" w:beforeAutospacing="1" w:after="100" w:afterAutospacing="1"/>
+      </w:pPr>
+      <w:r>
+        <w:t>Ticket belongs to User.</w:t>
+      </w:r>
+    </w:p>
+    <w:p>
+      <w:pPr>
+        <w:spacing w:before="100" w:beforeAutospacing="1" w:after="100" w:afterAutospacing="1"/>
+      </w:pPr>
+      <w:proofErr w:type="gramStart"/>
+      <w:r>
+        <w:t>So</w:t>
+      </w:r>
+      <w:proofErr w:type="gramEnd"/>
+      <w:r>
+        <w:t xml:space="preserve"> Ticket stores </w:t>
+      </w:r>
+      <w:proofErr w:type="spellStart"/>
+      <w:r>
+        <w:t>UserId</w:t>
+      </w:r>
+      <w:proofErr w:type="spellEnd"/>
+      <w:r>
+        <w:t>.</w:t>
+      </w:r>
+    </w:p>
+    <w:p>
+      <w:pPr>
+        <w:pStyle w:val="NormalWeb"/>
+      </w:pPr>
+      <w:r>
+        <w:t>Employee belongs to Department.</w:t>
+      </w:r>
+    </w:p>
+    <w:p>
+      <w:pPr>
+        <w:pStyle w:val="NormalWeb"/>
+      </w:pPr>
+      <w:proofErr w:type="gramStart"/>
+      <w:r>
+        <w:t>So</w:t>
+      </w:r>
+      <w:proofErr w:type="gramEnd"/>
+      <w:r>
+        <w:t xml:space="preserve"> Employee stores </w:t>
+      </w:r>
+      <w:proofErr w:type="spellStart"/>
+      <w:r>
+        <w:t>DepartmentId</w:t>
+      </w:r>
+      <w:proofErr w:type="spellEnd"/>
+      <w:r>
+        <w:t>.</w:t>
+      </w:r>
+    </w:p>
+    <w:p>
+      <w:pPr>
+        <w:pStyle w:val="NormalWeb"/>
+      </w:pPr>
+      <w:r>
+        <w:t>Passport belongs to User.</w:t>
+      </w:r>
+    </w:p>
+    <w:p>
+      <w:pPr>
+        <w:pStyle w:val="NormalWeb"/>
+      </w:pPr>
+      <w:proofErr w:type="gramStart"/>
+      <w:r>
+        <w:t>So</w:t>
+      </w:r>
+      <w:proofErr w:type="gramEnd"/>
+      <w:r>
+        <w:t xml:space="preserve"> Passport stores </w:t>
+      </w:r>
+      <w:proofErr w:type="spellStart"/>
+      <w:r>
+        <w:t>UserId</w:t>
+      </w:r>
+      <w:proofErr w:type="spellEnd"/>
+      <w:r>
+        <w:t>.</w:t>
+      </w:r>
+    </w:p>
+    <w:p>
+      <w:pPr>
+        <w:pStyle w:val="NormalWeb"/>
+      </w:pPr>
+      <w:r>
+        <w:t>Comment belongs to Ticket.</w:t>
+      </w:r>
+    </w:p>
+    <w:p>
+      <w:pPr>
+        <w:pStyle w:val="NormalWeb"/>
+      </w:pPr>
+      <w:proofErr w:type="gramStart"/>
+      <w:r>
+        <w:t>So</w:t>
+      </w:r>
+      <w:proofErr w:type="gramEnd"/>
+      <w:r>
+        <w:t xml:space="preserve"> Comment stores </w:t>
+      </w:r>
+      <w:proofErr w:type="spellStart"/>
+      <w:r>
+        <w:t>TicketId</w:t>
+      </w:r>
+      <w:proofErr w:type="spellEnd"/>
+      <w:r>
+        <w:t>.</w:t>
+      </w:r>
+    </w:p>
+    <w:p>
+      <w:pPr>
+        <w:pStyle w:val="NormalWeb"/>
+      </w:pPr>
+      <w:r>
+        <w:t>Attachment belongs to Ticket.</w:t>
+      </w:r>
+    </w:p>
+    <w:p>
+      <w:pPr>
+        <w:pStyle w:val="NormalWeb"/>
+      </w:pPr>
+      <w:proofErr w:type="gramStart"/>
+      <w:r>
+        <w:t>So</w:t>
+      </w:r>
+      <w:proofErr w:type="gramEnd"/>
+      <w:r>
+        <w:t xml:space="preserve"> Attachment stores </w:t>
+      </w:r>
+      <w:proofErr w:type="spellStart"/>
+      <w:r>
+        <w:t>TicketId</w:t>
+      </w:r>
+      <w:proofErr w:type="spellEnd"/>
+      <w:r>
+        <w:t>.</w:t>
+      </w:r>
+    </w:p>
+    <w:p>
+      <w:pPr>
+        <w:pStyle w:val="NormalWeb"/>
+      </w:pPr>
+      <w:r>
+        <w:t>Ownership often tells you where the foreign key belongs.</w:t>
+      </w:r>
+    </w:p>
+    <w:p>
+      <w:r>
+        <w:pict>
+          <v:rect id="_x0000_i1066" style="width:0;height:1.5pt" o:hralign="center" o:hrstd="t" o:hr="t" fillcolor="#a0a0a0" stroked="f"/>
+        </w:pict>
+      </w:r>
+    </w:p>
+    <w:p>
+      <w:pPr>
+        <w:pStyle w:val="Heading1"/>
+      </w:pPr>
+      <w:r>
+        <w:t>Decision Cheat Sheet</w:t>
+      </w:r>
+    </w:p>
+    <w:tbl>
+      <w:tblPr>
+        <w:tblW w:w="0" w:type="auto"/>
+        <w:tblCellSpacing w:w="15" w:type="dxa"/>
+        <w:tblCellMar>
+          <w:top w:w="15" w:type="dxa"/>
+          <w:left w:w="15" w:type="dxa"/>
+          <w:bottom w:w="15" w:type="dxa"/>
+          <w:right w:w="15" w:type="dxa"/>
+        </w:tblCellMar>
+        <w:tblLook w:val="04A0" w:firstRow="1" w:lastRow="0" w:firstColumn="1" w:lastColumn="0" w:noHBand="0" w:noVBand="1"/>
+      </w:tblPr>
+      <w:tblGrid>
+        <w:gridCol w:w="1217"/>
+        <w:gridCol w:w="3900"/>
+        <w:gridCol w:w="3909"/>
+      </w:tblGrid>
+      <w:tr>
+        <w:trPr>
+          <w:tblHeader/>
+          <w:tblCellSpacing w:w="15" w:type="dxa"/>
+        </w:trPr>
+        <w:tc>
+          <w:tcPr>
+            <w:tcW w:w="0" w:type="auto"/>
+            <w:vAlign w:val="center"/>
+            <w:hideMark/>
+          </w:tcPr>
+          <w:p>
+            <w:pPr>
+              <w:jc w:val="center"/>
+              <w:rPr>
+                <w:b/>
+                <w:bCs/>
+              </w:rPr>
+            </w:pPr>
+            <w:r>
+              <w:rPr>
+                <w:b/>
+                <w:bCs/>
+              </w:rPr>
+              <w:t>Relationship</w:t>
+            </w:r>
+          </w:p>
+        </w:tc>
+        <w:tc>
+          <w:tcPr>
+            <w:tcW w:w="0" w:type="auto"/>
+            <w:vAlign w:val="center"/>
+            <w:hideMark/>
+          </w:tcPr>
+          <w:p>
+            <w:pPr>
+              <w:jc w:val="center"/>
+              <w:rPr>
+                <w:b/>
+                <w:bCs/>
+              </w:rPr>
+            </w:pPr>
+            <w:r>
+              <w:rPr>
+                <w:b/>
+                <w:bCs/>
+              </w:rPr>
+              <w:t>Think Like This</w:t>
+            </w:r>
+          </w:p>
+        </w:tc>
+        <w:tc>
+          <w:tcPr>
+            <w:tcW w:w="0" w:type="auto"/>
+            <w:vAlign w:val="center"/>
+            <w:hideMark/>
+          </w:tcPr>
+          <w:p>
+            <w:pPr>
+              <w:jc w:val="center"/>
+              <w:rPr>
+                <w:b/>
+                <w:bCs/>
+              </w:rPr>
+            </w:pPr>
+            <w:r>
+              <w:rPr>
+                <w:b/>
+                <w:bCs/>
+              </w:rPr>
+              <w:t>Foreign Key Goes In</w:t>
+            </w:r>
+          </w:p>
+        </w:tc>
+      </w:tr>
+      <w:tr>
+        <w:trPr>
+          <w:tblCellSpacing w:w="15" w:type="dxa"/>
+        </w:trPr>
+        <w:tc>
+          <w:tcPr>
+            <w:tcW w:w="0" w:type="auto"/>
+            <w:vAlign w:val="center"/>
+            <w:hideMark/>
+          </w:tcPr>
+          <w:p>
+            <w:r>
+              <w:rPr>
+                <w:rStyle w:val="Strong"/>
+              </w:rPr>
+              <w:t>1 → N</w:t>
+            </w:r>
+          </w:p>
+        </w:tc>
+        <w:tc>
+          <w:tcPr>
+            <w:tcW w:w="0" w:type="auto"/>
+            <w:vAlign w:val="center"/>
+            <w:hideMark/>
+          </w:tcPr>
+          <w:p>
+            <w:r>
+              <w:t>"One parent has many children."</w:t>
+            </w:r>
+          </w:p>
+        </w:tc>
+        <w:tc>
+          <w:tcPr>
+            <w:tcW w:w="0" w:type="auto"/>
+            <w:vAlign w:val="center"/>
+            <w:hideMark/>
+          </w:tcPr>
+          <w:p>
+            <w:r>
+              <w:t xml:space="preserve">The </w:t>
+            </w:r>
+            <w:r>
+              <w:rPr>
+                <w:rStyle w:val="Strong"/>
+              </w:rPr>
+              <w:t>child (many)</w:t>
+            </w:r>
+            <w:r>
+              <w:t xml:space="preserve"> table</w:t>
+            </w:r>
+          </w:p>
+        </w:tc>
+      </w:tr>
+      <w:tr>
+        <w:trPr>
+          <w:tblCellSpacing w:w="15" w:type="dxa"/>
+        </w:trPr>
+        <w:tc>
+          <w:tcPr>
+            <w:tcW w:w="0" w:type="auto"/>
+            <w:vAlign w:val="center"/>
+            <w:hideMark/>
+          </w:tcPr>
+          <w:p>
+            <w:r>
+              <w:rPr>
+                <w:rStyle w:val="Strong"/>
+              </w:rPr>
+              <w:t>N → 1</w:t>
+            </w:r>
+          </w:p>
+        </w:tc>
+        <w:tc>
+          <w:tcPr>
+            <w:tcW w:w="0" w:type="auto"/>
+            <w:vAlign w:val="center"/>
+            <w:hideMark/>
+          </w:tcPr>
+          <w:p>
+            <w:r>
+              <w:t>Same relationship viewed from the other side</w:t>
+            </w:r>
+          </w:p>
+        </w:tc>
+        <w:tc>
+          <w:tcPr>
+            <w:tcW w:w="0" w:type="auto"/>
+            <w:vAlign w:val="center"/>
+            <w:hideMark/>
+          </w:tcPr>
+          <w:p>
+            <w:r>
+              <w:t xml:space="preserve">The same </w:t>
+            </w:r>
+            <w:r>
+              <w:rPr>
+                <w:rStyle w:val="Strong"/>
+              </w:rPr>
+              <w:t>many</w:t>
+            </w:r>
+            <w:r>
+              <w:t xml:space="preserve"> table</w:t>
+            </w:r>
+          </w:p>
+        </w:tc>
+      </w:tr>
+      <w:tr>
+        <w:trPr>
+          <w:tblCellSpacing w:w="15" w:type="dxa"/>
+        </w:trPr>
+        <w:tc>
+          <w:tcPr>
+            <w:tcW w:w="0" w:type="auto"/>
+            <w:vAlign w:val="center"/>
+            <w:hideMark/>
+          </w:tcPr>
+          <w:p>
+            <w:r>
+              <w:rPr>
+                <w:rStyle w:val="Strong"/>
+              </w:rPr>
+              <w:t>1 → 1</w:t>
+            </w:r>
+          </w:p>
+        </w:tc>
+        <w:tc>
+          <w:tcPr>
+            <w:tcW w:w="0" w:type="auto"/>
+            <w:vAlign w:val="center"/>
+            <w:hideMark/>
+          </w:tcPr>
+          <w:p>
+            <w:r>
+              <w:t>"Which entity depends on the other?"</w:t>
+            </w:r>
+          </w:p>
+        </w:tc>
+        <w:tc>
+          <w:tcPr>
+            <w:tcW w:w="0" w:type="auto"/>
+            <w:vAlign w:val="center"/>
+            <w:hideMark/>
+          </w:tcPr>
+          <w:p>
+            <w:r>
+              <w:t>The dependent table</w:t>
+            </w:r>
+          </w:p>
+        </w:tc>
+      </w:tr>
+      <w:tr>
+        <w:trPr>
+          <w:tblCellSpacing w:w="15" w:type="dxa"/>
+        </w:trPr>
+        <w:tc>
+          <w:tcPr>
+            <w:tcW w:w="0" w:type="auto"/>
+            <w:vAlign w:val="center"/>
+            <w:hideMark/>
+          </w:tcPr>
+          <w:p>
+            <w:r>
+              <w:rPr>
+                <w:rStyle w:val="Strong"/>
+              </w:rPr>
+              <w:t>N → N</w:t>
+            </w:r>
+          </w:p>
+        </w:tc>
+        <w:tc>
+          <w:tcPr>
+            <w:tcW w:w="0" w:type="auto"/>
+            <w:vAlign w:val="center"/>
+            <w:hideMark/>
+          </w:tcPr>
+          <w:p>
+            <w:r>
+              <w:t>"Both sides can have many of the other."</w:t>
+            </w:r>
+          </w:p>
+        </w:tc>
+        <w:tc>
+          <w:tcPr>
+            <w:tcW w:w="0" w:type="auto"/>
+            <w:vAlign w:val="center"/>
+            <w:hideMark/>
+          </w:tcPr>
+          <w:p>
+            <w:r>
+              <w:t>Create a junction table with both foreign keys</w:t>
+            </w:r>
+          </w:p>
+        </w:tc>
+      </w:tr>
+    </w:tbl>
+    <w:p>
+      <w:r>
+        <w:pict>
+          <v:rect id="_x0000_i1067" style="width:0;height:1.5pt" o:hralign="center" o:hrstd="t" o:hr="t" fillcolor="#a0a0a0" stroked="f"/>
+        </w:pict>
+      </w:r>
+    </w:p>
+    <w:p>
+      <w:pPr>
+        <w:pStyle w:val="Heading2"/>
+      </w:pPr>
+      <w:r>
+        <w:t>One More Important Tip</w:t>
+      </w:r>
+    </w:p>
+    <w:p>
+      <w:pPr>
+        <w:pStyle w:val="NormalWeb"/>
+      </w:pPr>
+      <w:r>
+        <w:t xml:space="preserve">When </w:t>
+      </w:r>
+      <w:proofErr w:type="gramStart"/>
+      <w:r>
+        <w:t>you're</w:t>
+      </w:r>
+      <w:proofErr w:type="gramEnd"/>
+      <w:r>
+        <w:t xml:space="preserve"> designing your own projects, </w:t>
+      </w:r>
+      <w:r>
+        <w:rPr>
+          <w:rStyle w:val="Strong"/>
+        </w:rPr>
+        <w:t>don't start by thinking "Where should the foreign key go?"</w:t>
+      </w:r>
+    </w:p>
+    <w:p>
+      <w:pPr>
+        <w:pStyle w:val="NormalWeb"/>
+      </w:pPr>
+      <w:r>
+        <w:t>Instead, always follow this order:</w:t>
+      </w:r>
+    </w:p>
+    <w:p>
+      <w:pPr>
+        <w:numPr>
+          <w:ilvl w:val="0"/>
+          <w:numId w:val="34"/>
+        </w:numPr>
+        <w:spacing w:before="100" w:beforeAutospacing="1" w:after="100" w:afterAutospacing="1" w:line="240" w:lineRule="auto"/>
+      </w:pPr>
+      <w:r>
+        <w:t xml:space="preserve">Identify the entities. </w:t>
+      </w:r>
+    </w:p>
+    <w:p>
+      <w:pPr>
+        <w:numPr>
+          <w:ilvl w:val="0"/>
+          <w:numId w:val="34"/>
+        </w:numPr>
+        <w:spacing w:before="100" w:beforeAutospacing="1" w:after="100" w:afterAutospacing="1" w:line="240" w:lineRule="auto"/>
+      </w:pPr>
+      <w:r>
+        <w:lastRenderedPageBreak/>
+        <w:t xml:space="preserve">Ask the two cardinality questions ("How many B can one A have?" and vice versa). </w:t>
+      </w:r>
+    </w:p>
+    <w:p>
+      <w:pPr>
+        <w:numPr>
+          <w:ilvl w:val="0"/>
+          <w:numId w:val="34"/>
+        </w:numPr>
+        <w:spacing w:before="100" w:beforeAutospacing="1" w:after="100" w:afterAutospacing="1" w:line="240" w:lineRule="auto"/>
+      </w:pPr>
+      <w:r>
+        <w:t>Decide whether it's 1:1, 1</w:t>
+      </w:r>
+      <w:proofErr w:type="gramStart"/>
+      <w:r>
+        <w:t>:N</w:t>
+      </w:r>
+      <w:proofErr w:type="gramEnd"/>
+      <w:r>
+        <w:t xml:space="preserve">, or N:N. </w:t>
+      </w:r>
+    </w:p>
+    <w:p>
+      <w:pPr>
+        <w:numPr>
+          <w:ilvl w:val="0"/>
+          <w:numId w:val="34"/>
+        </w:numPr>
+        <w:spacing w:before="100" w:beforeAutospacing="1" w:after="100" w:afterAutospacing="1" w:line="240" w:lineRule="auto"/>
+      </w:pPr>
+      <w:r>
+        <w:t xml:space="preserve">Only </w:t>
+      </w:r>
+      <w:proofErr w:type="gramStart"/>
+      <w:r>
+        <w:t>then</w:t>
+      </w:r>
+      <w:proofErr w:type="gramEnd"/>
+      <w:r>
+        <w:t xml:space="preserve"> decide where the foreign key goes using the rules above. </w:t>
+      </w:r>
+    </w:p>
+    <w:p>
+      <w:pPr>
+        <w:pStyle w:val="NormalWeb"/>
+      </w:pPr>
+      <w:r>
+        <w:t xml:space="preserve">The foreign key is </w:t>
+      </w:r>
+      <w:r>
+        <w:rPr>
+          <w:rStyle w:val="Strong"/>
+        </w:rPr>
+        <w:t>a consequence of the relationship</w:t>
+      </w:r>
+      <w:r>
+        <w:t>, not something you decide independently.</w:t>
+      </w:r>
+    </w:p>
+    <w:p>
+      <w:r>
+        <w:pict>
+          <v:rect id="_x0000_i1068" style="width:0;height:1.5pt" o:hralign="center" o:hrstd="t" o:hr="t" fillcolor="#a0a0a0" stroked="f"/>
+        </w:pict>
+      </w:r>
+    </w:p>
+    <w:p>
+      <w:pPr>
+        <w:pStyle w:val="NormalWeb"/>
+      </w:pPr>
+      <w:r>
+        <w:t xml:space="preserve">I think the next thing that will make this "click" is to design a complete database together. We can take your </w:t>
+      </w:r>
+      <w:r>
+        <w:rPr>
+          <w:rStyle w:val="Strong"/>
+        </w:rPr>
+        <w:t>Ticket Management System</w:t>
+      </w:r>
+      <w:r>
+        <w:t xml:space="preserve"> and go through the exact thought process a senior backend developer would use—from reading the requirements to producing the final ER diagram and PostgreSQL schema. That exercise ties together entities, relationships, normalization, and foreign keys in one realistic example.</w:t>
       </w:r>
     </w:p>
     <w:p>
@@ -15530,6 +22855,119 @@
     </w:lvl>
   </w:abstractNum>
   <w:abstractNum w:abstractNumId="4" w15:restartNumberingAfterBreak="0">
+    <w:nsid w:val="16CA6EBC"/>
+    <w:multiLevelType w:val="multilevel"/>
+    <w:tmpl w:val="EAD800F0"/>
+    <w:lvl w:ilvl="0">
+      <w:start w:val="1"/>
+      <w:numFmt w:val="decimal"/>
+      <w:lvlText w:val="%1."/>
+      <w:lvlJc w:val="left"/>
+      <w:pPr>
+        <w:tabs>
+          <w:tab w:val="num" w:pos="720"/>
+        </w:tabs>
+        <w:ind w:left="720" w:hanging="360"/>
+      </w:pPr>
+    </w:lvl>
+    <w:lvl w:ilvl="1" w:tentative="1">
+      <w:start w:val="1"/>
+      <w:numFmt w:val="decimal"/>
+      <w:lvlText w:val="%2."/>
+      <w:lvlJc w:val="left"/>
+      <w:pPr>
+        <w:tabs>
+          <w:tab w:val="num" w:pos="1440"/>
+        </w:tabs>
+        <w:ind w:left="1440" w:hanging="360"/>
+      </w:pPr>
+    </w:lvl>
+    <w:lvl w:ilvl="2" w:tentative="1">
+      <w:start w:val="1"/>
+      <w:numFmt w:val="decimal"/>
+      <w:lvlText w:val="%3."/>
+      <w:lvlJc w:val="left"/>
+      <w:pPr>
+        <w:tabs>
+          <w:tab w:val="num" w:pos="2160"/>
+        </w:tabs>
+        <w:ind w:left="2160" w:hanging="360"/>
+      </w:pPr>
+    </w:lvl>
+    <w:lvl w:ilvl="3" w:tentative="1">
+      <w:start w:val="1"/>
+      <w:numFmt w:val="decimal"/>
+      <w:lvlText w:val="%4."/>
+      <w:lvlJc w:val="left"/>
+      <w:pPr>
+        <w:tabs>
+          <w:tab w:val="num" w:pos="2880"/>
+        </w:tabs>
+        <w:ind w:left="2880" w:hanging="360"/>
+      </w:pPr>
+    </w:lvl>
+    <w:lvl w:ilvl="4" w:tentative="1">
+      <w:start w:val="1"/>
+      <w:numFmt w:val="decimal"/>
+      <w:lvlText w:val="%5."/>
+      <w:lvlJc w:val="left"/>
+      <w:pPr>
+        <w:tabs>
+          <w:tab w:val="num" w:pos="3600"/>
+        </w:tabs>
+        <w:ind w:left="3600" w:hanging="360"/>
+      </w:pPr>
+    </w:lvl>
+    <w:lvl w:ilvl="5" w:tentative="1">
+      <w:start w:val="1"/>
+      <w:numFmt w:val="decimal"/>
+      <w:lvlText w:val="%6."/>
+      <w:lvlJc w:val="left"/>
+      <w:pPr>
+        <w:tabs>
+          <w:tab w:val="num" w:pos="4320"/>
+        </w:tabs>
+        <w:ind w:left="4320" w:hanging="360"/>
+      </w:pPr>
+    </w:lvl>
+    <w:lvl w:ilvl="6" w:tentative="1">
+      <w:start w:val="1"/>
+      <w:numFmt w:val="decimal"/>
+      <w:lvlText w:val="%7."/>
+      <w:lvlJc w:val="left"/>
+      <w:pPr>
+        <w:tabs>
+          <w:tab w:val="num" w:pos="5040"/>
+        </w:tabs>
+        <w:ind w:left="5040" w:hanging="360"/>
+      </w:pPr>
+    </w:lvl>
+    <w:lvl w:ilvl="7" w:tentative="1">
+      <w:start w:val="1"/>
+      <w:numFmt w:val="decimal"/>
+      <w:lvlText w:val="%8."/>
+      <w:lvlJc w:val="left"/>
+      <w:pPr>
+        <w:tabs>
+          <w:tab w:val="num" w:pos="5760"/>
+        </w:tabs>
+        <w:ind w:left="5760" w:hanging="360"/>
+      </w:pPr>
+    </w:lvl>
+    <w:lvl w:ilvl="8" w:tentative="1">
+      <w:start w:val="1"/>
+      <w:numFmt w:val="decimal"/>
+      <w:lvlText w:val="%9."/>
+      <w:lvlJc w:val="left"/>
+      <w:pPr>
+        <w:tabs>
+          <w:tab w:val="num" w:pos="6480"/>
+        </w:tabs>
+        <w:ind w:left="6480" w:hanging="360"/>
+      </w:pPr>
+    </w:lvl>
+  </w:abstractNum>
+  <w:abstractNum w:abstractNumId="5" w15:restartNumberingAfterBreak="0">
     <w:nsid w:val="1CE77402"/>
     <w:multiLevelType w:val="multilevel"/>
     <w:tmpl w:val="66044840"/>
@@ -15678,7 +23116,7 @@
       </w:rPr>
     </w:lvl>
   </w:abstractNum>
-  <w:abstractNum w:abstractNumId="5" w15:restartNumberingAfterBreak="0">
+  <w:abstractNum w:abstractNumId="6" w15:restartNumberingAfterBreak="0">
     <w:nsid w:val="23F2374C"/>
     <w:multiLevelType w:val="multilevel"/>
     <w:tmpl w:val="178A52CC"/>
@@ -15791,7 +23229,7 @@
       </w:pPr>
     </w:lvl>
   </w:abstractNum>
-  <w:abstractNum w:abstractNumId="6" w15:restartNumberingAfterBreak="0">
+  <w:abstractNum w:abstractNumId="7" w15:restartNumberingAfterBreak="0">
     <w:nsid w:val="2625223E"/>
     <w:multiLevelType w:val="multilevel"/>
     <w:tmpl w:val="DF26655A"/>
@@ -15940,7 +23378,156 @@
       </w:rPr>
     </w:lvl>
   </w:abstractNum>
-  <w:abstractNum w:abstractNumId="7" w15:restartNumberingAfterBreak="0">
+  <w:abstractNum w:abstractNumId="8" w15:restartNumberingAfterBreak="0">
+    <w:nsid w:val="2B0D46BD"/>
+    <w:multiLevelType w:val="multilevel"/>
+    <w:tmpl w:val="27E283A2"/>
+    <w:lvl w:ilvl="0">
+      <w:start w:val="1"/>
+      <w:numFmt w:val="bullet"/>
+      <w:lvlText w:val=""/>
+      <w:lvlJc w:val="left"/>
+      <w:pPr>
+        <w:tabs>
+          <w:tab w:val="num" w:pos="720"/>
+        </w:tabs>
+        <w:ind w:left="720" w:hanging="360"/>
+      </w:pPr>
+      <w:rPr>
+        <w:rFonts w:ascii="Symbol" w:hAnsi="Symbol" w:hint="default"/>
+        <w:sz w:val="20"/>
+      </w:rPr>
+    </w:lvl>
+    <w:lvl w:ilvl="1" w:tentative="1">
+      <w:start w:val="1"/>
+      <w:numFmt w:val="bullet"/>
+      <w:lvlText w:val="o"/>
+      <w:lvlJc w:val="left"/>
+      <w:pPr>
+        <w:tabs>
+          <w:tab w:val="num" w:pos="1440"/>
+        </w:tabs>
+        <w:ind w:left="1440" w:hanging="360"/>
+      </w:pPr>
+      <w:rPr>
+        <w:rFonts w:ascii="Courier New" w:hAnsi="Courier New" w:hint="default"/>
+        <w:sz w:val="20"/>
+      </w:rPr>
+    </w:lvl>
+    <w:lvl w:ilvl="2" w:tentative="1">
+      <w:start w:val="1"/>
+      <w:numFmt w:val="bullet"/>
+      <w:lvlText w:val=""/>
+      <w:lvlJc w:val="left"/>
+      <w:pPr>
+        <w:tabs>
+          <w:tab w:val="num" w:pos="2160"/>
+        </w:tabs>
+        <w:ind w:left="2160" w:hanging="360"/>
+      </w:pPr>
+      <w:rPr>
+        <w:rFonts w:ascii="Wingdings" w:hAnsi="Wingdings" w:hint="default"/>
+        <w:sz w:val="20"/>
+      </w:rPr>
+    </w:lvl>
+    <w:lvl w:ilvl="3" w:tentative="1">
+      <w:start w:val="1"/>
+      <w:numFmt w:val="bullet"/>
+      <w:lvlText w:val=""/>
+      <w:lvlJc w:val="left"/>
+      <w:pPr>
+        <w:tabs>
+          <w:tab w:val="num" w:pos="2880"/>
+        </w:tabs>
+        <w:ind w:left="2880" w:hanging="360"/>
+      </w:pPr>
+      <w:rPr>
+        <w:rFonts w:ascii="Wingdings" w:hAnsi="Wingdings" w:hint="default"/>
+        <w:sz w:val="20"/>
+      </w:rPr>
+    </w:lvl>
+    <w:lvl w:ilvl="4" w:tentative="1">
+      <w:start w:val="1"/>
+      <w:numFmt w:val="bullet"/>
+      <w:lvlText w:val=""/>
+      <w:lvlJc w:val="left"/>
+      <w:pPr>
+        <w:tabs>
+          <w:tab w:val="num" w:pos="3600"/>
+        </w:tabs>
+        <w:ind w:left="3600" w:hanging="360"/>
+      </w:pPr>
+      <w:rPr>
+        <w:rFonts w:ascii="Wingdings" w:hAnsi="Wingdings" w:hint="default"/>
+        <w:sz w:val="20"/>
+      </w:rPr>
+    </w:lvl>
+    <w:lvl w:ilvl="5" w:tentative="1">
+      <w:start w:val="1"/>
+      <w:numFmt w:val="bullet"/>
+      <w:lvlText w:val=""/>
+      <w:lvlJc w:val="left"/>
+      <w:pPr>
+        <w:tabs>
+          <w:tab w:val="num" w:pos="4320"/>
+        </w:tabs>
+        <w:ind w:left="4320" w:hanging="360"/>
+      </w:pPr>
+      <w:rPr>
+        <w:rFonts w:ascii="Wingdings" w:hAnsi="Wingdings" w:hint="default"/>
+        <w:sz w:val="20"/>
+      </w:rPr>
+    </w:lvl>
+    <w:lvl w:ilvl="6" w:tentative="1">
+      <w:start w:val="1"/>
+      <w:numFmt w:val="bullet"/>
+      <w:lvlText w:val=""/>
+      <w:lvlJc w:val="left"/>
+      <w:pPr>
+        <w:tabs>
+          <w:tab w:val="num" w:pos="5040"/>
+        </w:tabs>
+        <w:ind w:left="5040" w:hanging="360"/>
+      </w:pPr>
+      <w:rPr>
+        <w:rFonts w:ascii="Wingdings" w:hAnsi="Wingdings" w:hint="default"/>
+        <w:sz w:val="20"/>
+      </w:rPr>
+    </w:lvl>
+    <w:lvl w:ilvl="7" w:tentative="1">
+      <w:start w:val="1"/>
+      <w:numFmt w:val="bullet"/>
+      <w:lvlText w:val=""/>
+      <w:lvlJc w:val="left"/>
+      <w:pPr>
+        <w:tabs>
+          <w:tab w:val="num" w:pos="5760"/>
+        </w:tabs>
+        <w:ind w:left="5760" w:hanging="360"/>
+      </w:pPr>
+      <w:rPr>
+        <w:rFonts w:ascii="Wingdings" w:hAnsi="Wingdings" w:hint="default"/>
+        <w:sz w:val="20"/>
+      </w:rPr>
+    </w:lvl>
+    <w:lvl w:ilvl="8" w:tentative="1">
+      <w:start w:val="1"/>
+      <w:numFmt w:val="bullet"/>
+      <w:lvlText w:val=""/>
+      <w:lvlJc w:val="left"/>
+      <w:pPr>
+        <w:tabs>
+          <w:tab w:val="num" w:pos="6480"/>
+        </w:tabs>
+        <w:ind w:left="6480" w:hanging="360"/>
+      </w:pPr>
+      <w:rPr>
+        <w:rFonts w:ascii="Wingdings" w:hAnsi="Wingdings" w:hint="default"/>
+        <w:sz w:val="20"/>
+      </w:rPr>
+    </w:lvl>
+  </w:abstractNum>
+  <w:abstractNum w:abstractNumId="9" w15:restartNumberingAfterBreak="0">
     <w:nsid w:val="2B3D0E22"/>
     <w:multiLevelType w:val="multilevel"/>
     <w:tmpl w:val="DDBAAE98"/>
@@ -16089,10 +23676,10 @@
       </w:rPr>
     </w:lvl>
   </w:abstractNum>
-  <w:abstractNum w:abstractNumId="8" w15:restartNumberingAfterBreak="0">
-    <w:nsid w:val="32D54107"/>
+  <w:abstractNum w:abstractNumId="10" w15:restartNumberingAfterBreak="0">
+    <w:nsid w:val="2C0865C0"/>
     <w:multiLevelType w:val="multilevel"/>
-    <w:tmpl w:val="CFB6073C"/>
+    <w:tmpl w:val="99969F80"/>
     <w:lvl w:ilvl="0">
       <w:start w:val="1"/>
       <w:numFmt w:val="bullet"/>
@@ -16238,10 +23825,10 @@
       </w:rPr>
     </w:lvl>
   </w:abstractNum>
-  <w:abstractNum w:abstractNumId="9" w15:restartNumberingAfterBreak="0">
-    <w:nsid w:val="430A13E1"/>
+  <w:abstractNum w:abstractNumId="11" w15:restartNumberingAfterBreak="0">
+    <w:nsid w:val="32D54107"/>
     <w:multiLevelType w:val="multilevel"/>
-    <w:tmpl w:val="8BE66290"/>
+    <w:tmpl w:val="CFB6073C"/>
     <w:lvl w:ilvl="0">
       <w:start w:val="1"/>
       <w:numFmt w:val="bullet"/>
@@ -16387,10 +23974,10 @@
       </w:rPr>
     </w:lvl>
   </w:abstractNum>
-  <w:abstractNum w:abstractNumId="10" w15:restartNumberingAfterBreak="0">
-    <w:nsid w:val="434571A8"/>
+  <w:abstractNum w:abstractNumId="12" w15:restartNumberingAfterBreak="0">
+    <w:nsid w:val="430A13E1"/>
     <w:multiLevelType w:val="multilevel"/>
-    <w:tmpl w:val="20221156"/>
+    <w:tmpl w:val="8BE66290"/>
     <w:lvl w:ilvl="0">
       <w:start w:val="1"/>
       <w:numFmt w:val="bullet"/>
@@ -16536,10 +24123,10 @@
       </w:rPr>
     </w:lvl>
   </w:abstractNum>
-  <w:abstractNum w:abstractNumId="11" w15:restartNumberingAfterBreak="0">
-    <w:nsid w:val="44390882"/>
+  <w:abstractNum w:abstractNumId="13" w15:restartNumberingAfterBreak="0">
+    <w:nsid w:val="434571A8"/>
     <w:multiLevelType w:val="multilevel"/>
-    <w:tmpl w:val="3DBCC980"/>
+    <w:tmpl w:val="20221156"/>
     <w:lvl w:ilvl="0">
       <w:start w:val="1"/>
       <w:numFmt w:val="bullet"/>
@@ -16685,10 +24272,10 @@
       </w:rPr>
     </w:lvl>
   </w:abstractNum>
-  <w:abstractNum w:abstractNumId="12" w15:restartNumberingAfterBreak="0">
-    <w:nsid w:val="4A2B2272"/>
+  <w:abstractNum w:abstractNumId="14" w15:restartNumberingAfterBreak="0">
+    <w:nsid w:val="44390882"/>
     <w:multiLevelType w:val="multilevel"/>
-    <w:tmpl w:val="517C6116"/>
+    <w:tmpl w:val="3DBCC980"/>
     <w:lvl w:ilvl="0">
       <w:start w:val="1"/>
       <w:numFmt w:val="bullet"/>
@@ -16834,7 +24421,156 @@
       </w:rPr>
     </w:lvl>
   </w:abstractNum>
-  <w:abstractNum w:abstractNumId="13" w15:restartNumberingAfterBreak="0">
+  <w:abstractNum w:abstractNumId="15" w15:restartNumberingAfterBreak="0">
+    <w:nsid w:val="4A2B2272"/>
+    <w:multiLevelType w:val="multilevel"/>
+    <w:tmpl w:val="517C6116"/>
+    <w:lvl w:ilvl="0">
+      <w:start w:val="1"/>
+      <w:numFmt w:val="bullet"/>
+      <w:lvlText w:val=""/>
+      <w:lvlJc w:val="left"/>
+      <w:pPr>
+        <w:tabs>
+          <w:tab w:val="num" w:pos="720"/>
+        </w:tabs>
+        <w:ind w:left="720" w:hanging="360"/>
+      </w:pPr>
+      <w:rPr>
+        <w:rFonts w:ascii="Symbol" w:hAnsi="Symbol" w:hint="default"/>
+        <w:sz w:val="20"/>
+      </w:rPr>
+    </w:lvl>
+    <w:lvl w:ilvl="1" w:tentative="1">
+      <w:start w:val="1"/>
+      <w:numFmt w:val="bullet"/>
+      <w:lvlText w:val="o"/>
+      <w:lvlJc w:val="left"/>
+      <w:pPr>
+        <w:tabs>
+          <w:tab w:val="num" w:pos="1440"/>
+        </w:tabs>
+        <w:ind w:left="1440" w:hanging="360"/>
+      </w:pPr>
+      <w:rPr>
+        <w:rFonts w:ascii="Courier New" w:hAnsi="Courier New" w:hint="default"/>
+        <w:sz w:val="20"/>
+      </w:rPr>
+    </w:lvl>
+    <w:lvl w:ilvl="2" w:tentative="1">
+      <w:start w:val="1"/>
+      <w:numFmt w:val="bullet"/>
+      <w:lvlText w:val=""/>
+      <w:lvlJc w:val="left"/>
+      <w:pPr>
+        <w:tabs>
+          <w:tab w:val="num" w:pos="2160"/>
+        </w:tabs>
+        <w:ind w:left="2160" w:hanging="360"/>
+      </w:pPr>
+      <w:rPr>
+        <w:rFonts w:ascii="Wingdings" w:hAnsi="Wingdings" w:hint="default"/>
+        <w:sz w:val="20"/>
+      </w:rPr>
+    </w:lvl>
+    <w:lvl w:ilvl="3" w:tentative="1">
+      <w:start w:val="1"/>
+      <w:numFmt w:val="bullet"/>
+      <w:lvlText w:val=""/>
+      <w:lvlJc w:val="left"/>
+      <w:pPr>
+        <w:tabs>
+          <w:tab w:val="num" w:pos="2880"/>
+        </w:tabs>
+        <w:ind w:left="2880" w:hanging="360"/>
+      </w:pPr>
+      <w:rPr>
+        <w:rFonts w:ascii="Wingdings" w:hAnsi="Wingdings" w:hint="default"/>
+        <w:sz w:val="20"/>
+      </w:rPr>
+    </w:lvl>
+    <w:lvl w:ilvl="4" w:tentative="1">
+      <w:start w:val="1"/>
+      <w:numFmt w:val="bullet"/>
+      <w:lvlText w:val=""/>
+      <w:lvlJc w:val="left"/>
+      <w:pPr>
+        <w:tabs>
+          <w:tab w:val="num" w:pos="3600"/>
+        </w:tabs>
+        <w:ind w:left="3600" w:hanging="360"/>
+      </w:pPr>
+      <w:rPr>
+        <w:rFonts w:ascii="Wingdings" w:hAnsi="Wingdings" w:hint="default"/>
+        <w:sz w:val="20"/>
+      </w:rPr>
+    </w:lvl>
+    <w:lvl w:ilvl="5" w:tentative="1">
+      <w:start w:val="1"/>
+      <w:numFmt w:val="bullet"/>
+      <w:lvlText w:val=""/>
+      <w:lvlJc w:val="left"/>
+      <w:pPr>
+        <w:tabs>
+          <w:tab w:val="num" w:pos="4320"/>
+        </w:tabs>
+        <w:ind w:left="4320" w:hanging="360"/>
+      </w:pPr>
+      <w:rPr>
+        <w:rFonts w:ascii="Wingdings" w:hAnsi="Wingdings" w:hint="default"/>
+        <w:sz w:val="20"/>
+      </w:rPr>
+    </w:lvl>
+    <w:lvl w:ilvl="6" w:tentative="1">
+      <w:start w:val="1"/>
+      <w:numFmt w:val="bullet"/>
+      <w:lvlText w:val=""/>
+      <w:lvlJc w:val="left"/>
+      <w:pPr>
+        <w:tabs>
+          <w:tab w:val="num" w:pos="5040"/>
+        </w:tabs>
+        <w:ind w:left="5040" w:hanging="360"/>
+      </w:pPr>
+      <w:rPr>
+        <w:rFonts w:ascii="Wingdings" w:hAnsi="Wingdings" w:hint="default"/>
+        <w:sz w:val="20"/>
+      </w:rPr>
+    </w:lvl>
+    <w:lvl w:ilvl="7" w:tentative="1">
+      <w:start w:val="1"/>
+      <w:numFmt w:val="bullet"/>
+      <w:lvlText w:val=""/>
+      <w:lvlJc w:val="left"/>
+      <w:pPr>
+        <w:tabs>
+          <w:tab w:val="num" w:pos="5760"/>
+        </w:tabs>
+        <w:ind w:left="5760" w:hanging="360"/>
+      </w:pPr>
+      <w:rPr>
+        <w:rFonts w:ascii="Wingdings" w:hAnsi="Wingdings" w:hint="default"/>
+        <w:sz w:val="20"/>
+      </w:rPr>
+    </w:lvl>
+    <w:lvl w:ilvl="8" w:tentative="1">
+      <w:start w:val="1"/>
+      <w:numFmt w:val="bullet"/>
+      <w:lvlText w:val=""/>
+      <w:lvlJc w:val="left"/>
+      <w:pPr>
+        <w:tabs>
+          <w:tab w:val="num" w:pos="6480"/>
+        </w:tabs>
+        <w:ind w:left="6480" w:hanging="360"/>
+      </w:pPr>
+      <w:rPr>
+        <w:rFonts w:ascii="Wingdings" w:hAnsi="Wingdings" w:hint="default"/>
+        <w:sz w:val="20"/>
+      </w:rPr>
+    </w:lvl>
+  </w:abstractNum>
+  <w:abstractNum w:abstractNumId="16" w15:restartNumberingAfterBreak="0">
     <w:nsid w:val="4A5E345A"/>
     <w:multiLevelType w:val="multilevel"/>
     <w:tmpl w:val="52726F3C"/>
@@ -16983,7 +24719,7 @@
       </w:rPr>
     </w:lvl>
   </w:abstractNum>
-  <w:abstractNum w:abstractNumId="14" w15:restartNumberingAfterBreak="0">
+  <w:abstractNum w:abstractNumId="17" w15:restartNumberingAfterBreak="0">
     <w:nsid w:val="4B95496B"/>
     <w:multiLevelType w:val="multilevel"/>
     <w:tmpl w:val="B1549452"/>
@@ -17132,7 +24868,7 @@
       </w:rPr>
     </w:lvl>
   </w:abstractNum>
-  <w:abstractNum w:abstractNumId="15" w15:restartNumberingAfterBreak="0">
+  <w:abstractNum w:abstractNumId="18" w15:restartNumberingAfterBreak="0">
     <w:nsid w:val="50493A97"/>
     <w:multiLevelType w:val="multilevel"/>
     <w:tmpl w:val="E03049A2"/>
@@ -17281,7 +25017,7 @@
       </w:rPr>
     </w:lvl>
   </w:abstractNum>
-  <w:abstractNum w:abstractNumId="16" w15:restartNumberingAfterBreak="0">
+  <w:abstractNum w:abstractNumId="19" w15:restartNumberingAfterBreak="0">
     <w:nsid w:val="541E5835"/>
     <w:multiLevelType w:val="multilevel"/>
     <w:tmpl w:val="4EDA6A32"/>
@@ -17394,10 +25130,10 @@
       </w:pPr>
     </w:lvl>
   </w:abstractNum>
-  <w:abstractNum w:abstractNumId="17" w15:restartNumberingAfterBreak="0">
-    <w:nsid w:val="62411AE1"/>
+  <w:abstractNum w:abstractNumId="20" w15:restartNumberingAfterBreak="0">
+    <w:nsid w:val="61D2083C"/>
     <w:multiLevelType w:val="multilevel"/>
-    <w:tmpl w:val="9FBC8E50"/>
+    <w:tmpl w:val="3D869A22"/>
     <w:lvl w:ilvl="0">
       <w:start w:val="1"/>
       <w:numFmt w:val="bullet"/>
@@ -17543,10 +25279,10 @@
       </w:rPr>
     </w:lvl>
   </w:abstractNum>
-  <w:abstractNum w:abstractNumId="18" w15:restartNumberingAfterBreak="0">
-    <w:nsid w:val="76770F1B"/>
+  <w:abstractNum w:abstractNumId="21" w15:restartNumberingAfterBreak="0">
+    <w:nsid w:val="62411AE1"/>
     <w:multiLevelType w:val="multilevel"/>
-    <w:tmpl w:val="5AFC08A6"/>
+    <w:tmpl w:val="9FBC8E50"/>
     <w:lvl w:ilvl="0">
       <w:start w:val="1"/>
       <w:numFmt w:val="bullet"/>
@@ -17692,7 +25428,680 @@
       </w:rPr>
     </w:lvl>
   </w:abstractNum>
-  <w:abstractNum w:abstractNumId="19" w15:restartNumberingAfterBreak="0">
+  <w:abstractNum w:abstractNumId="22" w15:restartNumberingAfterBreak="0">
+    <w:nsid w:val="637F3F81"/>
+    <w:multiLevelType w:val="multilevel"/>
+    <w:tmpl w:val="D24C3496"/>
+    <w:lvl w:ilvl="0">
+      <w:start w:val="1"/>
+      <w:numFmt w:val="decimal"/>
+      <w:lvlText w:val="%1."/>
+      <w:lvlJc w:val="left"/>
+      <w:pPr>
+        <w:tabs>
+          <w:tab w:val="num" w:pos="720"/>
+        </w:tabs>
+        <w:ind w:left="720" w:hanging="360"/>
+      </w:pPr>
+    </w:lvl>
+    <w:lvl w:ilvl="1" w:tentative="1">
+      <w:start w:val="1"/>
+      <w:numFmt w:val="decimal"/>
+      <w:lvlText w:val="%2."/>
+      <w:lvlJc w:val="left"/>
+      <w:pPr>
+        <w:tabs>
+          <w:tab w:val="num" w:pos="1440"/>
+        </w:tabs>
+        <w:ind w:left="1440" w:hanging="360"/>
+      </w:pPr>
+    </w:lvl>
+    <w:lvl w:ilvl="2" w:tentative="1">
+      <w:start w:val="1"/>
+      <w:numFmt w:val="decimal"/>
+      <w:lvlText w:val="%3."/>
+      <w:lvlJc w:val="left"/>
+      <w:pPr>
+        <w:tabs>
+          <w:tab w:val="num" w:pos="2160"/>
+        </w:tabs>
+        <w:ind w:left="2160" w:hanging="360"/>
+      </w:pPr>
+    </w:lvl>
+    <w:lvl w:ilvl="3" w:tentative="1">
+      <w:start w:val="1"/>
+      <w:numFmt w:val="decimal"/>
+      <w:lvlText w:val="%4."/>
+      <w:lvlJc w:val="left"/>
+      <w:pPr>
+        <w:tabs>
+          <w:tab w:val="num" w:pos="2880"/>
+        </w:tabs>
+        <w:ind w:left="2880" w:hanging="360"/>
+      </w:pPr>
+    </w:lvl>
+    <w:lvl w:ilvl="4" w:tentative="1">
+      <w:start w:val="1"/>
+      <w:numFmt w:val="decimal"/>
+      <w:lvlText w:val="%5."/>
+      <w:lvlJc w:val="left"/>
+      <w:pPr>
+        <w:tabs>
+          <w:tab w:val="num" w:pos="3600"/>
+        </w:tabs>
+        <w:ind w:left="3600" w:hanging="360"/>
+      </w:pPr>
+    </w:lvl>
+    <w:lvl w:ilvl="5" w:tentative="1">
+      <w:start w:val="1"/>
+      <w:numFmt w:val="decimal"/>
+      <w:lvlText w:val="%6."/>
+      <w:lvlJc w:val="left"/>
+      <w:pPr>
+        <w:tabs>
+          <w:tab w:val="num" w:pos="4320"/>
+        </w:tabs>
+        <w:ind w:left="4320" w:hanging="360"/>
+      </w:pPr>
+    </w:lvl>
+    <w:lvl w:ilvl="6" w:tentative="1">
+      <w:start w:val="1"/>
+      <w:numFmt w:val="decimal"/>
+      <w:lvlText w:val="%7."/>
+      <w:lvlJc w:val="left"/>
+      <w:pPr>
+        <w:tabs>
+          <w:tab w:val="num" w:pos="5040"/>
+        </w:tabs>
+        <w:ind w:left="5040" w:hanging="360"/>
+      </w:pPr>
+    </w:lvl>
+    <w:lvl w:ilvl="7" w:tentative="1">
+      <w:start w:val="1"/>
+      <w:numFmt w:val="decimal"/>
+      <w:lvlText w:val="%8."/>
+      <w:lvlJc w:val="left"/>
+      <w:pPr>
+        <w:tabs>
+          <w:tab w:val="num" w:pos="5760"/>
+        </w:tabs>
+        <w:ind w:left="5760" w:hanging="360"/>
+      </w:pPr>
+    </w:lvl>
+    <w:lvl w:ilvl="8" w:tentative="1">
+      <w:start w:val="1"/>
+      <w:numFmt w:val="decimal"/>
+      <w:lvlText w:val="%9."/>
+      <w:lvlJc w:val="left"/>
+      <w:pPr>
+        <w:tabs>
+          <w:tab w:val="num" w:pos="6480"/>
+        </w:tabs>
+        <w:ind w:left="6480" w:hanging="360"/>
+      </w:pPr>
+    </w:lvl>
+  </w:abstractNum>
+  <w:abstractNum w:abstractNumId="23" w15:restartNumberingAfterBreak="0">
+    <w:nsid w:val="68914A02"/>
+    <w:multiLevelType w:val="multilevel"/>
+    <w:tmpl w:val="F3D836C6"/>
+    <w:lvl w:ilvl="0">
+      <w:start w:val="1"/>
+      <w:numFmt w:val="decimal"/>
+      <w:lvlText w:val="%1."/>
+      <w:lvlJc w:val="left"/>
+      <w:pPr>
+        <w:tabs>
+          <w:tab w:val="num" w:pos="720"/>
+        </w:tabs>
+        <w:ind w:left="720" w:hanging="360"/>
+      </w:pPr>
+    </w:lvl>
+    <w:lvl w:ilvl="1" w:tentative="1">
+      <w:start w:val="1"/>
+      <w:numFmt w:val="decimal"/>
+      <w:lvlText w:val="%2."/>
+      <w:lvlJc w:val="left"/>
+      <w:pPr>
+        <w:tabs>
+          <w:tab w:val="num" w:pos="1440"/>
+        </w:tabs>
+        <w:ind w:left="1440" w:hanging="360"/>
+      </w:pPr>
+    </w:lvl>
+    <w:lvl w:ilvl="2" w:tentative="1">
+      <w:start w:val="1"/>
+      <w:numFmt w:val="decimal"/>
+      <w:lvlText w:val="%3."/>
+      <w:lvlJc w:val="left"/>
+      <w:pPr>
+        <w:tabs>
+          <w:tab w:val="num" w:pos="2160"/>
+        </w:tabs>
+        <w:ind w:left="2160" w:hanging="360"/>
+      </w:pPr>
+    </w:lvl>
+    <w:lvl w:ilvl="3" w:tentative="1">
+      <w:start w:val="1"/>
+      <w:numFmt w:val="decimal"/>
+      <w:lvlText w:val="%4."/>
+      <w:lvlJc w:val="left"/>
+      <w:pPr>
+        <w:tabs>
+          <w:tab w:val="num" w:pos="2880"/>
+        </w:tabs>
+        <w:ind w:left="2880" w:hanging="360"/>
+      </w:pPr>
+    </w:lvl>
+    <w:lvl w:ilvl="4" w:tentative="1">
+      <w:start w:val="1"/>
+      <w:numFmt w:val="decimal"/>
+      <w:lvlText w:val="%5."/>
+      <w:lvlJc w:val="left"/>
+      <w:pPr>
+        <w:tabs>
+          <w:tab w:val="num" w:pos="3600"/>
+        </w:tabs>
+        <w:ind w:left="3600" w:hanging="360"/>
+      </w:pPr>
+    </w:lvl>
+    <w:lvl w:ilvl="5" w:tentative="1">
+      <w:start w:val="1"/>
+      <w:numFmt w:val="decimal"/>
+      <w:lvlText w:val="%6."/>
+      <w:lvlJc w:val="left"/>
+      <w:pPr>
+        <w:tabs>
+          <w:tab w:val="num" w:pos="4320"/>
+        </w:tabs>
+        <w:ind w:left="4320" w:hanging="360"/>
+      </w:pPr>
+    </w:lvl>
+    <w:lvl w:ilvl="6" w:tentative="1">
+      <w:start w:val="1"/>
+      <w:numFmt w:val="decimal"/>
+      <w:lvlText w:val="%7."/>
+      <w:lvlJc w:val="left"/>
+      <w:pPr>
+        <w:tabs>
+          <w:tab w:val="num" w:pos="5040"/>
+        </w:tabs>
+        <w:ind w:left="5040" w:hanging="360"/>
+      </w:pPr>
+    </w:lvl>
+    <w:lvl w:ilvl="7" w:tentative="1">
+      <w:start w:val="1"/>
+      <w:numFmt w:val="decimal"/>
+      <w:lvlText w:val="%8."/>
+      <w:lvlJc w:val="left"/>
+      <w:pPr>
+        <w:tabs>
+          <w:tab w:val="num" w:pos="5760"/>
+        </w:tabs>
+        <w:ind w:left="5760" w:hanging="360"/>
+      </w:pPr>
+    </w:lvl>
+    <w:lvl w:ilvl="8" w:tentative="1">
+      <w:start w:val="1"/>
+      <w:numFmt w:val="decimal"/>
+      <w:lvlText w:val="%9."/>
+      <w:lvlJc w:val="left"/>
+      <w:pPr>
+        <w:tabs>
+          <w:tab w:val="num" w:pos="6480"/>
+        </w:tabs>
+        <w:ind w:left="6480" w:hanging="360"/>
+      </w:pPr>
+    </w:lvl>
+  </w:abstractNum>
+  <w:abstractNum w:abstractNumId="24" w15:restartNumberingAfterBreak="0">
+    <w:nsid w:val="70511BE8"/>
+    <w:multiLevelType w:val="multilevel"/>
+    <w:tmpl w:val="A254176C"/>
+    <w:lvl w:ilvl="0">
+      <w:start w:val="1"/>
+      <w:numFmt w:val="bullet"/>
+      <w:lvlText w:val=""/>
+      <w:lvlJc w:val="left"/>
+      <w:pPr>
+        <w:tabs>
+          <w:tab w:val="num" w:pos="720"/>
+        </w:tabs>
+        <w:ind w:left="720" w:hanging="360"/>
+      </w:pPr>
+      <w:rPr>
+        <w:rFonts w:ascii="Symbol" w:hAnsi="Symbol" w:hint="default"/>
+        <w:sz w:val="20"/>
+      </w:rPr>
+    </w:lvl>
+    <w:lvl w:ilvl="1" w:tentative="1">
+      <w:start w:val="1"/>
+      <w:numFmt w:val="bullet"/>
+      <w:lvlText w:val="o"/>
+      <w:lvlJc w:val="left"/>
+      <w:pPr>
+        <w:tabs>
+          <w:tab w:val="num" w:pos="1440"/>
+        </w:tabs>
+        <w:ind w:left="1440" w:hanging="360"/>
+      </w:pPr>
+      <w:rPr>
+        <w:rFonts w:ascii="Courier New" w:hAnsi="Courier New" w:hint="default"/>
+        <w:sz w:val="20"/>
+      </w:rPr>
+    </w:lvl>
+    <w:lvl w:ilvl="2" w:tentative="1">
+      <w:start w:val="1"/>
+      <w:numFmt w:val="bullet"/>
+      <w:lvlText w:val=""/>
+      <w:lvlJc w:val="left"/>
+      <w:pPr>
+        <w:tabs>
+          <w:tab w:val="num" w:pos="2160"/>
+        </w:tabs>
+        <w:ind w:left="2160" w:hanging="360"/>
+      </w:pPr>
+      <w:rPr>
+        <w:rFonts w:ascii="Wingdings" w:hAnsi="Wingdings" w:hint="default"/>
+        <w:sz w:val="20"/>
+      </w:rPr>
+    </w:lvl>
+    <w:lvl w:ilvl="3" w:tentative="1">
+      <w:start w:val="1"/>
+      <w:numFmt w:val="bullet"/>
+      <w:lvlText w:val=""/>
+      <w:lvlJc w:val="left"/>
+      <w:pPr>
+        <w:tabs>
+          <w:tab w:val="num" w:pos="2880"/>
+        </w:tabs>
+        <w:ind w:left="2880" w:hanging="360"/>
+      </w:pPr>
+      <w:rPr>
+        <w:rFonts w:ascii="Wingdings" w:hAnsi="Wingdings" w:hint="default"/>
+        <w:sz w:val="20"/>
+      </w:rPr>
+    </w:lvl>
+    <w:lvl w:ilvl="4" w:tentative="1">
+      <w:start w:val="1"/>
+      <w:numFmt w:val="bullet"/>
+      <w:lvlText w:val=""/>
+      <w:lvlJc w:val="left"/>
+      <w:pPr>
+        <w:tabs>
+          <w:tab w:val="num" w:pos="3600"/>
+        </w:tabs>
+        <w:ind w:left="3600" w:hanging="360"/>
+      </w:pPr>
+      <w:rPr>
+        <w:rFonts w:ascii="Wingdings" w:hAnsi="Wingdings" w:hint="default"/>
+        <w:sz w:val="20"/>
+      </w:rPr>
+    </w:lvl>
+    <w:lvl w:ilvl="5" w:tentative="1">
+      <w:start w:val="1"/>
+      <w:numFmt w:val="bullet"/>
+      <w:lvlText w:val=""/>
+      <w:lvlJc w:val="left"/>
+      <w:pPr>
+        <w:tabs>
+          <w:tab w:val="num" w:pos="4320"/>
+        </w:tabs>
+        <w:ind w:left="4320" w:hanging="360"/>
+      </w:pPr>
+      <w:rPr>
+        <w:rFonts w:ascii="Wingdings" w:hAnsi="Wingdings" w:hint="default"/>
+        <w:sz w:val="20"/>
+      </w:rPr>
+    </w:lvl>
+    <w:lvl w:ilvl="6" w:tentative="1">
+      <w:start w:val="1"/>
+      <w:numFmt w:val="bullet"/>
+      <w:lvlText w:val=""/>
+      <w:lvlJc w:val="left"/>
+      <w:pPr>
+        <w:tabs>
+          <w:tab w:val="num" w:pos="5040"/>
+        </w:tabs>
+        <w:ind w:left="5040" w:hanging="360"/>
+      </w:pPr>
+      <w:rPr>
+        <w:rFonts w:ascii="Wingdings" w:hAnsi="Wingdings" w:hint="default"/>
+        <w:sz w:val="20"/>
+      </w:rPr>
+    </w:lvl>
+    <w:lvl w:ilvl="7" w:tentative="1">
+      <w:start w:val="1"/>
+      <w:numFmt w:val="bullet"/>
+      <w:lvlText w:val=""/>
+      <w:lvlJc w:val="left"/>
+      <w:pPr>
+        <w:tabs>
+          <w:tab w:val="num" w:pos="5760"/>
+        </w:tabs>
+        <w:ind w:left="5760" w:hanging="360"/>
+      </w:pPr>
+      <w:rPr>
+        <w:rFonts w:ascii="Wingdings" w:hAnsi="Wingdings" w:hint="default"/>
+        <w:sz w:val="20"/>
+      </w:rPr>
+    </w:lvl>
+    <w:lvl w:ilvl="8" w:tentative="1">
+      <w:start w:val="1"/>
+      <w:numFmt w:val="bullet"/>
+      <w:lvlText w:val=""/>
+      <w:lvlJc w:val="left"/>
+      <w:pPr>
+        <w:tabs>
+          <w:tab w:val="num" w:pos="6480"/>
+        </w:tabs>
+        <w:ind w:left="6480" w:hanging="360"/>
+      </w:pPr>
+      <w:rPr>
+        <w:rFonts w:ascii="Wingdings" w:hAnsi="Wingdings" w:hint="default"/>
+        <w:sz w:val="20"/>
+      </w:rPr>
+    </w:lvl>
+  </w:abstractNum>
+  <w:abstractNum w:abstractNumId="25" w15:restartNumberingAfterBreak="0">
+    <w:nsid w:val="76770F1B"/>
+    <w:multiLevelType w:val="multilevel"/>
+    <w:tmpl w:val="5AFC08A6"/>
+    <w:lvl w:ilvl="0">
+      <w:start w:val="1"/>
+      <w:numFmt w:val="bullet"/>
+      <w:lvlText w:val=""/>
+      <w:lvlJc w:val="left"/>
+      <w:pPr>
+        <w:tabs>
+          <w:tab w:val="num" w:pos="720"/>
+        </w:tabs>
+        <w:ind w:left="720" w:hanging="360"/>
+      </w:pPr>
+      <w:rPr>
+        <w:rFonts w:ascii="Symbol" w:hAnsi="Symbol" w:hint="default"/>
+        <w:sz w:val="20"/>
+      </w:rPr>
+    </w:lvl>
+    <w:lvl w:ilvl="1" w:tentative="1">
+      <w:start w:val="1"/>
+      <w:numFmt w:val="bullet"/>
+      <w:lvlText w:val="o"/>
+      <w:lvlJc w:val="left"/>
+      <w:pPr>
+        <w:tabs>
+          <w:tab w:val="num" w:pos="1440"/>
+        </w:tabs>
+        <w:ind w:left="1440" w:hanging="360"/>
+      </w:pPr>
+      <w:rPr>
+        <w:rFonts w:ascii="Courier New" w:hAnsi="Courier New" w:hint="default"/>
+        <w:sz w:val="20"/>
+      </w:rPr>
+    </w:lvl>
+    <w:lvl w:ilvl="2" w:tentative="1">
+      <w:start w:val="1"/>
+      <w:numFmt w:val="bullet"/>
+      <w:lvlText w:val=""/>
+      <w:lvlJc w:val="left"/>
+      <w:pPr>
+        <w:tabs>
+          <w:tab w:val="num" w:pos="2160"/>
+        </w:tabs>
+        <w:ind w:left="2160" w:hanging="360"/>
+      </w:pPr>
+      <w:rPr>
+        <w:rFonts w:ascii="Wingdings" w:hAnsi="Wingdings" w:hint="default"/>
+        <w:sz w:val="20"/>
+      </w:rPr>
+    </w:lvl>
+    <w:lvl w:ilvl="3" w:tentative="1">
+      <w:start w:val="1"/>
+      <w:numFmt w:val="bullet"/>
+      <w:lvlText w:val=""/>
+      <w:lvlJc w:val="left"/>
+      <w:pPr>
+        <w:tabs>
+          <w:tab w:val="num" w:pos="2880"/>
+        </w:tabs>
+        <w:ind w:left="2880" w:hanging="360"/>
+      </w:pPr>
+      <w:rPr>
+        <w:rFonts w:ascii="Wingdings" w:hAnsi="Wingdings" w:hint="default"/>
+        <w:sz w:val="20"/>
+      </w:rPr>
+    </w:lvl>
+    <w:lvl w:ilvl="4" w:tentative="1">
+      <w:start w:val="1"/>
+      <w:numFmt w:val="bullet"/>
+      <w:lvlText w:val=""/>
+      <w:lvlJc w:val="left"/>
+      <w:pPr>
+        <w:tabs>
+          <w:tab w:val="num" w:pos="3600"/>
+        </w:tabs>
+        <w:ind w:left="3600" w:hanging="360"/>
+      </w:pPr>
+      <w:rPr>
+        <w:rFonts w:ascii="Wingdings" w:hAnsi="Wingdings" w:hint="default"/>
+        <w:sz w:val="20"/>
+      </w:rPr>
+    </w:lvl>
+    <w:lvl w:ilvl="5" w:tentative="1">
+      <w:start w:val="1"/>
+      <w:numFmt w:val="bullet"/>
+      <w:lvlText w:val=""/>
+      <w:lvlJc w:val="left"/>
+      <w:pPr>
+        <w:tabs>
+          <w:tab w:val="num" w:pos="4320"/>
+        </w:tabs>
+        <w:ind w:left="4320" w:hanging="360"/>
+      </w:pPr>
+      <w:rPr>
+        <w:rFonts w:ascii="Wingdings" w:hAnsi="Wingdings" w:hint="default"/>
+        <w:sz w:val="20"/>
+      </w:rPr>
+    </w:lvl>
+    <w:lvl w:ilvl="6" w:tentative="1">
+      <w:start w:val="1"/>
+      <w:numFmt w:val="bullet"/>
+      <w:lvlText w:val=""/>
+      <w:lvlJc w:val="left"/>
+      <w:pPr>
+        <w:tabs>
+          <w:tab w:val="num" w:pos="5040"/>
+        </w:tabs>
+        <w:ind w:left="5040" w:hanging="360"/>
+      </w:pPr>
+      <w:rPr>
+        <w:rFonts w:ascii="Wingdings" w:hAnsi="Wingdings" w:hint="default"/>
+        <w:sz w:val="20"/>
+      </w:rPr>
+    </w:lvl>
+    <w:lvl w:ilvl="7" w:tentative="1">
+      <w:start w:val="1"/>
+      <w:numFmt w:val="bullet"/>
+      <w:lvlText w:val=""/>
+      <w:lvlJc w:val="left"/>
+      <w:pPr>
+        <w:tabs>
+          <w:tab w:val="num" w:pos="5760"/>
+        </w:tabs>
+        <w:ind w:left="5760" w:hanging="360"/>
+      </w:pPr>
+      <w:rPr>
+        <w:rFonts w:ascii="Wingdings" w:hAnsi="Wingdings" w:hint="default"/>
+        <w:sz w:val="20"/>
+      </w:rPr>
+    </w:lvl>
+    <w:lvl w:ilvl="8" w:tentative="1">
+      <w:start w:val="1"/>
+      <w:numFmt w:val="bullet"/>
+      <w:lvlText w:val=""/>
+      <w:lvlJc w:val="left"/>
+      <w:pPr>
+        <w:tabs>
+          <w:tab w:val="num" w:pos="6480"/>
+        </w:tabs>
+        <w:ind w:left="6480" w:hanging="360"/>
+      </w:pPr>
+      <w:rPr>
+        <w:rFonts w:ascii="Wingdings" w:hAnsi="Wingdings" w:hint="default"/>
+        <w:sz w:val="20"/>
+      </w:rPr>
+    </w:lvl>
+  </w:abstractNum>
+  <w:abstractNum w:abstractNumId="26" w15:restartNumberingAfterBreak="0">
+    <w:nsid w:val="78233564"/>
+    <w:multiLevelType w:val="multilevel"/>
+    <w:tmpl w:val="F2F66298"/>
+    <w:lvl w:ilvl="0">
+      <w:start w:val="1"/>
+      <w:numFmt w:val="bullet"/>
+      <w:lvlText w:val=""/>
+      <w:lvlJc w:val="left"/>
+      <w:pPr>
+        <w:tabs>
+          <w:tab w:val="num" w:pos="720"/>
+        </w:tabs>
+        <w:ind w:left="720" w:hanging="360"/>
+      </w:pPr>
+      <w:rPr>
+        <w:rFonts w:ascii="Symbol" w:hAnsi="Symbol" w:hint="default"/>
+        <w:sz w:val="20"/>
+      </w:rPr>
+    </w:lvl>
+    <w:lvl w:ilvl="1" w:tentative="1">
+      <w:start w:val="1"/>
+      <w:numFmt w:val="bullet"/>
+      <w:lvlText w:val="o"/>
+      <w:lvlJc w:val="left"/>
+      <w:pPr>
+        <w:tabs>
+          <w:tab w:val="num" w:pos="1440"/>
+        </w:tabs>
+        <w:ind w:left="1440" w:hanging="360"/>
+      </w:pPr>
+      <w:rPr>
+        <w:rFonts w:ascii="Courier New" w:hAnsi="Courier New" w:hint="default"/>
+        <w:sz w:val="20"/>
+      </w:rPr>
+    </w:lvl>
+    <w:lvl w:ilvl="2" w:tentative="1">
+      <w:start w:val="1"/>
+      <w:numFmt w:val="bullet"/>
+      <w:lvlText w:val=""/>
+      <w:lvlJc w:val="left"/>
+      <w:pPr>
+        <w:tabs>
+          <w:tab w:val="num" w:pos="2160"/>
+        </w:tabs>
+        <w:ind w:left="2160" w:hanging="360"/>
+      </w:pPr>
+      <w:rPr>
+        <w:rFonts w:ascii="Wingdings" w:hAnsi="Wingdings" w:hint="default"/>
+        <w:sz w:val="20"/>
+      </w:rPr>
+    </w:lvl>
+    <w:lvl w:ilvl="3" w:tentative="1">
+      <w:start w:val="1"/>
+      <w:numFmt w:val="bullet"/>
+      <w:lvlText w:val=""/>
+      <w:lvlJc w:val="left"/>
+      <w:pPr>
+        <w:tabs>
+          <w:tab w:val="num" w:pos="2880"/>
+        </w:tabs>
+        <w:ind w:left="2880" w:hanging="360"/>
+      </w:pPr>
+      <w:rPr>
+        <w:rFonts w:ascii="Wingdings" w:hAnsi="Wingdings" w:hint="default"/>
+        <w:sz w:val="20"/>
+      </w:rPr>
+    </w:lvl>
+    <w:lvl w:ilvl="4" w:tentative="1">
+      <w:start w:val="1"/>
+      <w:numFmt w:val="bullet"/>
+      <w:lvlText w:val=""/>
+      <w:lvlJc w:val="left"/>
+      <w:pPr>
+        <w:tabs>
+          <w:tab w:val="num" w:pos="3600"/>
+        </w:tabs>
+        <w:ind w:left="3600" w:hanging="360"/>
+      </w:pPr>
+      <w:rPr>
+        <w:rFonts w:ascii="Wingdings" w:hAnsi="Wingdings" w:hint="default"/>
+        <w:sz w:val="20"/>
+      </w:rPr>
+    </w:lvl>
+    <w:lvl w:ilvl="5" w:tentative="1">
+      <w:start w:val="1"/>
+      <w:numFmt w:val="bullet"/>
+      <w:lvlText w:val=""/>
+      <w:lvlJc w:val="left"/>
+      <w:pPr>
+        <w:tabs>
+          <w:tab w:val="num" w:pos="4320"/>
+        </w:tabs>
+        <w:ind w:left="4320" w:hanging="360"/>
+      </w:pPr>
+      <w:rPr>
+        <w:rFonts w:ascii="Wingdings" w:hAnsi="Wingdings" w:hint="default"/>
+        <w:sz w:val="20"/>
+      </w:rPr>
+    </w:lvl>
+    <w:lvl w:ilvl="6" w:tentative="1">
+      <w:start w:val="1"/>
+      <w:numFmt w:val="bullet"/>
+      <w:lvlText w:val=""/>
+      <w:lvlJc w:val="left"/>
+      <w:pPr>
+        <w:tabs>
+          <w:tab w:val="num" w:pos="5040"/>
+        </w:tabs>
+        <w:ind w:left="5040" w:hanging="360"/>
+      </w:pPr>
+      <w:rPr>
+        <w:rFonts w:ascii="Wingdings" w:hAnsi="Wingdings" w:hint="default"/>
+        <w:sz w:val="20"/>
+      </w:rPr>
+    </w:lvl>
+    <w:lvl w:ilvl="7" w:tentative="1">
+      <w:start w:val="1"/>
+      <w:numFmt w:val="bullet"/>
+      <w:lvlText w:val=""/>
+      <w:lvlJc w:val="left"/>
+      <w:pPr>
+        <w:tabs>
+          <w:tab w:val="num" w:pos="5760"/>
+        </w:tabs>
+        <w:ind w:left="5760" w:hanging="360"/>
+      </w:pPr>
+      <w:rPr>
+        <w:rFonts w:ascii="Wingdings" w:hAnsi="Wingdings" w:hint="default"/>
+        <w:sz w:val="20"/>
+      </w:rPr>
+    </w:lvl>
+    <w:lvl w:ilvl="8" w:tentative="1">
+      <w:start w:val="1"/>
+      <w:numFmt w:val="bullet"/>
+      <w:lvlText w:val=""/>
+      <w:lvlJc w:val="left"/>
+      <w:pPr>
+        <w:tabs>
+          <w:tab w:val="num" w:pos="6480"/>
+        </w:tabs>
+        <w:ind w:left="6480" w:hanging="360"/>
+      </w:pPr>
+      <w:rPr>
+        <w:rFonts w:ascii="Wingdings" w:hAnsi="Wingdings" w:hint="default"/>
+        <w:sz w:val="20"/>
+      </w:rPr>
+    </w:lvl>
+  </w:abstractNum>
+  <w:abstractNum w:abstractNumId="27" w15:restartNumberingAfterBreak="0">
     <w:nsid w:val="7CB16BD5"/>
     <w:multiLevelType w:val="hybridMultilevel"/>
     <w:tmpl w:val="91D41C1E"/>
@@ -17782,106 +26191,130 @@
     </w:lvl>
   </w:abstractNum>
   <w:num w:numId="1">
-    <w:abstractNumId w:val="19"/>
+    <w:abstractNumId w:val="27"/>
   </w:num>
   <w:num w:numId="2">
     <w:abstractNumId w:val="0"/>
   </w:num>
   <w:num w:numId="3">
-    <w:abstractNumId w:val="15"/>
+    <w:abstractNumId w:val="18"/>
   </w:num>
   <w:num w:numId="4">
-    <w:abstractNumId w:val="14"/>
+    <w:abstractNumId w:val="17"/>
   </w:num>
   <w:num w:numId="5">
-    <w:abstractNumId w:val="9"/>
+    <w:abstractNumId w:val="12"/>
   </w:num>
   <w:num w:numId="6">
-    <w:abstractNumId w:val="5"/>
+    <w:abstractNumId w:val="6"/>
   </w:num>
   <w:num w:numId="7">
-    <w:abstractNumId w:val="8"/>
+    <w:abstractNumId w:val="11"/>
   </w:num>
   <w:num w:numId="8">
-    <w:abstractNumId w:val="17"/>
+    <w:abstractNumId w:val="21"/>
   </w:num>
   <w:num w:numId="9">
     <w:abstractNumId w:val="3"/>
   </w:num>
   <w:num w:numId="10">
-    <w:abstractNumId w:val="6"/>
+    <w:abstractNumId w:val="7"/>
   </w:num>
   <w:num w:numId="11">
-    <w:abstractNumId w:val="10"/>
+    <w:abstractNumId w:val="13"/>
   </w:num>
   <w:num w:numId="12">
-    <w:abstractNumId w:val="18"/>
+    <w:abstractNumId w:val="25"/>
   </w:num>
   <w:num w:numId="13">
-    <w:abstractNumId w:val="4"/>
+    <w:abstractNumId w:val="5"/>
   </w:num>
   <w:num w:numId="14">
     <w:abstractNumId w:val="1"/>
   </w:num>
   <w:num w:numId="15">
-    <w:abstractNumId w:val="16"/>
+    <w:abstractNumId w:val="19"/>
   </w:num>
   <w:num w:numId="16">
-    <w:abstractNumId w:val="12"/>
+    <w:abstractNumId w:val="15"/>
   </w:num>
   <w:num w:numId="17">
-    <w:abstractNumId w:val="11"/>
+    <w:abstractNumId w:val="14"/>
   </w:num>
   <w:num w:numId="18">
-    <w:abstractNumId w:val="7"/>
+    <w:abstractNumId w:val="9"/>
     <w:lvlOverride w:ilvl="0">
       <w:startOverride w:val="1"/>
     </w:lvlOverride>
   </w:num>
   <w:num w:numId="19">
-    <w:abstractNumId w:val="7"/>
+    <w:abstractNumId w:val="9"/>
     <w:lvlOverride w:ilvl="0">
       <w:startOverride w:val="2"/>
     </w:lvlOverride>
   </w:num>
   <w:num w:numId="20">
-    <w:abstractNumId w:val="7"/>
+    <w:abstractNumId w:val="9"/>
     <w:lvlOverride w:ilvl="0">
       <w:startOverride w:val="3"/>
     </w:lvlOverride>
   </w:num>
   <w:num w:numId="21">
-    <w:abstractNumId w:val="7"/>
+    <w:abstractNumId w:val="9"/>
     <w:lvlOverride w:ilvl="0">
       <w:startOverride w:val="4"/>
     </w:lvlOverride>
   </w:num>
   <w:num w:numId="22">
-    <w:abstractNumId w:val="13"/>
+    <w:abstractNumId w:val="16"/>
     <w:lvlOverride w:ilvl="0">
       <w:startOverride w:val="1"/>
     </w:lvlOverride>
   </w:num>
   <w:num w:numId="23">
-    <w:abstractNumId w:val="13"/>
+    <w:abstractNumId w:val="16"/>
     <w:lvlOverride w:ilvl="0">
       <w:startOverride w:val="2"/>
     </w:lvlOverride>
   </w:num>
   <w:num w:numId="24">
-    <w:abstractNumId w:val="13"/>
+    <w:abstractNumId w:val="16"/>
     <w:lvlOverride w:ilvl="0">
       <w:startOverride w:val="3"/>
     </w:lvlOverride>
   </w:num>
   <w:num w:numId="25">
-    <w:abstractNumId w:val="13"/>
+    <w:abstractNumId w:val="16"/>
     <w:lvlOverride w:ilvl="0">
       <w:startOverride w:val="4"/>
     </w:lvlOverride>
   </w:num>
   <w:num w:numId="26">
     <w:abstractNumId w:val="2"/>
+  </w:num>
+  <w:num w:numId="27">
+    <w:abstractNumId w:val="24"/>
+  </w:num>
+  <w:num w:numId="28">
+    <w:abstractNumId w:val="26"/>
+  </w:num>
+  <w:num w:numId="29">
+    <w:abstractNumId w:val="23"/>
+  </w:num>
+  <w:num w:numId="30">
+    <w:abstractNumId w:val="4"/>
+  </w:num>
+  <w:num w:numId="31">
+    <w:abstractNumId w:val="10"/>
+  </w:num>
+  <w:num w:numId="32">
+    <w:abstractNumId w:val="20"/>
+  </w:num>
+  <w:num w:numId="33">
+    <w:abstractNumId w:val="8"/>
+  </w:num>
+  <w:num w:numId="34">
+    <w:abstractNumId w:val="22"/>
   </w:num>
 </w:numbering>
 </file>
@@ -18700,6 +27133,20 @@
       <w:u w:val="single"/>
     </w:rPr>
   </w:style>
+  <w:style w:type="paragraph" w:customStyle="1" w:styleId="pdq2pgselectionanchorcontainer">
+    <w:name w:val="pdq2pg_selectionanchorcontainer"/>
+    <w:basedOn w:val="Normal"/>
+    <w:rsid w:val="00395E0F"/>
+    <w:pPr>
+      <w:spacing w:before="100" w:beforeAutospacing="1" w:after="100" w:afterAutospacing="1" w:line="240" w:lineRule="auto"/>
+    </w:pPr>
+    <w:rPr>
+      <w:rFonts w:ascii="Times New Roman" w:eastAsia="Times New Roman" w:hAnsi="Times New Roman" w:cs="Times New Roman"/>
+      <w:sz w:val="24"/>
+      <w:szCs w:val="24"/>
+      <w:lang w:eastAsia="en-IN"/>
+    </w:rPr>
+  </w:style>
 </w:styles>
 </file>
 
